--- a/Documents/traffic_violation_detection.docx
+++ b/Documents/traffic_violation_detection.docx
@@ -1,21 +1,24 @@
 
 <file path=word/document.xml><?xml version="1.0" encoding="utf-8"?>
-<w:document xmlns:cx="http://schemas.microsoft.com/office/drawing/2014/chartex" xmlns:cx1="http://schemas.microsoft.com/office/drawing/2015/9/8/chartex" xmlns:cx2="http://schemas.microsoft.com/office/drawing/2015/10/21/chartex" xmlns:cx3="http://schemas.microsoft.com/office/drawing/2016/5/9/chartex" xmlns:cx4="http://schemas.microsoft.com/office/drawing/2016/5/10/chartex" xmlns:cx5="http://schemas.microsoft.com/office/drawing/2016/5/11/chartex" xmlns:cx6="http://schemas.microsoft.com/office/drawing/2016/5/12/chartex" xmlns:cx7="http://schemas.microsoft.com/office/drawing/2016/5/13/chartex" xmlns:cx8="http://schemas.microsoft.com/office/drawing/2016/5/14/chartex" xmlns:mc="http://schemas.openxmlformats.org/markup-compatibility/2006" xmlns:aink="http://schemas.microsoft.com/office/drawing/2016/ink" xmlns:am3d="http://schemas.microsoft.com/office/drawing/2017/model3d" xmlns:o="urn:schemas-microsoft-com:office:office" xmlns:oel="http://schemas.microsoft.com/office/2019/extlst" xmlns:r="http://purl.oclc.org/ooxml/officeDocument/relationships" xmlns:m="http://purl.oclc.org/ooxml/officeDocument/math" xmlns:v="urn:schemas-microsoft-com:vml" xmlns:wp14="http://schemas.microsoft.com/office/word/2010/wordprocessingDrawing" xmlns:wp="http://purl.oclc.org/ooxml/drawingml/wordprocessingDrawing" xmlns:w10="urn:schemas-microsoft-com:office:word" xmlns:w="http://purl.oclc.org/ooxml/wordprocessingml/main" xmlns:w14="http://schemas.microsoft.com/office/word/2010/wordml" xmlns:w15="http://schemas.microsoft.com/office/word/2012/wordml" xmlns:w16cex="http://schemas.microsoft.com/office/word/2018/wordml/cex" xmlns:w16cid="http://schemas.microsoft.com/office/word/2016/wordml/cid" xmlns:w16="http://schemas.microsoft.com/office/word/2018/wordml" xmlns:w16du="http://schemas.microsoft.com/office/word/2023/wordml/word16du" xmlns:w16sdtdh="http://schemas.microsoft.com/office/word/2020/wordml/sdtdatahash" xmlns:w16sdtfl="http://schemas.microsoft.com/office/word/2024/wordml/sdtformatlock" xmlns:w16se="http://schemas.microsoft.com/office/word/2015/wordml/symex" xmlns:wpi="http://schemas.microsoft.com/office/word/2010/wordprocessingInk" xmlns:wne="http://schemas.microsoft.com/office/word/2006/wordml" w:conformance="strict" mc:Ignorable="w14 w15 w16se w16cid w16 w16cex w16sdtdh w16sdtfl w16du wne wp14">
+<w:document xmlns:cx="http://schemas.microsoft.com/office/drawing/2014/chartex" xmlns:cx1="http://schemas.microsoft.com/office/drawing/2015/9/8/chartex" xmlns:cx2="http://schemas.microsoft.com/office/drawing/2015/10/21/chartex" xmlns:cx3="http://schemas.microsoft.com/office/drawing/2016/5/9/chartex" xmlns:cx4="http://schemas.microsoft.com/office/drawing/2016/5/10/chartex" xmlns:cx5="http://schemas.microsoft.com/office/drawing/2016/5/11/chartex" xmlns:cx6="http://schemas.microsoft.com/office/drawing/2016/5/12/chartex" xmlns:cx7="http://schemas.microsoft.com/office/drawing/2016/5/13/chartex" xmlns:cx8="http://schemas.microsoft.com/office/drawing/2016/5/14/chartex" xmlns:mc="http://schemas.openxmlformats.org/markup-compatibility/2006" xmlns:aink="http://schemas.microsoft.com/office/drawing/2016/ink" xmlns:am3d="http://schemas.microsoft.com/office/drawing/2017/model3d" xmlns:o="urn:schemas-microsoft-com:office:office" xmlns:oel="http://schemas.microsoft.com/office/2019/extlst" xmlns:r="http://purl.oclc.org/ooxml/officeDocument/relationships" xmlns:m="http://purl.oclc.org/ooxml/officeDocument/math" xmlns:v="urn:schemas-microsoft-com:vml" xmlns:wp14="http://schemas.microsoft.com/office/word/2010/wordprocessingDrawing" xmlns:wp="http://purl.oclc.org/ooxml/drawingml/wordprocessingDrawing" xmlns:w10="urn:schemas-microsoft-com:office:word" xmlns:w="http://purl.oclc.org/ooxml/wordprocessingml/main" xmlns:w14="http://schemas.microsoft.com/office/word/2010/wordml" xmlns:w15="http://schemas.microsoft.com/office/word/2012/wordml" xmlns:w16cex="http://schemas.microsoft.com/office/word/2018/wordml/cex" xmlns:w16cid="http://schemas.microsoft.com/office/word/2016/wordml/cid" xmlns:w16="http://schemas.microsoft.com/office/word/2018/wordml" xmlns:w16du="http://schemas.microsoft.com/office/word/2023/wordml/word16du" xmlns:w16sdtdh="http://schemas.microsoft.com/office/word/2020/wordml/sdtdatahash" xmlns:w16sdtfl="http://schemas.microsoft.com/office/word/2024/wordml/sdtformatlock" xmlns:w16se="http://schemas.microsoft.com/office/word/2015/wordml/symex" xmlns:wpi="http://schemas.microsoft.com/office/word/2010/wordprocessingInk" xmlns:wne="http://schemas.microsoft.com/office/word/2006/wordml" mc:Ignorable="w14 w15 w16se w16cid w16 w16cex w16sdtdh w16sdtfl w16du wne wp14" w:conformance="strict">
   <w:body>
     <w:p>
       <w:pPr>
         <w:pStyle w:val="papertitle"/>
         <w:sectPr>
           <w:footerReference w:type="first" r:id="rId8"/>
-          <w:pgSz w:w="595.3pt" w:h="841.9pt" w:orient="portrait" w:code="9"/>
+          <w:pgSz w:w="595.30pt" w:h="841.90pt" w:code="9"/>
           <w:pgMar w:top="27pt" w:right="44.65pt" w:bottom="72pt" w:left="44.65pt" w:header="36pt" w:footer="36pt" w:gutter="0pt"/>
-          <w:cols w:space="720"/>
+          <w:cols w:space="36pt"/>
           <w:titlePg/>
           <w:docGrid w:linePitch="360"/>
         </w:sectPr>
       </w:pPr>
       <w:r>
-        <w:t>Traffic Flow Violation Detection Using Object Detection and Tracking on India Intersection Traffic Dataset</w:t>
+        <w:t xml:space="preserve">Traffic Flow Violation Detection Using Object Detection </w:t>
+      </w:r>
+      <w:r>
+        <w:t>Using Gaussian Mixture Model</w:t>
       </w:r>
     </w:p>
     <w:p>
@@ -23,9 +26,9 @@
         <w:pStyle w:val="Author"/>
         <w:sectPr>
           <w:type w:val="continuous"/>
-          <w:pgSz w:w="595.3pt" w:h="841.9pt" w:orient="portrait" w:code="9"/>
-          <w:pgMar w:top="22.5pt" w:right="44.65pt" w:bottom="72pt" w:left="44.65pt" w:header="36pt" w:footer="36pt" w:gutter="0pt"/>
-          <w:cols w:space="720" w:num="3"/>
+          <w:pgSz w:w="595.30pt" w:h="841.90pt" w:code="9"/>
+          <w:pgMar w:top="22.50pt" w:right="44.65pt" w:bottom="72pt" w:left="44.65pt" w:header="36pt" w:footer="36pt" w:gutter="0pt"/>
+          <w:cols w:num="3" w:space="36pt"/>
           <w:docGrid w:linePitch="360"/>
         </w:sectPr>
       </w:pPr>
@@ -110,26 +113,14 @@
           <w:szCs w:val="18"/>
         </w:rPr>
         <w:br/>
+        <w:t>Indonesia</w:t>
       </w:r>
       <w:r>
         <w:rPr>
           <w:sz w:val="18"/>
           <w:szCs w:val="18"/>
         </w:rPr>
-        <w:t>Indonesia</w:t>
-      </w:r>
-      <w:r>
-        <w:rPr>
-          <w:sz w:val="18"/>
-          <w:szCs w:val="18"/>
-        </w:rPr>
         <w:br/>
-      </w:r>
-      <w:r>
-        <w:rPr>
-          <w:sz w:val="18"/>
-          <w:szCs w:val="18"/>
-        </w:rPr>
         <w:t>mirsa@</w:t>
       </w:r>
       <w:r>
@@ -211,26 +202,14 @@
           <w:szCs w:val="18"/>
         </w:rPr>
         <w:br/>
+        <w:t>Indonesia</w:t>
       </w:r>
       <w:r>
         <w:rPr>
           <w:sz w:val="18"/>
           <w:szCs w:val="18"/>
         </w:rPr>
-        <w:t>Indonesia</w:t>
-      </w:r>
-      <w:r>
-        <w:rPr>
-          <w:sz w:val="18"/>
-          <w:szCs w:val="18"/>
-        </w:rPr>
         <w:br/>
-      </w:r>
-      <w:r>
-        <w:rPr>
-          <w:sz w:val="18"/>
-          <w:szCs w:val="18"/>
-        </w:rPr>
         <w:t>gregorius</w:t>
       </w:r>
       <w:r>
@@ -309,26 +288,14 @@
           <w:szCs w:val="18"/>
         </w:rPr>
         <w:br/>
+        <w:t>Indonesia</w:t>
       </w:r>
       <w:r>
         <w:rPr>
           <w:sz w:val="18"/>
           <w:szCs w:val="18"/>
         </w:rPr>
-        <w:t>Indonesia</w:t>
-      </w:r>
-      <w:r>
-        <w:rPr>
-          <w:sz w:val="18"/>
-          <w:szCs w:val="18"/>
-        </w:rPr>
         <w:br/>
-      </w:r>
-      <w:r>
-        <w:rPr>
-          <w:sz w:val="18"/>
-          <w:szCs w:val="18"/>
-        </w:rPr>
         <w:t>ilham@</w:t>
       </w:r>
       <w:r>
@@ -351,9 +318,9 @@
         <w:pStyle w:val="Author"/>
         <w:sectPr>
           <w:type w:val="continuous"/>
-          <w:pgSz w:w="595.3pt" w:h="841.9pt" w:orient="portrait" w:code="9"/>
-          <w:pgMar w:top="22.5pt" w:right="44.65pt" w:bottom="72pt" w:left="44.65pt" w:header="36pt" w:footer="36pt" w:gutter="0pt"/>
-          <w:cols w:space="360" w:num="2"/>
+          <w:pgSz w:w="595.30pt" w:h="841.90pt" w:code="9"/>
+          <w:pgMar w:top="22.50pt" w:right="44.65pt" w:bottom="72pt" w:left="44.65pt" w:header="36pt" w:footer="36pt" w:gutter="0pt"/>
+          <w:cols w:num="2" w:space="18pt"/>
           <w:docGrid w:linePitch="360"/>
         </w:sectPr>
       </w:pPr>
@@ -402,26 +369,14 @@
           <w:szCs w:val="18"/>
         </w:rPr>
         <w:br/>
+        <w:t>Indonesia</w:t>
       </w:r>
       <w:r>
         <w:rPr>
           <w:sz w:val="18"/>
           <w:szCs w:val="18"/>
         </w:rPr>
-        <w:t>Indonesia</w:t>
-      </w:r>
-      <w:r>
-        <w:rPr>
-          <w:sz w:val="18"/>
-          <w:szCs w:val="18"/>
-        </w:rPr>
         <w:br/>
-      </w:r>
-      <w:r>
-        <w:rPr>
-          <w:sz w:val="18"/>
-          <w:szCs w:val="18"/>
-        </w:rPr>
         <w:t>amridhan@</w:t>
       </w:r>
       <w:r>
@@ -496,26 +451,14 @@
           <w:szCs w:val="18"/>
         </w:rPr>
         <w:br/>
+        <w:t>Indonesia</w:t>
       </w:r>
       <w:r>
         <w:rPr>
           <w:sz w:val="18"/>
           <w:szCs w:val="18"/>
         </w:rPr>
-        <w:t>Indonesia</w:t>
-      </w:r>
-      <w:r>
-        <w:rPr>
-          <w:sz w:val="18"/>
-          <w:szCs w:val="18"/>
-        </w:rPr>
         <w:br/>
-      </w:r>
-      <w:r>
-        <w:rPr>
-          <w:sz w:val="18"/>
-          <w:szCs w:val="18"/>
-        </w:rPr>
         <w:t>muhana@</w:t>
       </w:r>
       <w:r>
@@ -545,9 +488,9 @@
         </w:rPr>
         <w:sectPr>
           <w:type w:val="continuous"/>
-          <w:pgSz w:w="595.3pt" w:h="841.9pt" w:orient="portrait" w:code="9"/>
-          <w:pgMar w:top="22.5pt" w:right="44.65pt" w:bottom="72pt" w:left="44.65pt" w:header="36pt" w:footer="36pt" w:gutter="0pt"/>
-          <w:cols w:space="720" w:num="2"/>
+          <w:pgSz w:w="595.30pt" w:h="841.90pt" w:code="9"/>
+          <w:pgMar w:top="22.50pt" w:right="44.65pt" w:bottom="72pt" w:left="44.65pt" w:header="36pt" w:footer="36pt" w:gutter="0pt"/>
+          <w:cols w:num="2" w:space="36pt"/>
           <w:docGrid w:linePitch="360"/>
         </w:sectPr>
       </w:pPr>
@@ -598,7 +541,7 @@
     </w:p>
     <w:p>
       <w:pPr>
-        <w:pStyle w:val="Heading1"/>
+        <w:pStyle w:val="Judul1"/>
       </w:pPr>
       <w:r>
         <w:t>Introduction</w:t>
@@ -606,7 +549,7 @@
     </w:p>
     <w:p>
       <w:pPr>
-        <w:pStyle w:val="BodyText"/>
+        <w:pStyle w:val="TeksIsi"/>
       </w:pPr>
       <w:r>
         <w:rPr>
@@ -617,18 +560,24 @@
     </w:p>
     <w:p>
       <w:pPr>
-        <w:pStyle w:val="BodyText"/>
-      </w:pPr>
-      <w:r>
-        <w:rPr>
-          <w:lang w:val="en-US"/>
-        </w:rPr>
-        <w:t>Computer vision-based automated traffic monitoring systems offer a promising alternative. By analyzing continuous video streams from fixed roadside cameras, such systems can detect moving vehicles, track their trajectories over multiple frames, and evaluate whether their movement constitutes a violation of established traffic rules. Classical image processing approaches based on background subtraction and trajectory analysis have demonstrated effectiveness in controlled environments while maintaining computational efficiency suitable for resource-constrained deployment scenarios, in contrast to deep learning-based alternatives that require substantial computational resources and labeled training data.</w:t>
-      </w:r>
-    </w:p>
-    <w:p>
-      <w:pPr>
-        <w:pStyle w:val="BodyText"/>
+        <w:pStyle w:val="TeksIsi"/>
+      </w:pPr>
+      <w:r>
+        <w:rPr>
+          <w:lang w:val="en-US"/>
+        </w:rPr>
+        <w:t xml:space="preserve">Computer vision-based automated traffic monitoring systems offer a promising alternative. By analyzing continuous video streams from fixed roadside cameras, such systems can detect moving vehicles, track their trajectories </w:t>
+      </w:r>
+      <w:r>
+        <w:rPr>
+          <w:lang w:val="en-US"/>
+        </w:rPr>
+        <w:t>over multiple frames, and evaluate whether their movement constitutes a violation of established traffic rules. Classical image processing approaches based on background subtraction and trajectory analysis have demonstrated effectiveness in controlled environments while maintaining computational efficiency suitable for resource-constrained deployment scenarios, in contrast to deep learning-based alternatives that require substantial computational resources and labeled training data.</w:t>
+      </w:r>
+    </w:p>
+    <w:p>
+      <w:pPr>
+        <w:pStyle w:val="TeksIsi"/>
       </w:pPr>
       <w:r>
         <w:rPr>
@@ -639,15 +588,23 @@
     </w:p>
     <w:p>
       <w:pPr>
-        <w:pStyle w:val="BodyText"/>
-      </w:pPr>
-      <w:r>
-        <w:t>The primary contributions of this work are: (1) an end-to-end classical computer vision pipeline for counterflow detection that does not require deep learning or labeled training data; (2) a configurable ROI-based lane definition tool enabling adaptation to arbitrary intersection geometries; (3) evaluation results across six distinct traffic scenarios with varying illumination and density conditions; and (4) per-frame violation logs in CSV format alongside annotated output videos for qualitative analysis.</w:t>
-      </w:r>
-    </w:p>
-    <w:p>
-      <w:pPr>
-        <w:pStyle w:val="Heading1"/>
+        <w:pStyle w:val="TeksIsi"/>
+      </w:pPr>
+      <w:r>
+        <w:t xml:space="preserve">The primary contributions of this work are: (1) an end-to-end classical computer vision pipeline for counterflow detection that does not require deep learning or </w:t>
+      </w:r>
+      <w:proofErr w:type="spellStart"/>
+      <w:r>
+        <w:t>labeled</w:t>
+      </w:r>
+      <w:proofErr w:type="spellEnd"/>
+      <w:r>
+        <w:t xml:space="preserve"> training data; (2) a configurable ROI-based lane definition tool enabling adaptation to arbitrary intersection geometries; (3) evaluation results across six distinct traffic scenarios with varying illumination and density conditions; and (4) per-frame violation logs in CSV format alongside annotated output videos for qualitative analysis.</w:t>
+      </w:r>
+    </w:p>
+    <w:p>
+      <w:pPr>
+        <w:pStyle w:val="Judul1"/>
       </w:pPr>
       <w:r>
         <w:t>Related Work</w:t>
@@ -655,46 +612,111 @@
     </w:p>
     <w:p>
       <w:pPr>
-        <w:pStyle w:val="BodyText"/>
-      </w:pPr>
-      <w:r>
-        <w:rPr>
-          <w:lang w:val="en-US"/>
-        </w:rPr>
-        <w:t xml:space="preserve">Traffic surveillance using computer vision has been an active research area for several decades. Background subtraction remains a fundamental approach for detecting moving objects in video streams from static cameras. The seminal work by Stauffer and Grimson [1] introduced the Mixture of Gaussians (MoG) model for adaptive </w:t>
-      </w:r>
-      <w:r>
-        <w:rPr>
-          <w:lang w:val="en-US"/>
-        </w:rPr>
-        <w:t>background estimation, forming the conceptual basis for the MOG2 implementation available in OpenCV. Zivkovic [2] subsequently improved upon this by introducing adaptive component selection, enhancing robustness to gradual illumination changes and dynamic backgrounds. The MOG2 algorithm used in this project inherits these properties.</w:t>
-      </w:r>
-    </w:p>
-    <w:p>
-      <w:pPr>
-        <w:pStyle w:val="BodyText"/>
-      </w:pPr>
-      <w:r>
-        <w:rPr>
-          <w:lang w:val="en-US"/>
-        </w:rPr>
-        <w:t>Multi-object tracking in traffic scenarios has been approached through various paradigms. The Simple Online and Realtime Tracking (SORT) algorithm proposed by Bewley et al. [3] combines a Kalman filter with the Hungarian assignment algorithm for efficient data association. DeepSORT [4], an extension by Wojke et al., augments SORT with deep appearance descriptors extracted by a convolutional neural network to reduce identity switches under occlusion. ByteTrack [5] by Zhang et al. improves tracking recall by associating both high- and low-confidence detection boxes. The present system employs a simpler centroid-based nearest-neighbor tracker [6], which is computationally lightweight and appropriate as a baseline for intersection scenarios.</w:t>
-      </w:r>
-    </w:p>
-    <w:p>
-      <w:pPr>
-        <w:pStyle w:val="BodyText"/>
-      </w:pPr>
-      <w:r>
-        <w:rPr>
-          <w:lang w:val="en-US"/>
-        </w:rPr>
-        <w:t>For vehicle detection, deep learning methods based on YOLO (You Only Look Once) architectures [7] have demonstrated strong performance in real-time detection tasks. In the context of violation detection, Islam et al. [8] combined YOLO-based detection with DeepSORT tracking to identify traffic signal violations. The use of Region of Interest (ROI) polygons combined with directional analysis for lane-based violation detection has been described in works on intelligent traffic monitoring systems [9], providing the conceptual framework for the counterflow logic implemented in this paper.</w:t>
-      </w:r>
-    </w:p>
-    <w:p>
-      <w:pPr>
-        <w:pStyle w:val="BodyText"/>
+        <w:pStyle w:val="TeksIsi"/>
+      </w:pPr>
+      <w:r>
+        <w:rPr>
+          <w:lang w:val="en-US"/>
+        </w:rPr>
+        <w:t>Traffic surveillance using computer vision has been an active research area for several decades. Background subtraction remains a fundamental approach for detecting moving objects in video streams from static cameras. The seminal work by Stauffer and Grimson [1] introduced the Mixture of Gaussians (</w:t>
+      </w:r>
+      <w:proofErr w:type="spellStart"/>
+      <w:r>
+        <w:rPr>
+          <w:lang w:val="en-US"/>
+        </w:rPr>
+        <w:t>MoG</w:t>
+      </w:r>
+      <w:proofErr w:type="spellEnd"/>
+      <w:r>
+        <w:rPr>
+          <w:lang w:val="en-US"/>
+        </w:rPr>
+        <w:t>) model for adaptive background estimation, forming the conceptual basis for the MOG2 implementation available in OpenCV. Zivkovic [2] subsequently improved upon this by introducing adaptive component selection, enhancing robustness to gradual illumination changes and dynamic backgrounds. The MOG2 algorithm used in this project inherits these properties.</w:t>
+      </w:r>
+    </w:p>
+    <w:p>
+      <w:pPr>
+        <w:pStyle w:val="TeksIsi"/>
+      </w:pPr>
+      <w:r>
+        <w:rPr>
+          <w:lang w:val="en-US"/>
+        </w:rPr>
+        <w:lastRenderedPageBreak/>
+        <w:t xml:space="preserve">Multi-object tracking in traffic scenarios has been approached through various paradigms. The Simple Online and Realtime Tracking (SORT) algorithm proposed by Bewley et al. [3] combines a Kalman filter with the Hungarian assignment algorithm for efficient data association. </w:t>
+      </w:r>
+      <w:proofErr w:type="spellStart"/>
+      <w:r>
+        <w:rPr>
+          <w:lang w:val="en-US"/>
+        </w:rPr>
+        <w:t>DeepSORT</w:t>
+      </w:r>
+      <w:proofErr w:type="spellEnd"/>
+      <w:r>
+        <w:rPr>
+          <w:lang w:val="en-US"/>
+        </w:rPr>
+        <w:t xml:space="preserve"> [4], an extension by </w:t>
+      </w:r>
+      <w:proofErr w:type="spellStart"/>
+      <w:r>
+        <w:rPr>
+          <w:lang w:val="en-US"/>
+        </w:rPr>
+        <w:t>Wojke</w:t>
+      </w:r>
+      <w:proofErr w:type="spellEnd"/>
+      <w:r>
+        <w:rPr>
+          <w:lang w:val="en-US"/>
+        </w:rPr>
+        <w:t xml:space="preserve"> et al., augments SORT with deep appearance descriptors extracted by a convolutional neural network to reduce identity switches under occlusion. </w:t>
+      </w:r>
+      <w:proofErr w:type="spellStart"/>
+      <w:r>
+        <w:rPr>
+          <w:lang w:val="en-US"/>
+        </w:rPr>
+        <w:t>ByteTrack</w:t>
+      </w:r>
+      <w:proofErr w:type="spellEnd"/>
+      <w:r>
+        <w:rPr>
+          <w:lang w:val="en-US"/>
+        </w:rPr>
+        <w:t xml:space="preserve"> [5] by Zhang et al. improves tracking recall by associating both high- and low-confidence detection boxes. The present system employs a simpler centroid-based nearest-neighbor tracker [6], which is computationally lightweight and appropriate as a baseline for intersection scenarios.</w:t>
+      </w:r>
+    </w:p>
+    <w:p>
+      <w:pPr>
+        <w:pStyle w:val="TeksIsi"/>
+      </w:pPr>
+      <w:r>
+        <w:rPr>
+          <w:lang w:val="en-US"/>
+        </w:rPr>
+        <w:t xml:space="preserve">For vehicle detection, deep learning methods based on YOLO (You Only Look Once) architectures [7] have demonstrated strong performance in real-time detection tasks. In the context of violation detection, Islam et al. [8] combined YOLO-based detection with </w:t>
+      </w:r>
+      <w:proofErr w:type="spellStart"/>
+      <w:r>
+        <w:rPr>
+          <w:lang w:val="en-US"/>
+        </w:rPr>
+        <w:t>DeepSORT</w:t>
+      </w:r>
+      <w:proofErr w:type="spellEnd"/>
+      <w:r>
+        <w:rPr>
+          <w:lang w:val="en-US"/>
+        </w:rPr>
+        <w:t xml:space="preserve"> tracking to identify traffic signal violations. The use of Region of Interest (ROI) polygons combined with directional analysis for lane-based violation detection has been described in works on intelligent traffic monitoring systems [9], providing the conceptual framework for the counterflow logic implemented in this paper.</w:t>
+      </w:r>
+    </w:p>
+    <w:p>
+      <w:pPr>
+        <w:pStyle w:val="TeksIsi"/>
       </w:pPr>
       <w:r>
         <w:rPr>
@@ -705,7 +727,7 @@
     </w:p>
     <w:p>
       <w:pPr>
-        <w:pStyle w:val="Heading1"/>
+        <w:pStyle w:val="Judul1"/>
       </w:pPr>
       <w:r>
         <w:t>Methodology</w:t>
@@ -713,7 +735,7 @@
     </w:p>
     <w:p>
       <w:pPr>
-        <w:pStyle w:val="BodyText"/>
+        <w:pStyle w:val="TeksIsi"/>
       </w:pPr>
       <w:r>
         <w:rPr>
@@ -721,13 +743,23 @@
         </w:rPr>
         <w:t xml:space="preserve">The system pipeline consists of five components: lane configuration, vehicle detection, ROI filtering, centroid tracking, and violation evaluation, followed by output generation. All components are described below based on direct analysis of the source code in the </w:t>
       </w:r>
-      <w:r>
-        <w:rPr>
-          <w:i w:val="1"/>
-          <w:iCs w:val="1"/>
-          <w:lang w:val="en-US"/>
-        </w:rPr>
-        <w:t>src/</w:t>
+      <w:proofErr w:type="spellStart"/>
+      <w:r>
+        <w:rPr>
+          <w:i/>
+          <w:iCs/>
+          <w:lang w:val="en-US"/>
+        </w:rPr>
+        <w:t>src</w:t>
+      </w:r>
+      <w:proofErr w:type="spellEnd"/>
+      <w:r>
+        <w:rPr>
+          <w:i/>
+          <w:iCs/>
+          <w:lang w:val="en-US"/>
+        </w:rPr>
+        <w:t>/</w:t>
       </w:r>
       <w:r>
         <w:rPr>
@@ -738,7 +770,7 @@
     </w:p>
     <w:p>
       <w:pPr>
-        <w:pStyle w:val="Heading2"/>
+        <w:pStyle w:val="Judul2"/>
       </w:pPr>
       <w:r>
         <w:t>Lane Configuration</w:t>
@@ -746,55 +778,18 @@
     </w:p>
     <w:p>
       <w:pPr>
-        <w:pStyle w:val="BodyText"/>
-      </w:pPr>
-      <w:r>
-        <w:rPr>
-          <w:lang w:val="en-US"/>
-        </w:rPr>
-        <w:t xml:space="preserve">Before executing the main detection pipeline, an interactive configuration tool is used to manually define the Region of Interest (ROI) for each lane </w:t>
-      </w:r>
-      <w:r>
-        <w:rPr>
-          <w:lang w:val="en-US"/>
-        </w:rPr>
-        <w:t>in each</w:t>
-      </w:r>
-      <w:r>
-        <w:rPr>
-          <w:lang w:val="en-US"/>
-        </w:rPr>
-        <w:t xml:space="preserve"> video. The operator uses the first video frame as a canvas and clicks four points to form a quadrilateral polygon enclosing a road lane (in clockwise order), followed by two </w:t>
-      </w:r>
-      <w:r>
-        <w:rPr>
-          <w:lang w:val="en-US"/>
-        </w:rPr>
-        <w:t>additional</w:t>
-      </w:r>
-      <w:r>
-        <w:rPr>
-          <w:lang w:val="en-US"/>
-        </w:rPr>
-        <w:t xml:space="preserve"> points defining an arrow that </w:t>
-      </w:r>
-      <w:r>
-        <w:rPr>
-          <w:lang w:val="en-US"/>
-        </w:rPr>
-        <w:t>indicates</w:t>
-      </w:r>
-      <w:r>
-        <w:rPr>
-          <w:lang w:val="en-US"/>
-        </w:rPr>
-        <w:t xml:space="preserve"> the permitted direction of travel within that lane. The tool computes a normalized unit direction vector from the arrow coordinates:</w:t>
-      </w:r>
-    </w:p>
-    <w:p>
-      <w:pPr>
-        <w:pStyle w:val="BodyText"/>
-        <w:ind w:firstLine="14.4pt"/>
+        <w:pStyle w:val="TeksIsi"/>
+      </w:pPr>
+      <w:r>
+        <w:rPr>
+          <w:lang w:val="en-US"/>
+        </w:rPr>
+        <w:t>Before executing the main detection pipeline, an interactive configuration tool is used to manually define the Region of Interest (ROI) for each lane in each video. The operator uses the first video frame as a canvas and clicks four points to form a quadrilateral polygon enclosing a road lane (in clockwise order), followed by two additional points defining an arrow that indicates the permitted direction of travel within that lane. The tool computes a normalized unit direction vector from the arrow coordinates:</w:t>
+      </w:r>
+    </w:p>
+    <w:p>
+      <w:pPr>
+        <w:pStyle w:val="TeksIsi"/>
         <w:jc w:val="center"/>
       </w:pPr>
       <m:oMathPara>
@@ -1492,28 +1487,32 @@
     </w:p>
     <w:p>
       <w:pPr>
-        <w:pStyle w:val="BodyText"/>
-      </w:pPr>
-      <w:r>
-        <w:rPr>
-          <w:lang w:val="en-US"/>
-        </w:rPr>
-        <w:t xml:space="preserve">The polygon coordinates, arrow endpoints, and computed unit direction vector are saved to a JSON </w:t>
-      </w:r>
-      <w:r>
-        <w:rPr>
-          <w:lang w:val="en-US"/>
-        </w:rPr>
-        <w:t>configuration file (</w:t>
-      </w:r>
-      <w:r>
-        <w:rPr>
-          <w:i w:val="1"/>
-          <w:iCs w:val="1"/>
-          <w:lang w:val="en-US"/>
-        </w:rPr>
-        <w:t>config/lanes.json</w:t>
-      </w:r>
+        <w:pStyle w:val="TeksIsi"/>
+      </w:pPr>
+      <w:r>
+        <w:rPr>
+          <w:lang w:val="en-US"/>
+        </w:rPr>
+        <w:t>The polygon coordinates, arrow endpoints, and computed unit direction vector are saved to a JSON configuration file (</w:t>
+      </w:r>
+      <w:r>
+        <w:rPr>
+          <w:i/>
+          <w:iCs/>
+          <w:lang w:val="en-US"/>
+        </w:rPr>
+        <w:t>config/</w:t>
+      </w:r>
+      <w:proofErr w:type="spellStart"/>
+      <w:r>
+        <w:rPr>
+          <w:i/>
+          <w:iCs/>
+          <w:lang w:val="en-US"/>
+        </w:rPr>
+        <w:t>lanes.json</w:t>
+      </w:r>
+      <w:proofErr w:type="spellEnd"/>
       <w:r>
         <w:rPr>
           <w:lang w:val="en-US"/>
@@ -1523,7 +1522,7 @@
     </w:p>
     <w:p>
       <w:pPr>
-        <w:pStyle w:val="Heading2"/>
+        <w:pStyle w:val="Judul2"/>
       </w:pPr>
       <w:r>
         <w:t>Vehicle Detection</w:t>
@@ -1531,21 +1530,19 @@
     </w:p>
     <w:p>
       <w:pPr>
-        <w:pStyle w:val="BodyText"/>
-      </w:pPr>
-      <w:r>
-        <w:rPr/>
+        <w:pStyle w:val="TeksIsi"/>
+      </w:pPr>
+      <w:r>
         <w:t xml:space="preserve">Vehicle detection is implemented in </w:t>
       </w:r>
       <w:r>
         <w:rPr>
-          <w:i w:val="1"/>
-          <w:iCs w:val="1"/>
+          <w:i/>
+          <w:iCs/>
         </w:rPr>
         <w:t>detector.py</w:t>
       </w:r>
       <w:r>
-        <w:rPr/>
         <w:t xml:space="preserve"> using the MOG2 (Mixture of Gaussians 2) background subtractor from OpenCV. The per-frame processing pipeline consists of six steps:</w:t>
       </w:r>
       <w:r>
@@ -1555,34 +1552,32 @@
         <w:t xml:space="preserve"> </w:t>
       </w:r>
       <w:r>
-        <w:rPr/>
         <w:t xml:space="preserve">(1) </w:t>
       </w:r>
       <w:r>
         <w:rPr>
-          <w:b w:val="1"/>
-          <w:bCs w:val="1"/>
+          <w:b/>
+          <w:bCs/>
         </w:rPr>
         <w:t>Background Subtraction</w:t>
       </w:r>
       <w:r>
-        <w:rPr/>
         <w:t xml:space="preserve">: The MOG2 model (history=500 frames, </w:t>
       </w:r>
-      <w:r>
-        <w:rPr/>
+      <w:proofErr w:type="spellStart"/>
+      <w:r>
         <w:t>varThreshold</w:t>
       </w:r>
-      <w:r>
-        <w:rPr/>
+      <w:proofErr w:type="spellEnd"/>
+      <w:r>
         <w:t xml:space="preserve">=25.0, </w:t>
       </w:r>
-      <w:r>
-        <w:rPr/>
+      <w:proofErr w:type="spellStart"/>
+      <w:r>
         <w:t>detectShadows</w:t>
       </w:r>
-      <w:r>
-        <w:rPr/>
+      <w:proofErr w:type="spellEnd"/>
+      <w:r>
         <w:t>=True) generates a foreground mask. Shadow pixels receive a value of 127, while foreground pixels receive a value of 255.</w:t>
       </w:r>
       <w:r>
@@ -1592,27 +1587,17 @@
         <w:t xml:space="preserve"> </w:t>
       </w:r>
       <w:r>
-        <w:rPr/>
         <w:t xml:space="preserve">(2) </w:t>
       </w:r>
       <w:r>
         <w:rPr>
-          <w:b w:val="1"/>
-          <w:bCs w:val="1"/>
+          <w:b/>
+          <w:bCs/>
         </w:rPr>
         <w:t>Thresholding</w:t>
       </w:r>
       <w:r>
-        <w:rPr/>
-        <w:t xml:space="preserve">: A binary threshold at value 200 removes shadow pixels, </w:t>
-      </w:r>
-      <w:r>
-        <w:rPr/>
-        <w:t>retaining</w:t>
-      </w:r>
-      <w:r>
-        <w:rPr/>
-        <w:t xml:space="preserve"> only strong foreground blobs.</w:t>
+        <w:t>: A binary threshold at value 200 removes shadow pixels, retaining only strong foreground blobs.</w:t>
       </w:r>
       <w:r>
         <w:rPr>
@@ -1621,18 +1606,16 @@
         <w:t xml:space="preserve"> </w:t>
       </w:r>
       <w:r>
-        <w:rPr/>
         <w:t xml:space="preserve">(3) </w:t>
       </w:r>
       <w:r>
         <w:rPr>
-          <w:b w:val="1"/>
-          <w:bCs w:val="1"/>
+          <w:b/>
+          <w:bCs/>
         </w:rPr>
         <w:t>Morphological Opening</w:t>
       </w:r>
       <w:r>
-        <w:rPr/>
         <w:t>: A 3×3 rectangular structure element removes small noise artifacts (erosion followed by dilation).</w:t>
       </w:r>
       <w:r>
@@ -1642,18 +1625,16 @@
         <w:t xml:space="preserve"> </w:t>
       </w:r>
       <w:r>
-        <w:rPr/>
         <w:t xml:space="preserve">(4) </w:t>
       </w:r>
       <w:r>
         <w:rPr>
-          <w:b w:val="1"/>
-          <w:bCs w:val="1"/>
+          <w:b/>
+          <w:bCs/>
         </w:rPr>
         <w:t>Morphological Closing</w:t>
       </w:r>
       <w:r>
-        <w:rPr/>
         <w:t>: A 7×7 rectangular structuring element closes holes within vehicle blobs (dilation followed by erosion).</w:t>
       </w:r>
       <w:r>
@@ -1663,27 +1644,17 @@
         <w:t xml:space="preserve"> </w:t>
       </w:r>
       <w:r>
-        <w:rPr/>
         <w:t xml:space="preserve">(5) </w:t>
       </w:r>
       <w:r>
         <w:rPr>
-          <w:b w:val="1"/>
-          <w:bCs w:val="1"/>
+          <w:b/>
+          <w:bCs/>
         </w:rPr>
         <w:t>Contour Detection</w:t>
       </w:r>
       <w:r>
-        <w:rPr/>
-        <w:t xml:space="preserve">: cv2.findContours with RETR_EXTERNAL mode </w:t>
-      </w:r>
-      <w:r>
-        <w:rPr/>
-        <w:t>extract</w:t>
-      </w:r>
-      <w:r>
-        <w:rPr/>
-        <w:t xml:space="preserve"> only external contours, avoiding nested contour artifacts.</w:t>
+        <w:t>: cv2.findContours with RETR_EXTERNAL mode extract only external contours, avoiding nested contour artifacts.</w:t>
       </w:r>
       <w:r>
         <w:rPr>
@@ -1692,75 +1663,74 @@
         <w:t xml:space="preserve"> </w:t>
       </w:r>
       <w:r>
-        <w:rPr/>
         <w:t xml:space="preserve">(6) </w:t>
       </w:r>
       <w:r>
         <w:rPr>
-          <w:b w:val="1"/>
-          <w:bCs w:val="1"/>
+          <w:b/>
+          <w:bCs/>
         </w:rPr>
         <w:t>Area Filtering</w:t>
       </w:r>
       <w:r>
-        <w:rPr/>
         <w:t xml:space="preserve">: Contours with area below </w:t>
       </w:r>
-      <w:r>
-        <w:rPr/>
+      <w:proofErr w:type="spellStart"/>
+      <w:r>
         <w:t>min_area</w:t>
       </w:r>
-      <w:r>
-        <w:rPr/>
+      <w:proofErr w:type="spellEnd"/>
+      <w:r>
         <w:t xml:space="preserve"> (default 300 px²) are discarded as noise. Each accepted contour yields a </w:t>
       </w:r>
-      <w:r>
-        <w:rPr>
-          <w:i w:val="1"/>
-          <w:iCs w:val="1"/>
+      <w:proofErr w:type="spellStart"/>
+      <w:r>
+        <w:rPr>
+          <w:i/>
+          <w:iCs/>
         </w:rPr>
         <w:t>Deteksi</w:t>
       </w:r>
-      <w:r>
-        <w:rPr/>
+      <w:proofErr w:type="spellEnd"/>
+      <w:r>
         <w:t xml:space="preserve"> </w:t>
       </w:r>
-      <w:r>
-        <w:rPr/>
+      <w:proofErr w:type="spellStart"/>
+      <w:r>
         <w:t>dataclass</w:t>
       </w:r>
-      <w:r>
-        <w:rPr/>
+      <w:proofErr w:type="spellEnd"/>
+      <w:r>
         <w:t xml:space="preserve"> instance with fields: </w:t>
       </w:r>
-      <w:r>
-        <w:rPr/>
+      <w:proofErr w:type="spellStart"/>
+      <w:r>
         <w:t>bbox</w:t>
       </w:r>
-      <w:r>
-        <w:rPr/>
+      <w:proofErr w:type="spellEnd"/>
+      <w:r>
         <w:t>=(</w:t>
       </w:r>
-      <w:r>
-        <w:rPr/>
+      <w:proofErr w:type="spellStart"/>
+      <w:r>
         <w:t>x,y,w,h</w:t>
       </w:r>
-      <w:r>
-        <w:rPr/>
+      <w:proofErr w:type="spellEnd"/>
+      <w:r>
         <w:t>), centroid=(</w:t>
       </w:r>
-      <w:r>
-        <w:rPr/>
+      <w:proofErr w:type="spellStart"/>
+      <w:r>
         <w:t>cx,cy</w:t>
       </w:r>
-      <w:r>
-        <w:rPr/>
+      <w:proofErr w:type="spellEnd"/>
+      <w:r>
         <w:t>), and area.</w:t>
       </w:r>
     </w:p>
     <w:p>
       <w:pPr>
-        <w:pStyle w:val="Heading2"/>
+        <w:pStyle w:val="Judul2"/>
       </w:pPr>
       <w:r>
         <w:t>ROI Filtering</w:t>
@@ -1768,7 +1738,7 @@
     </w:p>
     <w:p>
       <w:pPr>
-        <w:pStyle w:val="BodyText"/>
+        <w:pStyle w:val="TeksIsi"/>
       </w:pPr>
       <w:r>
         <w:rPr>
@@ -1778,8 +1748,8 @@
       </w:r>
       <w:r>
         <w:rPr>
-          <w:i w:val="1"/>
-          <w:iCs w:val="1"/>
+          <w:i/>
+          <w:iCs/>
           <w:lang w:val="en-US"/>
         </w:rPr>
         <w:t>main.py</w:t>
@@ -1793,7 +1763,7 @@
     </w:p>
     <w:p>
       <w:pPr>
-        <w:pStyle w:val="Heading2"/>
+        <w:pStyle w:val="Judul2"/>
       </w:pPr>
       <w:r>
         <w:t>Vehicle Tracking</w:t>
@@ -1801,37 +1771,43 @@
     </w:p>
     <w:p>
       <w:pPr>
-        <w:pStyle w:val="BodyText"/>
-      </w:pPr>
-      <w:r>
-        <w:rPr/>
+        <w:pStyle w:val="TeksIsi"/>
+      </w:pPr>
+      <w:r>
         <w:t xml:space="preserve">Tracking is implemented in </w:t>
       </w:r>
       <w:r>
         <w:rPr>
-          <w:i w:val="1"/>
-          <w:iCs w:val="1"/>
+          <w:i/>
+          <w:iCs/>
         </w:rPr>
         <w:t>tracker.py</w:t>
       </w:r>
       <w:r>
-        <w:rPr/>
         <w:t xml:space="preserve"> as a </w:t>
       </w:r>
-      <w:r>
-        <w:rPr/>
+      <w:proofErr w:type="spellStart"/>
+      <w:r>
         <w:t>CentroidTracker</w:t>
       </w:r>
-      <w:r>
-        <w:rPr/>
-        <w:t xml:space="preserve"> class using a greedy nearest-neighbor algorithm. For each new frame, the algorithm computes a pairwise Euclidean distance matrix between all existing track centroids and all new detection centroids. Pairs are assigned greedily in ascending order of distance, subject to a maximum association threshold of </w:t>
-      </w:r>
-      <w:r>
-        <w:rPr/>
+      <w:proofErr w:type="spellEnd"/>
+      <w:r>
+        <w:t xml:space="preserve"> class using a greedy nearest-</w:t>
+      </w:r>
+      <w:proofErr w:type="spellStart"/>
+      <w:r>
+        <w:t>neighbor</w:t>
+      </w:r>
+      <w:proofErr w:type="spellEnd"/>
+      <w:r>
+        <w:t xml:space="preserve"> algorithm. For each new frame, the algorithm computes a pairwise Euclidean distance matrix between all existing track centroids and all new detection centroids. Pairs are assigned greedily in ascending order of distance, subject to a maximum association threshold of </w:t>
+      </w:r>
+      <w:proofErr w:type="spellStart"/>
+      <w:r>
         <w:t>max_distance</w:t>
       </w:r>
-      <w:r>
-        <w:rPr/>
+      <w:proofErr w:type="spellEnd"/>
+      <w:r>
         <w:t xml:space="preserve"> = 60.0 pixels. Key tracker parameters are</w:t>
       </w:r>
       <w:r>
@@ -1840,12 +1816,12 @@
         </w:rPr>
         <w:t xml:space="preserve"> </w:t>
       </w:r>
-      <w:r>
-        <w:rPr/>
+      <w:proofErr w:type="spellStart"/>
+      <w:r>
         <w:t>max_disappeared</w:t>
       </w:r>
-      <w:r>
-        <w:rPr/>
+      <w:proofErr w:type="spellEnd"/>
+      <w:r>
         <w:t xml:space="preserve"> = 15 frames: a track is removed if unmatched for many consecutive frames.</w:t>
       </w:r>
       <w:r>
@@ -1854,29 +1830,21 @@
         </w:rPr>
         <w:t xml:space="preserve"> </w:t>
       </w:r>
-      <w:r>
-        <w:rPr/>
+      <w:proofErr w:type="spellStart"/>
+      <w:r>
         <w:t>max_distance</w:t>
       </w:r>
-      <w:r>
-        <w:rPr/>
+      <w:proofErr w:type="spellEnd"/>
+      <w:r>
         <w:t xml:space="preserve"> = 60.0 </w:t>
       </w:r>
-      <w:r>
-        <w:rPr/>
+      <w:proofErr w:type="spellStart"/>
+      <w:r>
         <w:t>px</w:t>
       </w:r>
-      <w:r>
-        <w:rPr/>
-        <w:t xml:space="preserve">: </w:t>
-      </w:r>
-      <w:r>
-        <w:rPr/>
-        <w:t>maximum</w:t>
-      </w:r>
-      <w:r>
-        <w:rPr/>
-        <w:t xml:space="preserve"> centroid displacement allowed for track association.</w:t>
+      <w:proofErr w:type="spellEnd"/>
+      <w:r>
+        <w:t>: maximum centroid displacement allowed for track association.</w:t>
       </w:r>
       <w:r>
         <w:rPr>
@@ -1884,12 +1852,12 @@
         </w:rPr>
         <w:t xml:space="preserve"> </w:t>
       </w:r>
-      <w:r>
-        <w:rPr/>
+      <w:proofErr w:type="spellStart"/>
+      <w:r>
         <w:t>history_len</w:t>
       </w:r>
-      <w:r>
-        <w:rPr/>
+      <w:proofErr w:type="spellEnd"/>
+      <w:r>
         <w:t xml:space="preserve"> = 12 centroids: length of the trajectory deque stored per track.</w:t>
       </w:r>
       <w:r>
@@ -1899,509 +1867,486 @@
         <w:t xml:space="preserve"> </w:t>
       </w:r>
       <w:r>
-        <w:rPr/>
-        <w:t xml:space="preserve">Each tracked object </w:t>
-      </w:r>
-      <w:r>
-        <w:rPr/>
-        <w:t>maintains</w:t>
-      </w:r>
-      <w:r>
-        <w:rPr/>
-        <w:t xml:space="preserve">: a unique sequential integer ID, current centroid, bounding box, history deque, lost-frame counter, lane assignment, status (unknown/normal/violation), and a </w:t>
-      </w:r>
-      <w:r>
-        <w:rPr/>
+        <w:t xml:space="preserve">Each tracked object maintains: a unique sequential integer ID, current centroid, bounding box, history deque, lost-frame counter, lane assignment, status (unknown/normal/violation), and a </w:t>
+      </w:r>
+      <w:proofErr w:type="spellStart"/>
+      <w:r>
         <w:t>violation_streak</w:t>
       </w:r>
-      <w:r>
-        <w:rPr/>
+      <w:proofErr w:type="spellEnd"/>
+      <w:r>
         <w:t xml:space="preserve"> counter.</w:t>
       </w:r>
     </w:p>
     <w:p>
       <w:pPr>
-        <w:pStyle w:val="Heading2"/>
-        <w:rPr/>
-      </w:pPr>
-      <w:r>
-        <w:rPr/>
+        <w:pStyle w:val="Judul2"/>
+      </w:pPr>
+      <w:r>
         <w:t>Counterflow Violation Detection</w:t>
       </w:r>
     </w:p>
     <w:p>
       <w:pPr>
-        <w:ind w:firstLine="14.4pt"/>
+        <w:ind w:firstLine="14.40pt"/>
         <w:jc w:val="both"/>
-        <w:rPr>
-          <w:noProof w:val="0"/>
-          <w:lang w:val="en-US"/>
-        </w:rPr>
-      </w:pPr>
-      <w:r>
-        <w:rPr>
-          <w:noProof w:val="0"/>
-          <w:lang w:val="en-US"/>
-        </w:rPr>
-        <w:t xml:space="preserve">For each tracked object, the function first assigns a lane identifier if it has not been </w:t>
-      </w:r>
-      <w:r>
-        <w:rPr>
-          <w:noProof w:val="0"/>
-          <w:lang w:val="en-US"/>
-        </w:rPr>
-        <w:t>determined</w:t>
-      </w:r>
-      <w:r>
-        <w:rPr>
-          <w:noProof w:val="0"/>
-          <w:lang w:val="en-US"/>
-        </w:rPr>
-        <w:t xml:space="preserve"> previously by applying </w:t>
-      </w:r>
-      <w:r>
-        <w:rPr>
-          <w:i w:val="1"/>
-          <w:iCs w:val="1"/>
-          <w:noProof w:val="0"/>
-          <w:lang w:val="en-US"/>
+      </w:pPr>
+      <w:r>
+        <w:t xml:space="preserve">For each tracked object, the function first assigns a lane identifier if it has not been determined previously by applying </w:t>
+      </w:r>
+      <w:proofErr w:type="spellStart"/>
+      <w:r>
+        <w:rPr>
+          <w:i/>
+          <w:iCs/>
         </w:rPr>
         <w:t>pointPolygonTest</w:t>
       </w:r>
-      <w:r>
-        <w:rPr>
-          <w:noProof w:val="0"/>
-          <w:lang w:val="en-US"/>
-        </w:rPr>
+      <w:proofErr w:type="spellEnd"/>
+      <w:r>
         <w:t xml:space="preserve"> to the current centroid against each predefined lane polygon.</w:t>
       </w:r>
     </w:p>
     <w:p>
       <w:pPr>
-        <w:ind w:firstLine="14.4pt"/>
+        <w:ind w:firstLine="14.40pt"/>
         <w:jc w:val="both"/>
-        <w:rPr>
-          <w:noProof w:val="0"/>
-          <w:lang w:val="en-US"/>
-        </w:rPr>
-      </w:pPr>
-      <w:r>
-        <w:rPr>
-          <w:noProof w:val="0"/>
-          <w:lang w:val="en-US"/>
-        </w:rPr>
+      </w:pPr>
+      <w:r>
         <w:t>Next, the motion vector is computed as</w:t>
       </w:r>
     </w:p>
     <w:p>
       <w:pPr>
-        <w:ind w:firstLine="14.4pt"/>
+        <w:ind w:firstLine="14.40pt"/>
+      </w:pPr>
+      <m:oMath>
+        <m:sSub>
+          <m:sSubPr>
+            <m:ctrlPr>
+              <w:rPr>
+                <w:rFonts w:ascii="Cambria Math" w:hAnsi="Cambria Math"/>
+              </w:rPr>
+            </m:ctrlPr>
+          </m:sSubPr>
+          <m:e>
+            <m:r>
+              <w:rPr>
+                <w:rFonts w:ascii="Cambria Math" w:hAnsi="Cambria Math"/>
+              </w:rPr>
+              <m:t>v</m:t>
+            </m:r>
+          </m:e>
+          <m:sub>
+            <m:r>
+              <w:rPr>
+                <w:rFonts w:ascii="Cambria Math" w:hAnsi="Cambria Math"/>
+              </w:rPr>
+              <m:t>t</m:t>
+            </m:r>
+          </m:sub>
+        </m:sSub>
+        <m:r>
+          <w:rPr>
+            <w:rFonts w:ascii="Cambria Math" w:hAnsi="Cambria Math"/>
+          </w:rPr>
+          <m:t>=</m:t>
+        </m:r>
+        <m:sSub>
+          <m:sSubPr>
+            <m:ctrlPr>
+              <w:rPr>
+                <w:rFonts w:ascii="Cambria Math" w:hAnsi="Cambria Math"/>
+              </w:rPr>
+            </m:ctrlPr>
+          </m:sSubPr>
+          <m:e>
+            <m:r>
+              <w:rPr>
+                <w:rFonts w:ascii="Cambria Math" w:hAnsi="Cambria Math"/>
+              </w:rPr>
+              <m:t>c</m:t>
+            </m:r>
+          </m:e>
+          <m:sub>
+            <m:r>
+              <w:rPr>
+                <w:rFonts w:ascii="Cambria Math" w:hAnsi="Cambria Math"/>
+              </w:rPr>
+              <m:t>t</m:t>
+            </m:r>
+          </m:sub>
+        </m:sSub>
+        <m:r>
+          <w:rPr>
+            <w:rFonts w:ascii="Cambria Math" w:hAnsi="Cambria Math"/>
+          </w:rPr>
+          <m:t>-</m:t>
+        </m:r>
+        <m:sSub>
+          <m:sSubPr>
+            <m:ctrlPr>
+              <w:rPr>
+                <w:rFonts w:ascii="Cambria Math" w:hAnsi="Cambria Math"/>
+              </w:rPr>
+            </m:ctrlPr>
+          </m:sSubPr>
+          <m:e>
+            <m:r>
+              <w:rPr>
+                <w:rFonts w:ascii="Cambria Math" w:hAnsi="Cambria Math"/>
+              </w:rPr>
+              <m:t>c</m:t>
+            </m:r>
+          </m:e>
+          <m:sub>
+            <m:r>
+              <w:rPr>
+                <w:rFonts w:ascii="Cambria Math" w:hAnsi="Cambria Math"/>
+              </w:rPr>
+              <m:t>t-k</m:t>
+            </m:r>
+          </m:sub>
+        </m:sSub>
+      </m:oMath>
+      <w:r>
+        <w:t xml:space="preserve"> </w:t>
+      </w:r>
+    </w:p>
+    <w:p>
+      <w:pPr>
+        <w:ind w:firstLine="14.40pt"/>
+        <w:jc w:val="both"/>
+      </w:pPr>
+      <w:r>
+        <w:t xml:space="preserve">where </w:t>
+      </w:r>
+      <m:oMath>
+        <m:r>
+          <w:rPr>
+            <w:rFonts w:ascii="Cambria Math" w:hAnsi="Cambria Math"/>
+          </w:rPr>
+          <m:t>k=5 </m:t>
+        </m:r>
+      </m:oMath>
+      <w:r>
+        <w:t xml:space="preserve"> </w:t>
+      </w:r>
+      <w:r>
+        <w:t xml:space="preserve">denotes the centroid position at frame </w:t>
+      </w:r>
+      <m:oMath>
+        <m:d>
+          <m:dPr>
+            <m:ctrlPr>
+              <w:rPr>
+                <w:rFonts w:ascii="Cambria Math" w:hAnsi="Cambria Math"/>
+              </w:rPr>
+            </m:ctrlPr>
+          </m:dPr>
+          <m:e>
+            <m:r>
+              <w:rPr>
+                <w:rFonts w:ascii="Cambria Math" w:hAnsi="Cambria Math"/>
+              </w:rPr>
+              <m:t>t</m:t>
+            </m:r>
+          </m:e>
+        </m:d>
+      </m:oMath>
+      <w:r>
+        <w:t xml:space="preserve">, and </w:t>
+      </w:r>
+      <m:oMath>
+        <m:d>
+          <m:dPr>
+            <m:ctrlPr>
+              <w:rPr>
+                <w:rFonts w:ascii="Cambria Math" w:hAnsi="Cambria Math"/>
+              </w:rPr>
+            </m:ctrlPr>
+          </m:dPr>
+          <m:e>
+            <m:r>
+              <w:rPr>
+                <w:rFonts w:ascii="Cambria Math" w:hAnsi="Cambria Math"/>
+              </w:rPr>
+              <m:t>k=5</m:t>
+            </m:r>
+          </m:e>
+        </m:d>
+      </m:oMath>
+      <w:r>
+        <w:t xml:space="preserve"> represents the lookback interval in frames.</w:t>
+      </w:r>
+      <w:r>
+        <w:t xml:space="preserve"> </w:t>
+      </w:r>
+      <w:r>
+        <w:t>To reduce noise-induced misclassification, objects are considered stationary and excluded from further evaluation when</w:t>
+      </w:r>
+    </w:p>
+    <w:p>
+      <w:pPr>
+        <w:pStyle w:val="TeksIsi"/>
         <w:jc w:val="center"/>
-        <w:rPr>
-          <w:noProof w:val="0"/>
-          <w:lang w:val="en-US"/>
-        </w:rPr>
-      </w:pPr>
-      <m:oMathPara xmlns:m="http://purl.oclc.org/ooxml/officeDocument/math">
-        <m:oMath xmlns:m="http://purl.oclc.org/ooxml/officeDocument/math">
-          <m:sSub xmlns:m="http://purl.oclc.org/ooxml/officeDocument/math">
+      </w:pPr>
+      <m:oMathPara>
+        <m:oMath>
+          <m:r>
+            <w:rPr>
+              <w:rFonts w:ascii="Cambria Math" w:hAnsi="Cambria Math"/>
+            </w:rPr>
+            <m:t>∥</m:t>
+          </m:r>
+          <m:sSub>
             <m:sSubPr>
-              <m:ctrlPr/>
+              <m:ctrlPr>
+                <w:rPr>
+                  <w:rFonts w:ascii="Cambria Math" w:hAnsi="Cambria Math"/>
+                </w:rPr>
+              </m:ctrlPr>
             </m:sSubPr>
             <m:e>
               <m:r>
-                <m:t>𝑣</m:t>
+                <w:rPr>
+                  <w:rFonts w:ascii="Cambria Math" w:hAnsi="Cambria Math"/>
+                </w:rPr>
+                <m:t>v</m:t>
               </m:r>
             </m:e>
             <m:sub>
               <m:r>
-                <m:t>𝑡</m:t>
+                <w:rPr>
+                  <w:rFonts w:ascii="Cambria Math" w:hAnsi="Cambria Math"/>
+                </w:rPr>
+                <m:t>t</m:t>
               </m:r>
             </m:sub>
           </m:sSub>
-          <m:r xmlns:m="http://purl.oclc.org/ooxml/officeDocument/math">
-            <m:t xmlns:m="http://purl.oclc.org/ooxml/officeDocument/math">=</m:t>
+          <m:r>
+            <w:rPr>
+              <w:rFonts w:ascii="Cambria Math" w:hAnsi="Cambria Math"/>
+            </w:rPr>
+            <m:t>​∥&lt;</m:t>
           </m:r>
-          <m:sSub xmlns:m="http://purl.oclc.org/ooxml/officeDocument/math">
+          <m:sSub>
             <m:sSubPr>
-              <m:ctrlPr/>
+              <m:ctrlPr>
+                <w:rPr>
+                  <w:rFonts w:ascii="Cambria Math" w:hAnsi="Cambria Math"/>
+                </w:rPr>
+              </m:ctrlPr>
             </m:sSubPr>
             <m:e>
               <m:r>
-                <m:t>𝑐</m:t>
+                <w:rPr>
+                  <w:rFonts w:ascii="Cambria Math" w:hAnsi="Cambria Math"/>
+                </w:rPr>
+                <m:t>τ</m:t>
               </m:r>
             </m:e>
             <m:sub>
               <m:r>
-                <m:t>𝑡</m:t>
+                <w:rPr>
+                  <w:rFonts w:ascii="Cambria Math" w:hAnsi="Cambria Math"/>
+                </w:rPr>
+                <m:t>m</m:t>
               </m:r>
             </m:sub>
           </m:sSub>
-          <m:r xmlns:m="http://purl.oclc.org/ooxml/officeDocument/math">
-            <m:t xmlns:m="http://purl.oclc.org/ooxml/officeDocument/math">−</m:t>
-          </m:r>
-          <m:sSub xmlns:m="http://purl.oclc.org/ooxml/officeDocument/math">
-            <m:sSubPr>
-              <m:ctrlPr/>
-            </m:sSubPr>
-            <m:e>
-              <m:r>
-                <m:t>𝑐</m:t>
-              </m:r>
-            </m:e>
-            <m:sub>
-              <m:r>
-                <m:t>𝑡</m:t>
-              </m:r>
-              <m:r>
-                <m:t>−</m:t>
-              </m:r>
-              <m:r>
-                <m:t>𝑘</m:t>
-              </m:r>
-            </m:sub>
-          </m:sSub>
-        </m:oMath>
-      </m:oMathPara>
-      <w:r>
-        <w:rPr>
-          <w:noProof w:val="0"/>
-          <w:lang w:val="en-US"/>
-        </w:rPr>
-        <w:t xml:space="preserve"> </w:t>
-      </w:r>
-    </w:p>
-    <w:p>
-      <w:pPr>
-        <w:pStyle w:val="Normal"/>
-        <w:ind w:firstLine="14.4pt"/>
-        <w:jc w:val="both"/>
-        <w:rPr>
-          <w:noProof w:val="0"/>
-          <w:lang w:val="en-US"/>
-        </w:rPr>
-      </w:pPr>
-      <w:r>
-        <w:rPr>
-          <w:noProof w:val="0"/>
-          <w:lang w:val="en-US"/>
-        </w:rPr>
-        <w:t xml:space="preserve">where </w:t>
-      </w:r>
-      <m:oMathPara xmlns:m="http://purl.oclc.org/ooxml/officeDocument/math">
-        <m:oMath xmlns:m="http://purl.oclc.org/ooxml/officeDocument/math">
-          <m:r xmlns:m="http://purl.oclc.org/ooxml/officeDocument/math">
-            <m:t xmlns:m="http://purl.oclc.org/ooxml/officeDocument/math">𝑘</m:t>
-          </m:r>
-          <m:r xmlns:m="http://purl.oclc.org/ooxml/officeDocument/math">
-            <m:t xmlns:m="http://purl.oclc.org/ooxml/officeDocument/math">=5 </m:t>
+          <m:r>
+            <w:rPr>
+              <w:rFonts w:ascii="Cambria Math" w:hAnsi="Cambria Math"/>
+            </w:rPr>
+            <m:t>​</m:t>
           </m:r>
         </m:oMath>
       </m:oMathPara>
-      <w:r>
-        <w:rPr>
-          <w:noProof w:val="0"/>
-          <w:lang w:val="en-US"/>
-        </w:rPr>
+    </w:p>
+    <w:p>
+      <w:pPr>
+        <w:pStyle w:val="TeksIsi"/>
+        <w:jc w:val="start"/>
+        <w:rPr>
+          <w:lang w:val="en-US"/>
+        </w:rPr>
+      </w:pPr>
+      <w:r>
+        <w:rPr>
+          <w:lang w:val="en-US"/>
+        </w:rPr>
+        <w:t xml:space="preserve">where </w:t>
+      </w:r>
+      <w:proofErr w:type="spellStart"/>
+      <w:r>
+        <w:rPr>
+          <w:lang w:val="en-US"/>
+        </w:rPr>
+        <w:t>τ</w:t>
+      </w:r>
+      <w:r>
+        <w:rPr>
+          <w:vertAlign w:val="subscript"/>
+          <w:lang w:val="en-US"/>
+        </w:rPr>
+        <w:t>m</w:t>
+      </w:r>
+      <w:proofErr w:type="spellEnd"/>
+      <w:r>
+        <w:rPr>
+          <w:lang w:val="en-US"/>
+        </w:rPr>
+        <w:t xml:space="preserve"> = 2.0 pixels.</w:t>
+      </w:r>
+    </w:p>
+    <w:p>
+      <w:pPr>
+        <w:pStyle w:val="TeksIsi"/>
+        <w:rPr>
+          <w:lang w:val="en-US"/>
+        </w:rPr>
+      </w:pPr>
+      <w:r>
+        <w:rPr>
+          <w:lang w:val="en-US"/>
+        </w:rPr>
+        <w:t>The directional consistency between the object motion and the assigned lane direction is then quantified using cosine similarity:</w:t>
+      </w:r>
+      <w:r>
         <w:t xml:space="preserve"> </w:t>
       </w:r>
-      <w:r>
-        <w:rPr>
-          <w:noProof w:val="0"/>
-          <w:lang w:val="en-US"/>
-        </w:rPr>
-        <w:t xml:space="preserve">denotes the centroid position at frame </w:t>
-      </w:r>
-      <m:oMathPara xmlns:m="http://purl.oclc.org/ooxml/officeDocument/math">
-        <m:oMath xmlns:m="http://purl.oclc.org/ooxml/officeDocument/math">
-          <m:d xmlns:m="http://purl.oclc.org/ooxml/officeDocument/math">
-            <m:dPr>
-              <m:ctrlPr/>
-            </m:dPr>
-            <m:e>
-              <m:r>
-                <m:t>𝑡</m:t>
-              </m:r>
-            </m:e>
-          </m:d>
-        </m:oMath>
-      </m:oMathPara>
-      <w:r>
-        <w:rPr>
-          <w:noProof w:val="0"/>
-          <w:lang w:val="en-US"/>
-        </w:rPr>
-        <w:t xml:space="preserve">, and </w:t>
-      </w:r>
-      <m:oMathPara xmlns:m="http://purl.oclc.org/ooxml/officeDocument/math">
-        <m:oMath xmlns:m="http://purl.oclc.org/ooxml/officeDocument/math">
-          <m:d xmlns:m="http://purl.oclc.org/ooxml/officeDocument/math">
-            <m:dPr>
-              <m:ctrlPr/>
-            </m:dPr>
-            <m:e>
-              <m:r>
-                <m:t>𝑘</m:t>
-              </m:r>
-              <m:r>
-                <m:t>=5</m:t>
-              </m:r>
-            </m:e>
-          </m:d>
-        </m:oMath>
-      </m:oMathPara>
-      <w:r>
-        <w:rPr>
-          <w:noProof w:val="0"/>
-          <w:lang w:val="en-US"/>
-        </w:rPr>
-        <w:t xml:space="preserve"> </w:t>
-      </w:r>
-      <w:r>
-        <w:rPr>
-          <w:noProof w:val="0"/>
-          <w:lang w:val="en-US"/>
-        </w:rPr>
-        <w:t>represents</w:t>
-      </w:r>
-      <w:r>
-        <w:rPr>
-          <w:noProof w:val="0"/>
-          <w:lang w:val="en-US"/>
-        </w:rPr>
-        <w:t xml:space="preserve"> the lookback interval in frames.</w:t>
-      </w:r>
-      <w:r>
-        <w:rPr>
-          <w:noProof w:val="0"/>
-          <w:lang w:val="en-US"/>
-        </w:rPr>
-        <w:t xml:space="preserve"> </w:t>
-      </w:r>
-      <w:r>
-        <w:rPr>
-          <w:noProof w:val="0"/>
-          <w:lang w:val="en-US"/>
-        </w:rPr>
-        <w:t>To reduce noise-induced misclassification, objects are considered stationary and excluded from further evaluation when</w:t>
-      </w:r>
-    </w:p>
-    <w:p>
-      <w:pPr>
-        <w:pStyle w:val="BodyText"/>
-        <w:suppressLineNumbers w:val="0"/>
-        <w:bidi w:val="0"/>
-        <w:spacing w:before="0pt" w:beforeAutospacing="0" w:after="6pt" w:afterAutospacing="0" w:line="11.4pt" w:lineRule="auto"/>
-        <w:ind w:start="0pt" w:end="0pt" w:firstLine="14.4pt"/>
+    </w:p>
+    <w:p>
+      <w:pPr>
+        <w:pStyle w:val="TeksIsi"/>
         <w:jc w:val="center"/>
       </w:pPr>
-      <m:oMathPara xmlns:m="http://purl.oclc.org/ooxml/officeDocument/math">
-        <m:oMath xmlns:m="http://purl.oclc.org/ooxml/officeDocument/math">
-          <m:r xmlns:m="http://purl.oclc.org/ooxml/officeDocument/math">
-            <m:t xmlns:m="http://purl.oclc.org/ooxml/officeDocument/math">∥</m:t>
-          </m:r>
-          <m:sSub xmlns:m="http://purl.oclc.org/ooxml/officeDocument/math">
-            <m:sSubPr>
-              <m:ctrlPr/>
-            </m:sSubPr>
-            <m:e>
-              <m:r>
-                <m:t>𝑣</m:t>
-              </m:r>
-            </m:e>
-            <m:sub>
-              <m:r>
-                <m:t>𝑡</m:t>
-              </m:r>
-            </m:sub>
-          </m:sSub>
-          <m:r xmlns:m="http://purl.oclc.org/ooxml/officeDocument/math">
-            <m:t xmlns:m="http://purl.oclc.org/ooxml/officeDocument/math">​</m:t>
-          </m:r>
-          <m:r xmlns:m="http://purl.oclc.org/ooxml/officeDocument/math">
-            <m:t xmlns:m="http://purl.oclc.org/ooxml/officeDocument/math">∥</m:t>
-          </m:r>
-          <m:r xmlns:m="http://purl.oclc.org/ooxml/officeDocument/math">
-            <m:t xmlns:m="http://purl.oclc.org/ooxml/officeDocument/math">&lt;</m:t>
-          </m:r>
-          <m:sSub xmlns:m="http://purl.oclc.org/ooxml/officeDocument/math">
-            <m:sSubPr>
-              <m:ctrlPr/>
-            </m:sSubPr>
-            <m:e>
-              <m:r>
-                <m:t>𝜏</m:t>
-              </m:r>
-            </m:e>
-            <m:sub>
-              <m:r>
-                <m:t>𝑚</m:t>
-              </m:r>
-            </m:sub>
-          </m:sSub>
-          <m:r xmlns:m="http://purl.oclc.org/ooxml/officeDocument/math">
-            <m:t xmlns:m="http://purl.oclc.org/ooxml/officeDocument/math">​</m:t>
-          </m:r>
-        </m:oMath>
-      </m:oMathPara>
-    </w:p>
-    <w:p>
-      <w:pPr>
-        <w:pStyle w:val="BodyText"/>
-        <w:ind w:firstLine="14.4pt"/>
-        <w:jc w:val="start"/>
-        <w:rPr>
-          <w:vertAlign w:val="baseline"/>
-          <w:lang w:val="en-US"/>
-        </w:rPr>
-      </w:pPr>
-      <w:r>
-        <w:rPr>
-          <w:lang w:val="en-US"/>
-        </w:rPr>
-        <w:t xml:space="preserve">where </w:t>
-      </w:r>
-      <w:r>
-        <w:rPr>
-          <w:lang w:val="en-US"/>
-        </w:rPr>
-        <w:t>τ</w:t>
-      </w:r>
-      <w:r>
-        <w:rPr>
-          <w:vertAlign w:val="subscript"/>
-          <w:lang w:val="en-US"/>
-        </w:rPr>
-        <w:t>m</w:t>
-      </w:r>
-      <w:r>
-        <w:rPr>
-          <w:vertAlign w:val="baseline"/>
-          <w:lang w:val="en-US"/>
-        </w:rPr>
-        <w:t xml:space="preserve"> = 2.0 pixels.</w:t>
-      </w:r>
-    </w:p>
-    <w:p>
-      <w:pPr>
-        <w:pStyle w:val="BodyText"/>
-        <w:ind w:firstLine="14.4pt"/>
-        <w:jc w:val="both"/>
-        <w:rPr>
-          <w:vertAlign w:val="baseline"/>
-          <w:lang w:val="en-US"/>
-        </w:rPr>
-      </w:pPr>
-      <w:r>
-        <w:rPr>
-          <w:vertAlign w:val="baseline"/>
-          <w:lang w:val="en-US"/>
-        </w:rPr>
-        <w:t>The directional consistency between the object motion and the assigned lane direction is then quantified using cosine similarity:</w:t>
-      </w:r>
-      <w:r>
-        <w:rPr/>
-        <w:t xml:space="preserve"> </w:t>
-      </w:r>
-    </w:p>
-    <w:p>
-      <w:pPr>
-        <w:pStyle w:val="BodyText"/>
-        <w:jc w:val="center"/>
-      </w:pPr>
-      <m:oMathPara xmlns:m="http://purl.oclc.org/ooxml/officeDocument/math">
-        <m:oMath xmlns:m="http://purl.oclc.org/ooxml/officeDocument/math">
-          <m:func xmlns:m="http://purl.oclc.org/ooxml/officeDocument/math">
+      <m:oMathPara>
+        <m:oMath>
+          <m:func>
             <m:funcPr>
-              <m:ctrlPr/>
+              <m:ctrlPr>
+                <w:rPr>
+                  <w:rFonts w:ascii="Cambria Math" w:hAnsi="Cambria Math"/>
+                </w:rPr>
+              </m:ctrlPr>
             </m:funcPr>
             <m:fName>
               <m:r>
                 <m:rPr>
                   <m:sty m:val="p"/>
                 </m:rPr>
+                <w:rPr>
+                  <w:rFonts w:ascii="Cambria Math" w:hAnsi="Cambria Math"/>
+                </w:rPr>
                 <m:t>cos</m:t>
               </m:r>
             </m:fName>
             <m:e>
               <m:d>
                 <m:dPr>
-                  <m:ctrlPr/>
+                  <m:ctrlPr>
+                    <w:rPr>
+                      <w:rFonts w:ascii="Cambria Math" w:hAnsi="Cambria Math"/>
+                    </w:rPr>
+                  </m:ctrlPr>
                 </m:dPr>
                 <m:e>
                   <m:r>
-                    <m:t>𝜃</m:t>
+                    <w:rPr>
+                      <w:rFonts w:ascii="Cambria Math" w:hAnsi="Cambria Math"/>
+                    </w:rPr>
+                    <m:t>θ</m:t>
                   </m:r>
                 </m:e>
               </m:d>
             </m:e>
           </m:func>
-          <m:r xmlns:m="http://purl.oclc.org/ooxml/officeDocument/math">
-            <m:t xmlns:m="http://purl.oclc.org/ooxml/officeDocument/math">=</m:t>
+          <m:r>
+            <w:rPr>
+              <w:rFonts w:ascii="Cambria Math" w:hAnsi="Cambria Math"/>
+            </w:rPr>
+            <m:t>=</m:t>
           </m:r>
-          <m:f xmlns:m="http://purl.oclc.org/ooxml/officeDocument/math">
+          <m:f>
             <m:fPr>
-              <m:ctrlPr/>
+              <m:ctrlPr>
+                <w:rPr>
+                  <w:rFonts w:ascii="Cambria Math" w:hAnsi="Cambria Math"/>
+                </w:rPr>
+              </m:ctrlPr>
             </m:fPr>
             <m:num>
               <m:sSub>
                 <m:sSubPr>
-                  <m:ctrlPr/>
+                  <m:ctrlPr>
+                    <w:rPr>
+                      <w:rFonts w:ascii="Cambria Math" w:hAnsi="Cambria Math"/>
+                    </w:rPr>
+                  </m:ctrlPr>
                 </m:sSubPr>
                 <m:e>
                   <m:r>
-                    <m:t>𝑣</m:t>
+                    <w:rPr>
+                      <w:rFonts w:ascii="Cambria Math" w:hAnsi="Cambria Math"/>
+                    </w:rPr>
+                    <m:t>v</m:t>
                   </m:r>
                 </m:e>
                 <m:sub>
                   <m:r>
-                    <m:t>𝑡</m:t>
+                    <w:rPr>
+                      <w:rFonts w:ascii="Cambria Math" w:hAnsi="Cambria Math"/>
+                    </w:rPr>
+                    <m:t>t</m:t>
                   </m:r>
                 </m:sub>
               </m:sSub>
               <m:r>
-                <m:t>​</m:t>
-              </m:r>
-              <m:r>
-                <m:t>⋅</m:t>
-              </m:r>
-              <m:r>
-                <m:t>𝑑</m:t>
-              </m:r>
-              <m:r>
-                <m:t>​</m:t>
+                <w:rPr>
+                  <w:rFonts w:ascii="Cambria Math" w:hAnsi="Cambria Math"/>
+                </w:rPr>
+                <m:t>​⋅d​</m:t>
               </m:r>
             </m:num>
             <m:den>
               <m:r>
+                <w:rPr>
+                  <w:rFonts w:ascii="Cambria Math" w:hAnsi="Cambria Math"/>
+                </w:rPr>
                 <m:t>∥</m:t>
               </m:r>
               <m:sSub>
                 <m:sSubPr>
-                  <m:ctrlPr/>
+                  <m:ctrlPr>
+                    <w:rPr>
+                      <w:rFonts w:ascii="Cambria Math" w:hAnsi="Cambria Math"/>
+                    </w:rPr>
+                  </m:ctrlPr>
                 </m:sSubPr>
                 <m:e>
                   <m:r>
-                    <m:t>𝑣</m:t>
+                    <w:rPr>
+                      <w:rFonts w:ascii="Cambria Math" w:hAnsi="Cambria Math"/>
+                    </w:rPr>
+                    <m:t>v</m:t>
                   </m:r>
                 </m:e>
                 <m:sub>
                   <m:r>
-                    <m:t>𝑡</m:t>
+                    <w:rPr>
+                      <w:rFonts w:ascii="Cambria Math" w:hAnsi="Cambria Math"/>
+                    </w:rPr>
+                    <m:t>t</m:t>
                   </m:r>
                 </m:sub>
               </m:sSub>
               <m:r>
-                <m:t>​</m:t>
-              </m:r>
-              <m:r>
-                <m:t>∥∥</m:t>
-              </m:r>
-              <m:r>
-                <m:t>𝑑</m:t>
-              </m:r>
-              <m:r>
-                <m:t>∥</m:t>
+                <w:rPr>
+                  <w:rFonts w:ascii="Cambria Math" w:hAnsi="Cambria Math"/>
+                </w:rPr>
+                <m:t>​∥∥d∥</m:t>
               </m:r>
             </m:den>
           </m:f>
@@ -2410,8 +2355,7 @@
     </w:p>
     <w:p>
       <w:pPr>
-        <w:pStyle w:val="BodyText"/>
-        <w:ind w:firstLine="14.4pt"/>
+        <w:pStyle w:val="TeksIsi"/>
         <w:jc w:val="start"/>
         <w:rPr>
           <w:lang w:val="en-US"/>
@@ -2421,6 +2365,7 @@
         <w:rPr>
           <w:lang w:val="en-US"/>
         </w:rPr>
+        <w:lastRenderedPageBreak/>
         <w:t>w</w:t>
       </w:r>
       <w:r>
@@ -2435,349 +2380,357 @@
         </w:rPr>
         <w:t xml:space="preserve"> </w:t>
       </w:r>
-      <m:oMathPara xmlns:m="http://purl.oclc.org/ooxml/officeDocument/math">
-        <m:oMath xmlns:m="http://purl.oclc.org/ooxml/officeDocument/math">
-          <m:r xmlns:m="http://purl.oclc.org/ooxml/officeDocument/math">
-            <m:t xmlns:m="http://purl.oclc.org/ooxml/officeDocument/math">𝑑</m:t>
+      <m:oMath>
+        <m:r>
+          <w:rPr>
+            <w:rFonts w:ascii="Cambria Math" w:hAnsi="Cambria Math"/>
+          </w:rPr>
+          <m:t>d </m:t>
+        </m:r>
+      </m:oMath>
+      <w:r>
+        <w:rPr>
+          <w:lang w:val="en-US"/>
+        </w:rPr>
+        <w:t xml:space="preserve"> is the unit direction vector associated with the assigned lane. </w:t>
+      </w:r>
+      <w:r>
+        <w:rPr>
+          <w:lang w:val="en-US"/>
+        </w:rPr>
+        <w:t>The classification decision is based on computed cosine similarity. When</w:t>
+      </w:r>
+    </w:p>
+    <w:p>
+      <w:pPr>
+        <w:pStyle w:val="TeksIsi"/>
+        <w:jc w:val="center"/>
+        <w:rPr>
+          <w:lang w:val="en-US"/>
+        </w:rPr>
+      </w:pPr>
+      <m:oMath>
+        <m:func>
+          <m:funcPr>
+            <m:ctrlPr>
+              <w:rPr>
+                <w:rFonts w:ascii="Cambria Math" w:hAnsi="Cambria Math"/>
+              </w:rPr>
+            </m:ctrlPr>
+          </m:funcPr>
+          <m:fName>
+            <m:r>
+              <m:rPr>
+                <m:sty m:val="p"/>
+              </m:rPr>
+              <w:rPr>
+                <w:rFonts w:ascii="Cambria Math" w:hAnsi="Cambria Math"/>
+              </w:rPr>
+              <m:t>cos</m:t>
+            </m:r>
+          </m:fName>
+          <m:e>
+            <m:d>
+              <m:dPr>
+                <m:ctrlPr>
+                  <w:rPr>
+                    <w:rFonts w:ascii="Cambria Math" w:hAnsi="Cambria Math"/>
+                  </w:rPr>
+                </m:ctrlPr>
+              </m:dPr>
+              <m:e>
+                <m:r>
+                  <w:rPr>
+                    <w:rFonts w:ascii="Cambria Math" w:hAnsi="Cambria Math"/>
+                  </w:rPr>
+                  <m:t>θ</m:t>
+                </m:r>
+              </m:e>
+            </m:d>
+          </m:e>
+        </m:func>
+        <m:r>
+          <w:rPr>
+            <w:rFonts w:ascii="Cambria Math" w:hAnsi="Cambria Math"/>
+          </w:rPr>
+          <m:t>&lt;-0.3</m:t>
+        </m:r>
+      </m:oMath>
+      <w:r>
+        <w:t xml:space="preserve"> </w:t>
+      </w:r>
+    </w:p>
+    <w:p>
+      <w:pPr>
+        <w:pStyle w:val="TeksIsi"/>
+        <w:rPr>
+          <w:lang w:val="en-US"/>
+        </w:rPr>
+      </w:pPr>
+      <w:r>
+        <w:rPr>
+          <w:lang w:val="en-US"/>
+        </w:rPr>
+        <w:t xml:space="preserve">the </w:t>
+      </w:r>
+      <w:proofErr w:type="spellStart"/>
+      <w:r>
+        <w:rPr>
+          <w:i/>
+          <w:iCs/>
+          <w:lang w:val="en-US"/>
+        </w:rPr>
+        <w:t>violation_streak</w:t>
+      </w:r>
+      <w:proofErr w:type="spellEnd"/>
+      <w:r>
+        <w:rPr>
+          <w:lang w:val="en-US"/>
+        </w:rPr>
+        <w:t xml:space="preserve"> counter is incremented, indicating motion against the permitted lane direction. Conversely, when</w:t>
+      </w:r>
+    </w:p>
+    <w:p>
+      <w:pPr>
+        <w:pStyle w:val="TeksIsi"/>
+        <w:jc w:val="center"/>
+        <w:rPr>
+          <w:lang w:val="en-US"/>
+        </w:rPr>
+      </w:pPr>
+      <m:oMath>
+        <m:func>
+          <m:funcPr>
+            <m:ctrlPr>
+              <w:rPr>
+                <w:rFonts w:ascii="Cambria Math" w:hAnsi="Cambria Math"/>
+              </w:rPr>
+            </m:ctrlPr>
+          </m:funcPr>
+          <m:fName>
+            <m:r>
+              <m:rPr>
+                <m:sty m:val="p"/>
+              </m:rPr>
+              <w:rPr>
+                <w:rFonts w:ascii="Cambria Math" w:hAnsi="Cambria Math"/>
+              </w:rPr>
+              <m:t>cos</m:t>
+            </m:r>
+          </m:fName>
+          <m:e>
+            <m:d>
+              <m:dPr>
+                <m:ctrlPr>
+                  <w:rPr>
+                    <w:rFonts w:ascii="Cambria Math" w:hAnsi="Cambria Math"/>
+                  </w:rPr>
+                </m:ctrlPr>
+              </m:dPr>
+              <m:e>
+                <m:r>
+                  <w:rPr>
+                    <w:rFonts w:ascii="Cambria Math" w:hAnsi="Cambria Math"/>
+                  </w:rPr>
+                  <m:t>θ</m:t>
+                </m:r>
+              </m:e>
+            </m:d>
+          </m:e>
+        </m:func>
+        <m:r>
+          <w:rPr>
+            <w:rFonts w:ascii="Cambria Math" w:hAnsi="Cambria Math"/>
+          </w:rPr>
+          <m:t>&gt;+0.3</m:t>
+        </m:r>
+      </m:oMath>
+      <w:r>
+        <w:t xml:space="preserve"> </w:t>
+      </w:r>
+    </w:p>
+    <w:p>
+      <w:pPr>
+        <w:pStyle w:val="TeksIsi"/>
+      </w:pPr>
+      <w:r>
+        <w:rPr>
+          <w:lang w:val="en-US"/>
+        </w:rPr>
+        <w:t xml:space="preserve">the streak counter is reset, and the object status is assigned as </w:t>
+      </w:r>
+      <w:r>
+        <w:rPr>
+          <w:i/>
+          <w:iCs/>
+          <w:lang w:val="en-US"/>
+        </w:rPr>
+        <w:t>normal</w:t>
+      </w:r>
+      <w:r>
+        <w:rPr>
+          <w:lang w:val="en-US"/>
+        </w:rPr>
+        <w:t>. For the intermediate range</w:t>
+      </w:r>
+      <w:r>
+        <w:rPr>
+          <w:lang w:val="en-US"/>
+        </w:rPr>
+        <w:t>.</w:t>
+      </w:r>
+    </w:p>
+    <w:p>
+      <w:pPr>
+        <w:pStyle w:val="TeksIsi"/>
+        <w:jc w:val="center"/>
+        <w:rPr>
+          <w:lang w:val="en-US"/>
+        </w:rPr>
+      </w:pPr>
+      <m:oMathPara>
+        <m:oMath>
+          <m:r>
+            <w:rPr>
+              <w:rFonts w:ascii="Cambria Math" w:hAnsi="Cambria Math"/>
+            </w:rPr>
+            <m:t>-0.3≤</m:t>
           </m:r>
-          <m:r xmlns:m="http://purl.oclc.org/ooxml/officeDocument/math">
-            <m:t xmlns:m="http://purl.oclc.org/ooxml/officeDocument/math"> </m:t>
-          </m:r>
-        </m:oMath>
-      </m:oMathPara>
-      <w:r>
-        <w:rPr>
-          <w:lang w:val="en-US"/>
-        </w:rPr>
-        <w:t xml:space="preserve"> is the unit direction vector associated with the assigned </w:t>
-      </w:r>
-      <w:r>
-        <w:rPr>
-          <w:lang w:val="en-US"/>
-        </w:rPr>
-        <w:t xml:space="preserve">lane. </w:t>
-      </w:r>
-      <w:r>
-        <w:rPr>
-          <w:noProof w:val="0"/>
-          <w:lang w:val="en-US"/>
-        </w:rPr>
-        <w:t>The classification decision is based on computed cosine similarity. When</w:t>
-      </w:r>
-    </w:p>
-    <w:p>
-      <w:pPr>
-        <w:pStyle w:val="BodyText"/>
-        <w:jc w:val="center"/>
-        <w:rPr>
-          <w:lang w:val="en-US"/>
-        </w:rPr>
-      </w:pPr>
-      <m:oMathPara xmlns:m="http://purl.oclc.org/ooxml/officeDocument/math">
-        <m:oMath xmlns:m="http://purl.oclc.org/ooxml/officeDocument/math">
-          <m:func xmlns:m="http://purl.oclc.org/ooxml/officeDocument/math">
+          <m:func>
             <m:funcPr>
-              <m:ctrlPr/>
+              <m:ctrlPr>
+                <w:rPr>
+                  <w:rFonts w:ascii="Cambria Math" w:hAnsi="Cambria Math"/>
+                </w:rPr>
+              </m:ctrlPr>
             </m:funcPr>
             <m:fName>
               <m:r>
                 <m:rPr>
                   <m:sty m:val="p"/>
                 </m:rPr>
+                <w:rPr>
+                  <w:rFonts w:ascii="Cambria Math" w:hAnsi="Cambria Math"/>
+                </w:rPr>
                 <m:t>cos</m:t>
               </m:r>
             </m:fName>
             <m:e>
               <m:d>
                 <m:dPr>
-                  <m:ctrlPr/>
+                  <m:ctrlPr>
+                    <w:rPr>
+                      <w:rFonts w:ascii="Cambria Math" w:hAnsi="Cambria Math"/>
+                    </w:rPr>
+                  </m:ctrlPr>
                 </m:dPr>
                 <m:e>
                   <m:r>
-                    <m:t>𝜃</m:t>
+                    <w:rPr>
+                      <w:rFonts w:ascii="Cambria Math" w:hAnsi="Cambria Math"/>
+                    </w:rPr>
+                    <m:t>θ</m:t>
                   </m:r>
                 </m:e>
               </m:d>
             </m:e>
           </m:func>
-          <m:r xmlns:m="http://purl.oclc.org/ooxml/officeDocument/math">
-            <m:t xmlns:m="http://purl.oclc.org/ooxml/officeDocument/math">&lt;−0.3</m:t>
+          <m:r>
+            <w:rPr>
+              <w:rFonts w:ascii="Cambria Math" w:hAnsi="Cambria Math"/>
+            </w:rPr>
+            <m:t>≤0.3</m:t>
           </m:r>
         </m:oMath>
       </m:oMathPara>
-      <w:r>
-        <w:rPr/>
-        <w:t xml:space="preserve"> </w:t>
-      </w:r>
-    </w:p>
-    <w:p>
-      <w:pPr>
-        <w:pStyle w:val="BodyText"/>
-        <w:rPr>
-          <w:lang w:val="en-US"/>
-        </w:rPr>
-      </w:pPr>
-      <w:r>
-        <w:rPr>
-          <w:noProof w:val="0"/>
-          <w:lang w:val="en-US"/>
-        </w:rPr>
-        <w:t xml:space="preserve">the </w:t>
-      </w:r>
-      <w:r>
-        <w:rPr>
-          <w:i w:val="1"/>
-          <w:iCs w:val="1"/>
-          <w:noProof w:val="0"/>
-          <w:lang w:val="en-US"/>
-        </w:rPr>
-        <w:t>violation_streak</w:t>
-      </w:r>
-      <w:r>
-        <w:rPr>
-          <w:noProof w:val="0"/>
-          <w:lang w:val="en-US"/>
-        </w:rPr>
-        <w:t xml:space="preserve"> counter is incremented, </w:t>
-      </w:r>
-      <w:r>
-        <w:rPr>
-          <w:noProof w:val="0"/>
-          <w:lang w:val="en-US"/>
-        </w:rPr>
-        <w:t>indicating</w:t>
-      </w:r>
-      <w:r>
-        <w:rPr>
-          <w:noProof w:val="0"/>
-          <w:lang w:val="en-US"/>
-        </w:rPr>
-        <w:t xml:space="preserve"> motion against the permitted lane direction. Conversely, when</w:t>
-      </w:r>
-    </w:p>
-    <w:p>
-      <w:pPr>
-        <w:pStyle w:val="BodyText"/>
+    </w:p>
+    <w:p>
+      <w:pPr>
+        <w:ind w:firstLine="14.40pt"/>
+        <w:jc w:val="both"/>
+      </w:pPr>
+      <w:r>
+        <w:t>the status remains unchanged to accommodate ambiguous motion patterns, such as temporary turning maneuvers.</w:t>
+      </w:r>
+    </w:p>
+    <w:p>
+      <w:pPr>
+        <w:ind w:firstLine="14.40pt"/>
+        <w:jc w:val="both"/>
+      </w:pPr>
+      <w:r>
+        <w:t>A violation is confirmed only when</w:t>
+      </w:r>
+    </w:p>
+    <w:p>
+      <w:pPr>
+        <w:pStyle w:val="TeksIsi"/>
         <w:jc w:val="center"/>
         <w:rPr>
           <w:lang w:val="en-US"/>
         </w:rPr>
       </w:pPr>
-      <m:oMathPara xmlns:m="http://purl.oclc.org/ooxml/officeDocument/math">
-        <m:oMath xmlns:m="http://purl.oclc.org/ooxml/officeDocument/math">
-          <m:func xmlns:m="http://purl.oclc.org/ooxml/officeDocument/math">
-            <m:funcPr>
-              <m:ctrlPr/>
-            </m:funcPr>
-            <m:fName>
-              <m:r>
-                <m:rPr>
-                  <m:sty m:val="p"/>
-                </m:rPr>
-                <m:t>cos</m:t>
-              </m:r>
-            </m:fName>
-            <m:e>
-              <m:d>
-                <m:dPr>
-                  <m:ctrlPr/>
-                </m:dPr>
-                <m:e>
-                  <m:r>
-                    <m:t>𝜃</m:t>
-                  </m:r>
-                </m:e>
-              </m:d>
-            </m:e>
-          </m:func>
-          <m:r xmlns:m="http://purl.oclc.org/ooxml/officeDocument/math">
-            <m:t xmlns:m="http://purl.oclc.org/ooxml/officeDocument/math">&gt;+0.3</m:t>
+      <m:oMathPara>
+        <m:oMath>
+          <m:r>
+            <w:rPr>
+              <w:rFonts w:ascii="Cambria Math" w:hAnsi="Cambria Math"/>
+            </w:rPr>
+            <m:t>violatio</m:t>
           </m:r>
-        </m:oMath>
-      </m:oMathPara>
-      <w:r>
-        <w:rPr/>
-        <w:t xml:space="preserve"> </w:t>
-      </w:r>
-    </w:p>
-    <w:p>
-      <w:pPr>
-        <w:pStyle w:val="BodyText"/>
-      </w:pPr>
-      <w:r>
-        <w:rPr>
-          <w:noProof w:val="0"/>
-          <w:lang w:val="en-US"/>
-        </w:rPr>
-        <w:t xml:space="preserve">the streak counter is </w:t>
-      </w:r>
-      <w:r>
-        <w:rPr>
-          <w:noProof w:val="0"/>
-          <w:lang w:val="en-US"/>
-        </w:rPr>
-        <w:t>reset,</w:t>
-      </w:r>
-      <w:r>
-        <w:rPr>
-          <w:noProof w:val="0"/>
-          <w:lang w:val="en-US"/>
-        </w:rPr>
-        <w:t xml:space="preserve"> and the object status is assigned as </w:t>
-      </w:r>
-      <w:r>
-        <w:rPr>
-          <w:i w:val="1"/>
-          <w:iCs w:val="1"/>
-          <w:noProof w:val="0"/>
-          <w:lang w:val="en-US"/>
-        </w:rPr>
-        <w:t>normal</w:t>
-      </w:r>
-      <w:r>
-        <w:rPr>
-          <w:noProof w:val="0"/>
-          <w:lang w:val="en-US"/>
-        </w:rPr>
-        <w:t>. For the intermediate range</w:t>
-      </w:r>
-      <w:r>
-        <w:rPr>
-          <w:lang w:val="en-US"/>
-        </w:rPr>
-        <w:t>.</w:t>
-      </w:r>
-    </w:p>
-    <w:p>
-      <w:pPr>
-        <w:pStyle w:val="BodyText"/>
-        <w:jc w:val="center"/>
-        <w:rPr>
-          <w:lang w:val="en-US"/>
-        </w:rPr>
-      </w:pPr>
-      <m:oMathPara xmlns:m="http://purl.oclc.org/ooxml/officeDocument/math">
-        <m:oMath xmlns:m="http://purl.oclc.org/ooxml/officeDocument/math">
-          <m:r xmlns:m="http://purl.oclc.org/ooxml/officeDocument/math">
-            <m:t xmlns:m="http://purl.oclc.org/ooxml/officeDocument/math">−0.3≤</m:t>
-          </m:r>
-          <m:func xmlns:m="http://purl.oclc.org/ooxml/officeDocument/math">
-            <m:funcPr>
-              <m:ctrlPr/>
-            </m:funcPr>
-            <m:fName>
-              <m:r>
-                <m:rPr>
-                  <m:sty m:val="p"/>
-                </m:rPr>
-                <m:t>cos</m:t>
-              </m:r>
-            </m:fName>
-            <m:e>
-              <m:d>
-                <m:dPr>
-                  <m:ctrlPr/>
-                </m:dPr>
-                <m:e>
-                  <m:r>
-                    <m:t>𝜃</m:t>
-                  </m:r>
-                </m:e>
-              </m:d>
-            </m:e>
-          </m:func>
-          <m:r xmlns:m="http://purl.oclc.org/ooxml/officeDocument/math">
-            <m:t xmlns:m="http://purl.oclc.org/ooxml/officeDocument/math">≤0.3</m:t>
-          </m:r>
-        </m:oMath>
-      </m:oMathPara>
-    </w:p>
-    <w:p>
-      <w:pPr>
-        <w:ind w:firstLine="14.4pt"/>
-        <w:jc w:val="both"/>
-      </w:pPr>
-      <w:r>
-        <w:rPr>
-          <w:noProof w:val="0"/>
-          <w:lang w:val="en-US"/>
-        </w:rPr>
-        <w:t xml:space="preserve">the status </w:t>
-      </w:r>
-      <w:r>
-        <w:rPr>
-          <w:noProof w:val="0"/>
-          <w:lang w:val="en-US"/>
-        </w:rPr>
-        <w:t>remains</w:t>
-      </w:r>
-      <w:r>
-        <w:rPr>
-          <w:noProof w:val="0"/>
-          <w:lang w:val="en-US"/>
-        </w:rPr>
-        <w:t xml:space="preserve"> unchanged to accommodate ambiguous motion patterns, such as temporary turning maneuvers.</w:t>
-      </w:r>
-    </w:p>
-    <w:p>
-      <w:pPr>
-        <w:ind w:firstLine="14.4pt"/>
-        <w:jc w:val="both"/>
-      </w:pPr>
-      <w:r>
-        <w:rPr>
-          <w:noProof w:val="0"/>
-          <w:lang w:val="en-US"/>
-        </w:rPr>
-        <w:t>A violation is confirmed only when</w:t>
-      </w:r>
-    </w:p>
-    <w:p>
-      <w:pPr>
-        <w:pStyle w:val="BodyText"/>
-        <w:jc w:val="center"/>
-        <w:rPr>
-          <w:lang w:val="en-US"/>
-        </w:rPr>
-      </w:pPr>
-      <m:oMathPara xmlns:m="http://purl.oclc.org/ooxml/officeDocument/math">
-        <m:oMath xmlns:m="http://purl.oclc.org/ooxml/officeDocument/math">
-          <m:r xmlns:m="http://purl.oclc.org/ooxml/officeDocument/math">
-            <m:t xmlns:m="http://purl.oclc.org/ooxml/officeDocument/math">𝑣𝑖𝑜𝑙𝑎𝑡𝑖𝑜</m:t>
-          </m:r>
-          <m:sSub xmlns:m="http://purl.oclc.org/ooxml/officeDocument/math">
+          <m:sSub>
             <m:sSubPr>
-              <m:ctrlPr/>
+              <m:ctrlPr>
+                <w:rPr>
+                  <w:rFonts w:ascii="Cambria Math" w:hAnsi="Cambria Math"/>
+                </w:rPr>
+              </m:ctrlPr>
             </m:sSubPr>
             <m:e>
               <m:r>
-                <m:t>𝑛</m:t>
+                <w:rPr>
+                  <w:rFonts w:ascii="Cambria Math" w:hAnsi="Cambria Math"/>
+                </w:rPr>
+                <m:t>n</m:t>
               </m:r>
             </m:e>
             <m:sub>
               <m:r>
-                <m:t>−</m:t>
+                <w:rPr>
+                  <w:rFonts w:ascii="Cambria Math" w:hAnsi="Cambria Math"/>
+                </w:rPr>
+                <m:t>-</m:t>
               </m:r>
             </m:sub>
           </m:sSub>
-          <m:r xmlns:m="http://purl.oclc.org/ooxml/officeDocument/math">
-            <m:t xmlns:m="http://purl.oclc.org/ooxml/officeDocument/math">𝑠𝑡𝑟𝑒𝑎𝑘</m:t>
+          <m:r>
+            <w:rPr>
+              <w:rFonts w:ascii="Cambria Math" w:hAnsi="Cambria Math"/>
+            </w:rPr>
+            <m:t>streak≥</m:t>
           </m:r>
-          <m:r xmlns:m="http://purl.oclc.org/ooxml/officeDocument/math">
-            <m:t xmlns:m="http://purl.oclc.org/ooxml/officeDocument/math">≥</m:t>
-          </m:r>
-          <m:sSub xmlns:m="http://purl.oclc.org/ooxml/officeDocument/math">
+          <m:sSub>
             <m:sSubPr>
-              <m:ctrlPr/>
+              <m:ctrlPr>
+                <w:rPr>
+                  <w:rFonts w:ascii="Cambria Math" w:hAnsi="Cambria Math"/>
+                </w:rPr>
+              </m:ctrlPr>
             </m:sSubPr>
             <m:e>
               <m:r>
-                <m:t>𝜏</m:t>
+                <w:rPr>
+                  <w:rFonts w:ascii="Cambria Math" w:hAnsi="Cambria Math"/>
+                </w:rPr>
+                <m:t>τ</m:t>
               </m:r>
             </m:e>
             <m:sub>
               <m:r>
-                <m:t>𝑠</m:t>
+                <w:rPr>
+                  <w:rFonts w:ascii="Cambria Math" w:hAnsi="Cambria Math"/>
+                </w:rPr>
+                <m:t>s</m:t>
               </m:r>
             </m:sub>
           </m:sSub>
@@ -2786,77 +2739,57 @@
     </w:p>
     <w:p>
       <w:pPr>
-        <w:pStyle w:val="BodyText"/>
-        <w:jc w:val="both"/>
-      </w:pPr>
-      <w:r>
-        <w:rPr>
-          <w:noProof w:val="0"/>
+        <w:pStyle w:val="TeksIsi"/>
+      </w:pPr>
+      <w:r>
+        <w:rPr>
           <w:lang w:val="en-US"/>
         </w:rPr>
         <w:t xml:space="preserve">where </w:t>
       </w:r>
-      <m:oMathPara xmlns:m="http://purl.oclc.org/ooxml/officeDocument/math">
-        <m:oMath xmlns:m="http://purl.oclc.org/ooxml/officeDocument/math">
-          <m:sSub xmlns:m="http://purl.oclc.org/ooxml/officeDocument/math">
-            <m:sSubPr>
-              <m:ctrlPr/>
-            </m:sSubPr>
-            <m:e>
-              <m:r>
-                <m:t>𝜏</m:t>
-              </m:r>
-            </m:e>
-            <m:sub>
-              <m:r>
-                <m:t>𝑠</m:t>
-              </m:r>
-            </m:sub>
-          </m:sSub>
-          <m:r xmlns:m="http://purl.oclc.org/ooxml/officeDocument/math">
-            <m:t xmlns:m="http://purl.oclc.org/ooxml/officeDocument/math">=5</m:t>
-          </m:r>
-        </m:oMath>
-      </m:oMathPara>
-      <w:r>
-        <w:rPr>
-          <w:noProof w:val="0"/>
-          <w:lang w:val="en-US"/>
-        </w:rPr>
-        <w:t xml:space="preserve"> denotes the confirmation threshold. This requirement enforces five consecutive frames of counterflow evidence before a violation is declared. Once an object is classified as a violation, the status </w:t>
-      </w:r>
-      <w:r>
-        <w:rPr>
-          <w:noProof w:val="0"/>
-          <w:lang w:val="en-US"/>
-        </w:rPr>
-        <w:t>remains</w:t>
-      </w:r>
-      <w:r>
-        <w:rPr>
-          <w:noProof w:val="0"/>
-          <w:lang w:val="en-US"/>
-        </w:rPr>
-        <w:t xml:space="preserve"> unchanged for the </w:t>
-      </w:r>
-      <w:r>
-        <w:rPr>
-          <w:noProof w:val="0"/>
-          <w:lang w:val="en-US"/>
-        </w:rPr>
-        <w:t>remainder</w:t>
-      </w:r>
-      <w:r>
-        <w:rPr>
-          <w:noProof w:val="0"/>
-          <w:lang w:val="en-US"/>
-        </w:rPr>
-        <w:t xml:space="preserve"> of the tracking sequence.</w:t>
-      </w:r>
-    </w:p>
-    <w:p>
-      <w:pPr>
-        <w:pStyle w:val="Heading2"/>
+      <m:oMath>
+        <m:sSub>
+          <m:sSubPr>
+            <m:ctrlPr>
+              <w:rPr>
+                <w:rFonts w:ascii="Cambria Math" w:hAnsi="Cambria Math"/>
+              </w:rPr>
+            </m:ctrlPr>
+          </m:sSubPr>
+          <m:e>
+            <m:r>
+              <w:rPr>
+                <w:rFonts w:ascii="Cambria Math" w:hAnsi="Cambria Math"/>
+              </w:rPr>
+              <m:t>τ</m:t>
+            </m:r>
+          </m:e>
+          <m:sub>
+            <m:r>
+              <w:rPr>
+                <w:rFonts w:ascii="Cambria Math" w:hAnsi="Cambria Math"/>
+              </w:rPr>
+              <m:t>s</m:t>
+            </m:r>
+          </m:sub>
+        </m:sSub>
+        <m:r>
+          <w:rPr>
+            <w:rFonts w:ascii="Cambria Math" w:hAnsi="Cambria Math"/>
+          </w:rPr>
+          <m:t>=5</m:t>
+        </m:r>
+      </m:oMath>
+      <w:r>
+        <w:rPr>
+          <w:lang w:val="en-US"/>
+        </w:rPr>
+        <w:t xml:space="preserve"> denotes the confirmation threshold. This requirement enforces five consecutive frames of counterflow evidence before a violation is declared. Once an object is classified as a violation, the status remains unchanged for the remainder of the tracking sequence.</w:t>
+      </w:r>
+    </w:p>
+    <w:p>
+      <w:pPr>
+        <w:pStyle w:val="Judul2"/>
       </w:pPr>
       <w:r>
         <w:t>Output Generation</w:t>
@@ -2864,18 +2797,88 @@
     </w:p>
     <w:p>
       <w:pPr>
-        <w:pStyle w:val="BodyText"/>
-      </w:pPr>
-      <w:r>
-        <w:rPr>
-          <w:lang w:val="en-US"/>
-        </w:rPr>
-        <w:t>For each unique violation event (identified by object ID), main.py appends one record to the output CSV file with columns: frame, timestamp_s, object_id, lane_id, centroid_x, centroid_y. Each object ID is logged only once. The annotated video output renders: (1) semi-transparent lane polygon overlays with direction arrows and lane labels; (2) bounding boxes colored by status (green = normal, red = violation, gray = unknown) with object ID labels; (3) motion direction arrows computed from trajectory history; and (4) a HUD bar showing current frame index and cumulative unique violator count.</w:t>
-      </w:r>
-    </w:p>
-    <w:p>
-      <w:pPr>
-        <w:pStyle w:val="Heading1"/>
+        <w:pStyle w:val="TeksIsi"/>
+      </w:pPr>
+      <w:r>
+        <w:rPr>
+          <w:lang w:val="en-US"/>
+        </w:rPr>
+        <w:t xml:space="preserve">For each unique violation event (identified by object ID), main.py appends one record to the output CSV file with columns: frame, </w:t>
+      </w:r>
+      <w:proofErr w:type="spellStart"/>
+      <w:r>
+        <w:rPr>
+          <w:lang w:val="en-US"/>
+        </w:rPr>
+        <w:t>timestamp_s</w:t>
+      </w:r>
+      <w:proofErr w:type="spellEnd"/>
+      <w:r>
+        <w:rPr>
+          <w:lang w:val="en-US"/>
+        </w:rPr>
+        <w:t xml:space="preserve">, </w:t>
+      </w:r>
+      <w:proofErr w:type="spellStart"/>
+      <w:r>
+        <w:rPr>
+          <w:lang w:val="en-US"/>
+        </w:rPr>
+        <w:t>object_id</w:t>
+      </w:r>
+      <w:proofErr w:type="spellEnd"/>
+      <w:r>
+        <w:rPr>
+          <w:lang w:val="en-US"/>
+        </w:rPr>
+        <w:t xml:space="preserve">, </w:t>
+      </w:r>
+      <w:proofErr w:type="spellStart"/>
+      <w:r>
+        <w:rPr>
+          <w:lang w:val="en-US"/>
+        </w:rPr>
+        <w:t>lane_id</w:t>
+      </w:r>
+      <w:proofErr w:type="spellEnd"/>
+      <w:r>
+        <w:rPr>
+          <w:lang w:val="en-US"/>
+        </w:rPr>
+        <w:t xml:space="preserve">, </w:t>
+      </w:r>
+      <w:proofErr w:type="spellStart"/>
+      <w:r>
+        <w:rPr>
+          <w:lang w:val="en-US"/>
+        </w:rPr>
+        <w:t>centroid_x</w:t>
+      </w:r>
+      <w:proofErr w:type="spellEnd"/>
+      <w:r>
+        <w:rPr>
+          <w:lang w:val="en-US"/>
+        </w:rPr>
+        <w:t xml:space="preserve">, </w:t>
+      </w:r>
+      <w:proofErr w:type="spellStart"/>
+      <w:r>
+        <w:rPr>
+          <w:lang w:val="en-US"/>
+        </w:rPr>
+        <w:t>centroid_y</w:t>
+      </w:r>
+      <w:proofErr w:type="spellEnd"/>
+      <w:r>
+        <w:rPr>
+          <w:lang w:val="en-US"/>
+        </w:rPr>
+        <w:t>. Each object ID is logged only once. The annotated video output renders: (1) semi-transparent lane polygon overlays with direction arrows and lane labels; (2) bounding boxes colored by status (green = normal, red = violation, gray = unknown) with object ID labels; (3) motion direction arrows computed from trajectory history; and (4) a HUD bar showing current frame index and cumulative unique violator count.</w:t>
+      </w:r>
+    </w:p>
+    <w:p>
+      <w:pPr>
+        <w:pStyle w:val="Judul1"/>
       </w:pPr>
       <w:r>
         <w:t>Experimental Setup</w:t>
@@ -2883,7 +2886,7 @@
     </w:p>
     <w:p>
       <w:pPr>
-        <w:pStyle w:val="Heading2"/>
+        <w:pStyle w:val="Judul2"/>
       </w:pPr>
       <w:r>
         <w:t>Dataset Description</w:t>
@@ -2891,21 +2894,19 @@
     </w:p>
     <w:p>
       <w:pPr>
-        <w:pStyle w:val="BodyText"/>
-      </w:pPr>
-      <w:r>
-        <w:rPr/>
+        <w:pStyle w:val="TeksIsi"/>
+      </w:pPr>
+      <w:r>
         <w:t xml:space="preserve">Experiments were conducted using video footage from the Traffic India Intersection dataset (available on Kaggle as </w:t>
       </w:r>
       <w:r>
         <w:rPr>
-          <w:i w:val="1"/>
-          <w:iCs w:val="1"/>
+          <w:i/>
+          <w:iCs/>
         </w:rPr>
         <w:t>Road Traffic Video Monitoring</w:t>
       </w:r>
       <w:r>
-        <w:rPr/>
         <w:t>). Six scenarios were selected to cover a range of conditions:</w:t>
       </w:r>
       <w:r>
@@ -2915,7 +2916,6 @@
         <w:t xml:space="preserve"> </w:t>
       </w:r>
       <w:r>
-        <w:rPr/>
         <w:t>accident_night_1 and accident_night_2: Nighttime footage under reduced illumination, used to evaluate system robustness under low-light conditions.</w:t>
       </w:r>
       <w:r>
@@ -2925,16 +2925,7 @@
         <w:t xml:space="preserve"> </w:t>
       </w:r>
       <w:r>
-        <w:rPr/>
-        <w:t xml:space="preserve">accident_day_1 and accident_day_2: Daytime footage captured during accident events, used to evaluate whether the tracker </w:t>
-      </w:r>
-      <w:r>
-        <w:rPr/>
-        <w:t>maintains</w:t>
-      </w:r>
-      <w:r>
-        <w:rPr/>
-        <w:t xml:space="preserve"> stability when vehicles behave erratically.</w:t>
+        <w:t>accident_day_1 and accident_day_2: Daytime footage captured during accident events, used to evaluate whether the tracker maintains stability when vehicles behave erratically.</w:t>
       </w:r>
       <w:r>
         <w:rPr>
@@ -2943,16 +2934,7 @@
         <w:t xml:space="preserve"> </w:t>
       </w:r>
       <w:r>
-        <w:rPr/>
-        <w:t xml:space="preserve">traffic_day_1: Daytime footage of a dense, complex Indian intersection with high vehicle </w:t>
-      </w:r>
-      <w:r>
-        <w:rPr/>
-        <w:t>counts</w:t>
-      </w:r>
-      <w:r>
-        <w:rPr/>
-        <w:t xml:space="preserve"> and irregular traffic flow patterns.</w:t>
+        <w:t>traffic_day_1: Daytime footage of a dense, complex Indian intersection with high vehicle counts and irregular traffic flow patterns.</w:t>
       </w:r>
       <w:r>
         <w:rPr>
@@ -2960,18 +2942,18 @@
         </w:rPr>
         <w:t xml:space="preserve"> </w:t>
       </w:r>
-      <w:r>
-        <w:rPr/>
+      <w:proofErr w:type="spellStart"/>
+      <w:r>
         <w:t>traffic_toll</w:t>
       </w:r>
-      <w:r>
-        <w:rPr/>
+      <w:proofErr w:type="spellEnd"/>
+      <w:r>
         <w:t>: Daytime footage of a toll plaza with more regulated vehicle flow, included as a comparison scenario against uncontrolled intersections.</w:t>
       </w:r>
     </w:p>
     <w:p>
       <w:pPr>
-        <w:pStyle w:val="Heading2"/>
+        <w:pStyle w:val="Judul2"/>
       </w:pPr>
       <w:r>
         <w:t>Libraries and Dependencies</w:t>
@@ -2979,7 +2961,7 @@
     </w:p>
     <w:p>
       <w:pPr>
-        <w:pStyle w:val="BodyText"/>
+        <w:pStyle w:val="TeksIsi"/>
       </w:pPr>
       <w:r>
         <w:rPr>
@@ -3006,12 +2988,12 @@
         <w:tblW w:w="234.70pt" w:type="dxa"/>
         <w:tblInd w:w="0.15pt" w:type="dxa"/>
         <w:tblBorders>
-          <w:top w:val="single" w:color="auto" w:sz="2" w:space="0"/>
-          <w:start w:val="single" w:color="auto" w:sz="2" w:space="0"/>
-          <w:bottom w:val="single" w:color="auto" w:sz="2" w:space="0"/>
-          <w:end w:val="single" w:color="auto" w:sz="2" w:space="0"/>
-          <w:insideH w:val="single" w:color="auto" w:sz="2" w:space="0"/>
-          <w:insideV w:val="single" w:color="auto" w:sz="2" w:space="0"/>
+          <w:top w:val="single" w:sz="2" w:space="0" w:color="auto"/>
+          <w:start w:val="single" w:sz="2" w:space="0" w:color="auto"/>
+          <w:bottom w:val="single" w:sz="2" w:space="0" w:color="auto"/>
+          <w:end w:val="single" w:sz="2" w:space="0" w:color="auto"/>
+          <w:insideH w:val="single" w:sz="2" w:space="0" w:color="auto"/>
+          <w:insideV w:val="single" w:sz="2" w:space="0" w:color="auto"/>
         </w:tblBorders>
         <w:tblLayout w:type="fixed"/>
         <w:tblLook w:firstRow="1" w:lastRow="0" w:firstColumn="1" w:lastColumn="0" w:noHBand="0" w:noVBand="1"/>
@@ -3169,7 +3151,7 @@
     </w:tbl>
     <w:p>
       <w:pPr>
-        <w:pStyle w:val="Heading2"/>
+        <w:pStyle w:val="Judul2"/>
       </w:pPr>
       <w:r>
         <w:t>System Parameters</w:t>
@@ -3177,7 +3159,7 @@
     </w:p>
     <w:p>
       <w:pPr>
-        <w:pStyle w:val="BodyText"/>
+        <w:pStyle w:val="TeksIsi"/>
       </w:pPr>
       <w:r>
         <w:t>The following parameters were used uniformly across all experimental scenarios. No per-dataset parameter tuning was performed, as the parameter configuration was not found to vary across the available output files.</w:t>
@@ -3198,23 +3180,23 @@
     </w:p>
     <w:tbl>
       <w:tblPr>
-        <w:tblW w:w="4917" w:type="dxa"/>
+        <w:tblW w:w="245.85pt" w:type="dxa"/>
         <w:jc w:val="center"/>
         <w:tblBorders>
-          <w:top w:val="single" w:color="auto" w:sz="2" w:space="0"/>
-          <w:start w:val="single" w:color="auto" w:sz="2" w:space="0"/>
-          <w:bottom w:val="single" w:color="auto" w:sz="2" w:space="0"/>
-          <w:end w:val="single" w:color="auto" w:sz="2" w:space="0"/>
-          <w:insideH w:val="single" w:color="auto" w:sz="2" w:space="0"/>
-          <w:insideV w:val="single" w:color="auto" w:sz="2" w:space="0"/>
+          <w:top w:val="single" w:sz="2" w:space="0" w:color="auto"/>
+          <w:start w:val="single" w:sz="2" w:space="0" w:color="auto"/>
+          <w:bottom w:val="single" w:sz="2" w:space="0" w:color="auto"/>
+          <w:end w:val="single" w:sz="2" w:space="0" w:color="auto"/>
+          <w:insideH w:val="single" w:sz="2" w:space="0" w:color="auto"/>
+          <w:insideV w:val="single" w:sz="2" w:space="0" w:color="auto"/>
         </w:tblBorders>
         <w:tblLayout w:type="fixed"/>
         <w:tblLook w:firstRow="1" w:lastRow="0" w:firstColumn="1" w:lastColumn="0" w:noHBand="0" w:noVBand="1"/>
       </w:tblPr>
       <w:tblGrid>
-        <w:gridCol w:w="85.05pt"/>
-        <w:gridCol w:w="37.9pt"/>
-        <w:gridCol w:w="122.9pt"/>
+        <w:gridCol w:w="1701"/>
+        <w:gridCol w:w="758"/>
+        <w:gridCol w:w="2458"/>
       </w:tblGrid>
       <w:tr>
         <w:trPr>
@@ -3226,7 +3208,6 @@
         <w:tc>
           <w:tcPr>
             <w:tcW w:w="85.05pt" w:type="dxa"/>
-            <w:tcMar/>
             <w:vAlign w:val="center"/>
           </w:tcPr>
           <w:p>
@@ -3241,7 +3222,6 @@
         <w:tc>
           <w:tcPr>
             <w:tcW w:w="37.90pt" w:type="dxa"/>
-            <w:tcMar/>
             <w:vAlign w:val="center"/>
           </w:tcPr>
           <w:p>
@@ -3256,7 +3236,6 @@
         <w:tc>
           <w:tcPr>
             <w:tcW w:w="122.90pt" w:type="dxa"/>
-            <w:tcMar/>
             <w:vAlign w:val="center"/>
           </w:tcPr>
           <w:p>
@@ -3278,7 +3257,6 @@
         <w:tc>
           <w:tcPr>
             <w:tcW w:w="85.05pt" w:type="dxa"/>
-            <w:tcMar/>
             <w:vAlign w:val="center"/>
           </w:tcPr>
           <w:p>
@@ -3293,7 +3271,6 @@
         <w:tc>
           <w:tcPr>
             <w:tcW w:w="37.90pt" w:type="dxa"/>
-            <w:tcMar/>
             <w:vAlign w:val="center"/>
           </w:tcPr>
           <w:p>
@@ -3308,7 +3285,6 @@
         <w:tc>
           <w:tcPr>
             <w:tcW w:w="122.90pt" w:type="dxa"/>
-            <w:tcMar/>
             <w:vAlign w:val="center"/>
           </w:tcPr>
           <w:p>
@@ -3330,7 +3306,6 @@
         <w:tc>
           <w:tcPr>
             <w:tcW w:w="85.05pt" w:type="dxa"/>
-            <w:tcMar/>
             <w:vAlign w:val="center"/>
           </w:tcPr>
           <w:p>
@@ -3345,7 +3320,6 @@
         <w:tc>
           <w:tcPr>
             <w:tcW w:w="37.90pt" w:type="dxa"/>
-            <w:tcMar/>
             <w:vAlign w:val="center"/>
           </w:tcPr>
           <w:p>
@@ -3360,7 +3334,6 @@
         <w:tc>
           <w:tcPr>
             <w:tcW w:w="122.90pt" w:type="dxa"/>
-            <w:tcMar/>
             <w:vAlign w:val="center"/>
           </w:tcPr>
           <w:p>
@@ -3382,7 +3355,6 @@
         <w:tc>
           <w:tcPr>
             <w:tcW w:w="85.05pt" w:type="dxa"/>
-            <w:tcMar/>
             <w:vAlign w:val="center"/>
           </w:tcPr>
           <w:p>
@@ -3397,7 +3369,6 @@
         <w:tc>
           <w:tcPr>
             <w:tcW w:w="37.90pt" w:type="dxa"/>
-            <w:tcMar/>
             <w:vAlign w:val="center"/>
           </w:tcPr>
           <w:p>
@@ -3412,7 +3383,6 @@
         <w:tc>
           <w:tcPr>
             <w:tcW w:w="122.90pt" w:type="dxa"/>
-            <w:tcMar/>
             <w:vAlign w:val="center"/>
           </w:tcPr>
           <w:p>
@@ -3434,7 +3404,6 @@
         <w:tc>
           <w:tcPr>
             <w:tcW w:w="85.05pt" w:type="dxa"/>
-            <w:tcMar/>
             <w:vAlign w:val="center"/>
           </w:tcPr>
           <w:p>
@@ -3449,7 +3418,6 @@
         <w:tc>
           <w:tcPr>
             <w:tcW w:w="37.90pt" w:type="dxa"/>
-            <w:tcMar/>
             <w:vAlign w:val="center"/>
           </w:tcPr>
           <w:p>
@@ -3464,7 +3432,6 @@
         <w:tc>
           <w:tcPr>
             <w:tcW w:w="122.90pt" w:type="dxa"/>
-            <w:tcMar/>
             <w:vAlign w:val="center"/>
           </w:tcPr>
           <w:p>
@@ -3486,7 +3453,6 @@
         <w:tc>
           <w:tcPr>
             <w:tcW w:w="85.05pt" w:type="dxa"/>
-            <w:tcMar/>
             <w:vAlign w:val="center"/>
           </w:tcPr>
           <w:p>
@@ -3501,7 +3467,6 @@
         <w:tc>
           <w:tcPr>
             <w:tcW w:w="37.90pt" w:type="dxa"/>
-            <w:tcMar/>
             <w:vAlign w:val="center"/>
           </w:tcPr>
           <w:p>
@@ -3516,7 +3481,6 @@
         <w:tc>
           <w:tcPr>
             <w:tcW w:w="122.90pt" w:type="dxa"/>
-            <w:tcMar/>
             <w:vAlign w:val="center"/>
           </w:tcPr>
           <w:p>
@@ -3538,7 +3502,6 @@
         <w:tc>
           <w:tcPr>
             <w:tcW w:w="85.05pt" w:type="dxa"/>
-            <w:tcMar/>
             <w:vAlign w:val="center"/>
           </w:tcPr>
           <w:p>
@@ -3553,7 +3516,6 @@
         <w:tc>
           <w:tcPr>
             <w:tcW w:w="37.90pt" w:type="dxa"/>
-            <w:tcMar/>
             <w:vAlign w:val="center"/>
           </w:tcPr>
           <w:p>
@@ -3568,7 +3530,6 @@
         <w:tc>
           <w:tcPr>
             <w:tcW w:w="122.90pt" w:type="dxa"/>
-            <w:tcMar/>
             <w:vAlign w:val="center"/>
           </w:tcPr>
           <w:p>
@@ -3590,26 +3551,35 @@
         <w:tc>
           <w:tcPr>
             <w:tcW w:w="85.05pt" w:type="dxa"/>
-            <w:tcMar/>
             <w:vAlign w:val="center"/>
           </w:tcPr>
           <w:p>
             <w:pPr>
               <w:pStyle w:val="tablecopy"/>
             </w:pPr>
-            <m:oMathPara xmlns:m="http://purl.oclc.org/ooxml/officeDocument/math">
-              <m:oMath xmlns:m="http://purl.oclc.org/ooxml/officeDocument/math">
-                <m:sSub xmlns:m="http://purl.oclc.org/ooxml/officeDocument/math">
+            <m:oMathPara>
+              <m:oMath>
+                <m:sSub>
                   <m:sSubPr>
-                    <m:ctrlPr/>
+                    <m:ctrlPr>
+                      <w:rPr>
+                        <w:rFonts w:ascii="Cambria Math" w:hAnsi="Cambria Math"/>
+                      </w:rPr>
+                    </m:ctrlPr>
                   </m:sSubPr>
                   <m:e>
                     <m:r>
-                      <m:t>𝐿</m:t>
+                      <w:rPr>
+                        <w:rFonts w:ascii="Cambria Math" w:hAnsi="Cambria Math"/>
+                      </w:rPr>
+                      <m:t>L</m:t>
                     </m:r>
                   </m:e>
                   <m:sub>
                     <m:r>
+                      <w:rPr>
+                        <w:rFonts w:ascii="Cambria Math" w:hAnsi="Cambria Math"/>
+                      </w:rPr>
                       <m:t>h</m:t>
                     </m:r>
                   </m:sub>
@@ -3621,7 +3591,6 @@
         <w:tc>
           <w:tcPr>
             <w:tcW w:w="37.90pt" w:type="dxa"/>
-            <w:tcMar/>
             <w:vAlign w:val="center"/>
           </w:tcPr>
           <w:p>
@@ -3636,7 +3605,6 @@
         <w:tc>
           <w:tcPr>
             <w:tcW w:w="122.90pt" w:type="dxa"/>
-            <w:tcMar/>
             <w:vAlign w:val="center"/>
           </w:tcPr>
           <w:p>
@@ -3658,24 +3626,19 @@
         <w:tc>
           <w:tcPr>
             <w:tcW w:w="85.05pt" w:type="dxa"/>
-            <w:tcMar/>
             <w:vAlign w:val="center"/>
           </w:tcPr>
           <w:p>
             <w:pPr>
               <w:pStyle w:val="tablecopy"/>
-              <w:rPr>
-                <w:noProof/>
-                <w:lang w:val="en-US"/>
-              </w:rPr>
-            </w:pPr>
-            <m:oMathPara xmlns:m="http://purl.oclc.org/ooxml/officeDocument/math">
-              <m:oMath xmlns:m="http://purl.oclc.org/ooxml/officeDocument/math">
-                <m:r xmlns:m="http://purl.oclc.org/ooxml/officeDocument/math">
-                  <m:t xmlns:m="http://purl.oclc.org/ooxml/officeDocument/math">𝑘</m:t>
-                </m:r>
-                <m:r xmlns:m="http://purl.oclc.org/ooxml/officeDocument/math">
-                  <m:t xmlns:m="http://purl.oclc.org/ooxml/officeDocument/math"> </m:t>
+            </w:pPr>
+            <m:oMathPara>
+              <m:oMath>
+                <m:r>
+                  <w:rPr>
+                    <w:rFonts w:ascii="Cambria Math" w:hAnsi="Cambria Math"/>
+                  </w:rPr>
+                  <m:t>k </m:t>
                 </m:r>
               </m:oMath>
             </m:oMathPara>
@@ -3684,7 +3647,6 @@
         <w:tc>
           <w:tcPr>
             <w:tcW w:w="37.90pt" w:type="dxa"/>
-            <w:tcMar/>
             <w:vAlign w:val="center"/>
           </w:tcPr>
           <w:p>
@@ -3699,7 +3661,6 @@
         <w:tc>
           <w:tcPr>
             <w:tcW w:w="122.90pt" w:type="dxa"/>
-            <w:tcMar/>
             <w:vAlign w:val="center"/>
           </w:tcPr>
           <w:p>
@@ -3721,27 +3682,36 @@
         <w:tc>
           <w:tcPr>
             <w:tcW w:w="85.05pt" w:type="dxa"/>
-            <w:tcMar/>
             <w:vAlign w:val="center"/>
           </w:tcPr>
           <w:p>
             <w:pPr>
               <w:pStyle w:val="tablecopy"/>
             </w:pPr>
-            <m:oMathPara xmlns:m="http://purl.oclc.org/ooxml/officeDocument/math">
-              <m:oMath xmlns:m="http://purl.oclc.org/ooxml/officeDocument/math">
-                <m:sSub xmlns:m="http://purl.oclc.org/ooxml/officeDocument/math">
+            <m:oMathPara>
+              <m:oMath>
+                <m:sSub>
                   <m:sSubPr>
-                    <m:ctrlPr/>
+                    <m:ctrlPr>
+                      <w:rPr>
+                        <w:rFonts w:ascii="Cambria Math" w:hAnsi="Cambria Math"/>
+                      </w:rPr>
+                    </m:ctrlPr>
                   </m:sSubPr>
                   <m:e>
                     <m:r>
-                      <m:t>𝜏</m:t>
+                      <w:rPr>
+                        <w:rFonts w:ascii="Cambria Math" w:hAnsi="Cambria Math"/>
+                      </w:rPr>
+                      <m:t>τ</m:t>
                     </m:r>
                   </m:e>
                   <m:sub>
                     <m:r>
-                      <m:t>𝑚</m:t>
+                      <w:rPr>
+                        <w:rFonts w:ascii="Cambria Math" w:hAnsi="Cambria Math"/>
+                      </w:rPr>
+                      <m:t>m</m:t>
                     </m:r>
                   </m:sub>
                 </m:sSub>
@@ -3752,7 +3722,6 @@
         <w:tc>
           <w:tcPr>
             <w:tcW w:w="37.90pt" w:type="dxa"/>
-            <w:tcMar/>
             <w:vAlign w:val="center"/>
           </w:tcPr>
           <w:p>
@@ -3767,7 +3736,6 @@
         <w:tc>
           <w:tcPr>
             <w:tcW w:w="122.90pt" w:type="dxa"/>
-            <w:tcMar/>
             <w:vAlign w:val="center"/>
           </w:tcPr>
           <w:p>
@@ -3789,27 +3757,36 @@
         <w:tc>
           <w:tcPr>
             <w:tcW w:w="85.05pt" w:type="dxa"/>
-            <w:tcMar/>
             <w:vAlign w:val="center"/>
           </w:tcPr>
           <w:p>
             <w:pPr>
               <w:pStyle w:val="tablecopy"/>
             </w:pPr>
-            <m:oMathPara xmlns:m="http://purl.oclc.org/ooxml/officeDocument/math">
-              <m:oMath xmlns:m="http://purl.oclc.org/ooxml/officeDocument/math">
-                <m:sSub xmlns:m="http://purl.oclc.org/ooxml/officeDocument/math">
+            <m:oMathPara>
+              <m:oMath>
+                <m:sSub>
                   <m:sSubPr>
-                    <m:ctrlPr/>
+                    <m:ctrlPr>
+                      <w:rPr>
+                        <w:rFonts w:ascii="Cambria Math" w:hAnsi="Cambria Math"/>
+                      </w:rPr>
+                    </m:ctrlPr>
                   </m:sSubPr>
                   <m:e>
                     <m:r>
-                      <m:t>𝜏</m:t>
+                      <w:rPr>
+                        <w:rFonts w:ascii="Cambria Math" w:hAnsi="Cambria Math"/>
+                      </w:rPr>
+                      <m:t>τ</m:t>
                     </m:r>
                   </m:e>
                   <m:sub>
                     <m:r>
-                      <m:t>𝑐𝑓</m:t>
+                      <w:rPr>
+                        <w:rFonts w:ascii="Cambria Math" w:hAnsi="Cambria Math"/>
+                      </w:rPr>
+                      <m:t>cf</m:t>
                     </m:r>
                   </m:sub>
                 </m:sSub>
@@ -3820,7 +3797,6 @@
         <w:tc>
           <w:tcPr>
             <w:tcW w:w="37.90pt" w:type="dxa"/>
-            <w:tcMar/>
             <w:vAlign w:val="center"/>
           </w:tcPr>
           <w:p>
@@ -3835,7 +3811,6 @@
         <w:tc>
           <w:tcPr>
             <w:tcW w:w="122.90pt" w:type="dxa"/>
-            <w:tcMar/>
             <w:vAlign w:val="center"/>
           </w:tcPr>
           <w:p>
@@ -3857,27 +3832,36 @@
         <w:tc>
           <w:tcPr>
             <w:tcW w:w="85.05pt" w:type="dxa"/>
-            <w:tcMar/>
             <w:vAlign w:val="center"/>
           </w:tcPr>
           <w:p>
             <w:pPr>
               <w:pStyle w:val="tablecopy"/>
             </w:pPr>
-            <m:oMathPara xmlns:m="http://purl.oclc.org/ooxml/officeDocument/math">
-              <m:oMath xmlns:m="http://purl.oclc.org/ooxml/officeDocument/math">
-                <m:sSub xmlns:m="http://purl.oclc.org/ooxml/officeDocument/math">
+            <m:oMathPara>
+              <m:oMath>
+                <m:sSub>
                   <m:sSubPr>
-                    <m:ctrlPr/>
+                    <m:ctrlPr>
+                      <w:rPr>
+                        <w:rFonts w:ascii="Cambria Math" w:hAnsi="Cambria Math"/>
+                      </w:rPr>
+                    </m:ctrlPr>
                   </m:sSubPr>
                   <m:e>
                     <m:r>
-                      <m:t>𝜏</m:t>
+                      <w:rPr>
+                        <w:rFonts w:ascii="Cambria Math" w:hAnsi="Cambria Math"/>
+                      </w:rPr>
+                      <m:t>τ</m:t>
                     </m:r>
                   </m:e>
                   <m:sub>
                     <m:r>
-                      <m:t>𝑛</m:t>
+                      <w:rPr>
+                        <w:rFonts w:ascii="Cambria Math" w:hAnsi="Cambria Math"/>
+                      </w:rPr>
+                      <m:t>n</m:t>
                     </m:r>
                   </m:sub>
                 </m:sSub>
@@ -3888,7 +3872,6 @@
         <w:tc>
           <w:tcPr>
             <w:tcW w:w="37.90pt" w:type="dxa"/>
-            <w:tcMar/>
             <w:vAlign w:val="center"/>
           </w:tcPr>
           <w:p>
@@ -3903,7 +3886,6 @@
         <w:tc>
           <w:tcPr>
             <w:tcW w:w="122.90pt" w:type="dxa"/>
-            <w:tcMar/>
             <w:vAlign w:val="center"/>
           </w:tcPr>
           <w:p>
@@ -3925,27 +3907,36 @@
         <w:tc>
           <w:tcPr>
             <w:tcW w:w="85.05pt" w:type="dxa"/>
-            <w:tcMar/>
             <w:vAlign w:val="center"/>
           </w:tcPr>
           <w:p>
             <w:pPr>
               <w:pStyle w:val="tablecopy"/>
             </w:pPr>
-            <m:oMathPara xmlns:m="http://purl.oclc.org/ooxml/officeDocument/math">
-              <m:oMath xmlns:m="http://purl.oclc.org/ooxml/officeDocument/math">
-                <m:sSub xmlns:m="http://purl.oclc.org/ooxml/officeDocument/math">
+            <m:oMathPara>
+              <m:oMath>
+                <m:sSub>
                   <m:sSubPr>
-                    <m:ctrlPr/>
+                    <m:ctrlPr>
+                      <w:rPr>
+                        <w:rFonts w:ascii="Cambria Math" w:hAnsi="Cambria Math"/>
+                      </w:rPr>
+                    </m:ctrlPr>
                   </m:sSubPr>
                   <m:e>
                     <m:r>
-                      <m:t>𝜏</m:t>
+                      <w:rPr>
+                        <w:rFonts w:ascii="Cambria Math" w:hAnsi="Cambria Math"/>
+                      </w:rPr>
+                      <m:t>τ</m:t>
                     </m:r>
                   </m:e>
                   <m:sub>
                     <m:r>
-                      <m:t>𝑠</m:t>
+                      <w:rPr>
+                        <w:rFonts w:ascii="Cambria Math" w:hAnsi="Cambria Math"/>
+                      </w:rPr>
+                      <m:t>s</m:t>
                     </m:r>
                   </m:sub>
                 </m:sSub>
@@ -3956,7 +3947,6 @@
         <w:tc>
           <w:tcPr>
             <w:tcW w:w="37.90pt" w:type="dxa"/>
-            <w:tcMar/>
             <w:vAlign w:val="center"/>
           </w:tcPr>
           <w:p>
@@ -3971,7 +3961,6 @@
         <w:tc>
           <w:tcPr>
             <w:tcW w:w="122.90pt" w:type="dxa"/>
-            <w:tcMar/>
             <w:vAlign w:val="center"/>
           </w:tcPr>
           <w:p>
@@ -3986,46 +3975,30 @@
       </w:tr>
     </w:tbl>
     <w:p>
-      <w:pPr>
-        <w:numPr>
-          <w:ilvl w:val="0"/>
-          <w:numId w:val="0"/>
-        </w:numPr>
-      </w:pPr>
       <w:r>
         <w:br w:type="page"/>
       </w:r>
     </w:p>
     <w:p>
       <w:pPr>
-        <w:pStyle w:val="Heading2"/>
-        <w:rPr/>
-      </w:pPr>
-      <w:r>
-        <w:rPr/>
+        <w:pStyle w:val="Judul2"/>
+      </w:pPr>
+      <w:r>
+        <w:lastRenderedPageBreak/>
         <w:t>Evaluation Approach</w:t>
       </w:r>
     </w:p>
     <w:p>
       <w:pPr>
-        <w:pStyle w:val="BodyText"/>
-      </w:pPr>
-      <w:r>
-        <w:rPr/>
-        <w:t xml:space="preserve">No ground truth annotations are available for any of the six video scenarios. Consequently, quantitative </w:t>
-      </w:r>
-      <w:r>
-        <w:rPr/>
-        <w:t>evaluation of</w:t>
-      </w:r>
-      <w:r>
-        <w:rPr/>
-        <w:t xml:space="preserve"> metrics including precision, recall, F1-score, Multiple Object Tracking Accuracy (MOTA), and Identification F1-score (IDF1) were not computed. The evaluation is conducted descriptively based on: (1) violation counts and frame timestamps recorded in the CSV output files; (2) qualitative inspection of the annotated video outputs; and (3) comparative analysis of detection patterns across scenarios.</w:t>
-      </w:r>
-    </w:p>
-    <w:p>
-      <w:pPr>
-        <w:pStyle w:val="Heading1"/>
+        <w:pStyle w:val="TeksIsi"/>
+      </w:pPr>
+      <w:r>
+        <w:t>No ground truth annotations are available for any of the six video scenarios. Consequently, quantitative evaluation of metrics including precision, recall, F1-score, Multiple Object Tracking Accuracy (MOTA), and Identification F1-score (IDF1) were not computed. The evaluation is conducted descriptively based on: (1) violation counts and frame timestamps recorded in the CSV output files; (2) qualitative inspection of the annotated video outputs; and (3) comparative analysis of detection patterns across scenarios.</w:t>
+      </w:r>
+    </w:p>
+    <w:p>
+      <w:pPr>
+        <w:pStyle w:val="Judul1"/>
       </w:pPr>
       <w:r>
         <w:t>Results and Discussion</w:t>
@@ -4033,7 +4006,7 @@
     </w:p>
     <w:p>
       <w:pPr>
-        <w:pStyle w:val="Heading2"/>
+        <w:pStyle w:val="Judul2"/>
       </w:pPr>
       <w:r>
         <w:t>Summary of Violation Detections</w:t>
@@ -4041,13 +4014,27 @@
     </w:p>
     <w:p>
       <w:pPr>
-        <w:pStyle w:val="BodyText"/>
-      </w:pPr>
-      <w:r>
-        <w:rPr>
-          <w:lang w:val="en-US"/>
-        </w:rPr>
-        <w:t>Table III presents a summary of all counterflow violation records extracted from the output CSV files. All detected violations were assigned to lane_id = 0, indicating that a single lane polygon was configured per video.</w:t>
+        <w:pStyle w:val="TeksIsi"/>
+      </w:pPr>
+      <w:r>
+        <w:rPr>
+          <w:lang w:val="en-US"/>
+        </w:rPr>
+        <w:t xml:space="preserve">Table III presents a summary of all counterflow violation records extracted from the output CSV files. All detected violations were assigned to </w:t>
+      </w:r>
+      <w:proofErr w:type="spellStart"/>
+      <w:r>
+        <w:rPr>
+          <w:lang w:val="en-US"/>
+        </w:rPr>
+        <w:t>lane_id</w:t>
+      </w:r>
+      <w:proofErr w:type="spellEnd"/>
+      <w:r>
+        <w:rPr>
+          <w:lang w:val="en-US"/>
+        </w:rPr>
+        <w:t xml:space="preserve"> = 0, indicating that a single lane polygon was configured per video.</w:t>
       </w:r>
     </w:p>
     <w:p>
@@ -4068,12 +4055,12 @@
         <w:tblW w:w="235.15pt" w:type="dxa"/>
         <w:tblInd w:w="0.15pt" w:type="dxa"/>
         <w:tblBorders>
-          <w:top w:val="single" w:color="auto" w:sz="2" w:space="0"/>
-          <w:start w:val="single" w:color="auto" w:sz="2" w:space="0"/>
-          <w:bottom w:val="single" w:color="auto" w:sz="2" w:space="0"/>
-          <w:end w:val="single" w:color="auto" w:sz="2" w:space="0"/>
-          <w:insideH w:val="single" w:color="auto" w:sz="2" w:space="0"/>
-          <w:insideV w:val="single" w:color="auto" w:sz="2" w:space="0"/>
+          <w:top w:val="single" w:sz="2" w:space="0" w:color="auto"/>
+          <w:start w:val="single" w:sz="2" w:space="0" w:color="auto"/>
+          <w:bottom w:val="single" w:sz="2" w:space="0" w:color="auto"/>
+          <w:end w:val="single" w:sz="2" w:space="0" w:color="auto"/>
+          <w:insideH w:val="single" w:sz="2" w:space="0" w:color="auto"/>
+          <w:insideV w:val="single" w:sz="2" w:space="0" w:color="auto"/>
         </w:tblBorders>
         <w:tblLayout w:type="fixed"/>
         <w:tblLook w:firstRow="1" w:lastRow="0" w:firstColumn="1" w:lastColumn="0" w:noHBand="0" w:noVBand="1"/>
@@ -4720,7 +4707,7 @@
     </w:tbl>
     <w:p>
       <w:pPr>
-        <w:pStyle w:val="Heading2"/>
+        <w:pStyle w:val="Judul2"/>
       </w:pPr>
       <w:r>
         <w:t>Accident Night 1</w:t>
@@ -4728,7 +4715,7 @@
     </w:p>
     <w:p>
       <w:pPr>
-        <w:pStyle w:val="BodyText"/>
+        <w:pStyle w:val="TeksIsi"/>
       </w:pPr>
       <w:r>
         <w:rPr>
@@ -4739,7 +4726,7 @@
     </w:p>
     <w:p>
       <w:pPr>
-        <w:pStyle w:val="Heading2"/>
+        <w:pStyle w:val="Judul2"/>
       </w:pPr>
       <w:r>
         <w:t>Accident Night 2</w:t>
@@ -4747,24 +4734,18 @@
     </w:p>
     <w:p>
       <w:pPr>
-        <w:pStyle w:val="BodyText"/>
-      </w:pPr>
-      <w:r>
-        <w:rPr>
-          <w:lang w:val="en-US"/>
-        </w:rPr>
-        <w:t xml:space="preserve">Two violations were detected at frames 66 and 98 (timestamps 2.20 s and 3.27 s), representing the earliest detection onset across all six scenarios. The non-sequential object IDs (0 and 2, with ID 1 absent from violations) </w:t>
-      </w:r>
-      <w:r>
-        <w:rPr>
-          <w:lang w:val="en-US"/>
-        </w:rPr>
-        <w:t>indicate that object 1 was tracked and persisted but did not satisfy the 5-frame streak confirmation requirement. This could reflect a brief directional change that was not sustained for the required duration. Nighttime conditions compound challenges related to blob fragmentation and noise amplification within the background model.</w:t>
-      </w:r>
-    </w:p>
-    <w:p>
-      <w:pPr>
-        <w:pStyle w:val="Heading2"/>
+        <w:pStyle w:val="TeksIsi"/>
+      </w:pPr>
+      <w:r>
+        <w:rPr>
+          <w:lang w:val="en-US"/>
+        </w:rPr>
+        <w:t>Two violations were detected at frames 66 and 98 (timestamps 2.20 s and 3.27 s), representing the earliest detection onset across all six scenarios. The non-sequential object IDs (0 and 2, with ID 1 absent from violations) indicate that object 1 was tracked and persisted but did not satisfy the 5-frame streak confirmation requirement. This could reflect a brief directional change that was not sustained for the required duration. Nighttime conditions compound challenges related to blob fragmentation and noise amplification within the background model.</w:t>
+      </w:r>
+    </w:p>
+    <w:p>
+      <w:pPr>
+        <w:pStyle w:val="Judul2"/>
       </w:pPr>
       <w:r>
         <w:t>Accident Day 1</w:t>
@@ -4772,18 +4753,24 @@
     </w:p>
     <w:p>
       <w:pPr>
-        <w:pStyle w:val="BodyText"/>
-      </w:pPr>
-      <w:r>
-        <w:rPr>
-          <w:lang w:val="en-US"/>
-        </w:rPr>
-        <w:t>Only one violation was detected (object ID 2, frame 237, timestamp 7.91 s). This lower count relative to the accident_day_2 scenario may indicate that the involved vehicles in this clip exhibited less persistent counterflow, or that their trajectories did not satisfy the streak confirmation threshold for the configured lane geometry. Daytime conditions generally produce higher-quality foreground masks compared to nighttime, reducing detection noise while potentially increasing the granularity of tracked blob separation.</w:t>
-      </w:r>
-    </w:p>
-    <w:p>
-      <w:pPr>
-        <w:pStyle w:val="Heading2"/>
+        <w:pStyle w:val="TeksIsi"/>
+      </w:pPr>
+      <w:r>
+        <w:rPr>
+          <w:lang w:val="en-US"/>
+        </w:rPr>
+        <w:t xml:space="preserve">Only one violation was detected (object ID 2, frame 237, timestamp 7.91 s). This lower count relative to the accident_day_2 scenario may indicate that the involved vehicles in this clip exhibited less persistent counterflow, or that their trajectories did not satisfy the streak confirmation threshold for the configured lane geometry. Daytime conditions generally produce higher-quality foreground </w:t>
+      </w:r>
+      <w:r>
+        <w:rPr>
+          <w:lang w:val="en-US"/>
+        </w:rPr>
+        <w:t>masks compared to nighttime, reducing detection noise while potentially increasing the granularity of tracked blob separation.</w:t>
+      </w:r>
+    </w:p>
+    <w:p>
+      <w:pPr>
+        <w:pStyle w:val="Judul2"/>
       </w:pPr>
       <w:r>
         <w:t>Accident Day 2</w:t>
@@ -4791,7 +4778,7 @@
     </w:p>
     <w:p>
       <w:pPr>
-        <w:pStyle w:val="BodyText"/>
+        <w:pStyle w:val="TeksIsi"/>
       </w:pPr>
       <w:r>
         <w:rPr>
@@ -4802,7 +4789,7 @@
     </w:p>
     <w:p>
       <w:pPr>
-        <w:pStyle w:val="Heading2"/>
+        <w:pStyle w:val="Judul2"/>
       </w:pPr>
       <w:r>
         <w:t>Traffic Day 1</w:t>
@@ -4810,31 +4797,169 @@
     </w:p>
     <w:p>
       <w:pPr>
-        <w:pStyle w:val="BodyText"/>
-      </w:pPr>
-      <w:r>
-        <w:rPr>
-          <w:lang w:val="en-US"/>
-        </w:rPr>
-        <w:t xml:space="preserve">This scenario produced the highest violation count, with 23 unique object IDs spanning frames 281 to 1636 (9.36 s to 54.52 s). The dense and complex Indian intersection geometry results in frequent, irregular vehicle movements including U-turns, crossing maneuvers, and vehicles waiting at non-standard positions. The high violation count reflects this complexity but is also potentially inflated by tracker artifacts: the greedy nearest-neighbor algorithm is susceptible to identity switches during occlusion or when multiple vehicles cross trajectories. An ID switch could cause a normally directed vehicle to inherit the trajectory segment of a </w:t>
-      </w:r>
-      <w:r>
-        <w:rPr>
-          <w:lang w:val="en-US"/>
-        </w:rPr>
-        <w:t>differently directed</w:t>
-      </w:r>
-      <w:r>
-        <w:rPr>
-          <w:lang w:val="en-US"/>
-        </w:rPr>
-        <w:t xml:space="preserve"> vehicle, spuriously triggering the counterflow condition. Without ground truth annotations, the proportion of genuine versus artifact-induced violations cannot be </w:t>
-      </w:r>
-      <w:r>
-        <w:rPr>
-          <w:lang w:val="en-US"/>
-        </w:rPr>
-        <w:t>determined</w:t>
+        <w:pStyle w:val="TeksIsi"/>
+      </w:pPr>
+      <w:r>
+        <w:rPr>
+          <w:lang w:val="en-US"/>
+        </w:rPr>
+        <w:t>This scenario produced the highest violation count, with 23 unique object IDs spanning frames 281 to 1636 (9.36 s to 54.52 s). The dense and complex Indian intersection geometry results in frequent, irregular vehicle movements including U-turns, crossing maneuvers, and vehicles waiting at non-standard positions. The high violation count reflects this complexity but is also potentially inflated by tracker artifacts: the greedy nearest-neighbor algorithm is susceptible to identity switches during occlusion or when multiple vehicles cross trajectories. An ID switch could cause a normally directed vehicle to inherit the trajectory segment of a differently directed vehicle, spuriously triggering the counterflow condition. Without ground truth annotations, the proportion of genuine versus artifact-induced violations cannot be determined.</w:t>
+      </w:r>
+    </w:p>
+    <w:p>
+      <w:pPr>
+        <w:pStyle w:val="Judul2"/>
+      </w:pPr>
+      <w:r>
+        <w:t>Comparative Analysis</w:t>
+      </w:r>
+    </w:p>
+    <w:p>
+      <w:pPr>
+        <w:pStyle w:val="TeksIsi"/>
+      </w:pPr>
+      <w:r>
+        <w:t>Daytime versus Nighttime: Nighttime accident scenarios (accident_night_1 and accident_night_2) detected violations at earlier frames (66, 72, 93, 98) than daytime accident scenarios (134, 155, 237). While this may appear counterintuitive, it is consistent with the hypothesis that nighttime accident events involve more immediate counterflow responses by involved vehicles, or that the MOG2 model detects the vehicle blobs faster under headlight illumination against a dark background. However, this observation must be interpreted cautiously given the absence of ground truth.</w:t>
+      </w:r>
+    </w:p>
+    <w:p>
+      <w:pPr>
+        <w:pStyle w:val="TeksIsi"/>
+      </w:pPr>
+      <w:r>
+        <w:t xml:space="preserve">Accident versus Non-Accident: Accident scenarios yielded 1 to 2 violations per clip, while the non-accident dense traffic scenario (traffic_day_1) produced 23 violations. This contrast suggests that uncontrolled intersections with mixed traffic exhibit more pervasive irregular directional </w:t>
+      </w:r>
+      <w:proofErr w:type="spellStart"/>
+      <w:r>
+        <w:t>behavior</w:t>
+      </w:r>
+      <w:proofErr w:type="spellEnd"/>
+      <w:r>
+        <w:t xml:space="preserve"> than localized post-accident scenarios.</w:t>
+      </w:r>
+    </w:p>
+    <w:p>
+      <w:pPr>
+        <w:pStyle w:val="TeksIsi"/>
+      </w:pPr>
+      <w:r>
+        <w:rPr>
+          <w:lang w:val="en-US"/>
+        </w:rPr>
+        <w:t xml:space="preserve">Dense Intersection versus Regulated Traffic: The contrast between traffic_day_1 (23 violations) and </w:t>
+      </w:r>
+      <w:proofErr w:type="spellStart"/>
+      <w:r>
+        <w:rPr>
+          <w:lang w:val="en-US"/>
+        </w:rPr>
+        <w:t>traffic_toll</w:t>
+      </w:r>
+      <w:proofErr w:type="spellEnd"/>
+      <w:r>
+        <w:rPr>
+          <w:lang w:val="en-US"/>
+        </w:rPr>
+        <w:t xml:space="preserve"> (no detections) aligns with the expected behavioral difference between uncontrolled and regulated traffic environments. Toll plazas enforce single-lane forward movement, which is incompatible with the counterflow pattern that the system detects.</w:t>
+      </w:r>
+    </w:p>
+    <w:p>
+      <w:pPr>
+        <w:pStyle w:val="TeksIsi"/>
+      </w:pPr>
+    </w:p>
+    <w:p>
+      <w:r>
+        <w:br w:type="page"/>
+      </w:r>
+    </w:p>
+    <w:p>
+      <w:pPr>
+        <w:pStyle w:val="TeksIsi"/>
+      </w:pPr>
+      <w:r>
+        <w:lastRenderedPageBreak/>
+        <w:t xml:space="preserve">Tracking Artifacts and ID Non-Continuity: The presence of non-sequential violated object IDs in several scenarios (e.g., IDs 0 and 2 without ID 1 in accident_night_2; IDs 1, 6, 8... without consecutive assignment in traffic_day_1) confirms that not every tracked object reaches the violation threshold. This is expected </w:t>
+      </w:r>
+      <w:proofErr w:type="spellStart"/>
+      <w:r>
+        <w:t>behavior</w:t>
+      </w:r>
+      <w:proofErr w:type="spellEnd"/>
+      <w:r>
+        <w:t xml:space="preserve"> from the streak confirmation mechanism, which filters out transient counterflow motion. However, it also limits the system's ability to capture brief but genuine violation events.</w:t>
+      </w:r>
+    </w:p>
+    <w:p>
+      <w:pPr>
+        <w:pStyle w:val="Judul2"/>
+      </w:pPr>
+      <w:r>
+        <w:t>System Limitations</w:t>
+      </w:r>
+    </w:p>
+    <w:p>
+      <w:pPr>
+        <w:pStyle w:val="TeksIsi"/>
+        <w:rPr>
+          <w:lang w:val="en-US"/>
+        </w:rPr>
+      </w:pPr>
+      <w:r>
+        <w:t>The following limitations were identified from analysis of the source code, CSV outputs, and documentation:</w:t>
+      </w:r>
+      <w:r>
+        <w:rPr>
+          <w:lang w:val="en-US"/>
+        </w:rPr>
+        <w:t xml:space="preserve"> </w:t>
+      </w:r>
+      <w:r>
+        <w:t>(1) No ground truth: quantitative performance metrics cannot be computed.</w:t>
+      </w:r>
+      <w:r>
+        <w:rPr>
+          <w:lang w:val="en-US"/>
+        </w:rPr>
+        <w:t xml:space="preserve"> </w:t>
+      </w:r>
+      <w:r>
+        <w:t>(2) Single violation type: the system detects only counterflow; other violations (red-light running, speeding, wrong-lane entry) are not addressed.</w:t>
+      </w:r>
+      <w:r>
+        <w:rPr>
+          <w:lang w:val="en-US"/>
+        </w:rPr>
+        <w:t xml:space="preserve"> </w:t>
+      </w:r>
+      <w:r>
+        <w:t xml:space="preserve">(3) Manual lane configuration: ROI polygons and direction vectors must be defined manually for each new video, which is </w:t>
+      </w:r>
+      <w:proofErr w:type="spellStart"/>
+      <w:r>
+        <w:t>labor-intensive</w:t>
+      </w:r>
+      <w:proofErr w:type="spellEnd"/>
+      <w:r>
+        <w:t xml:space="preserve"> at scale.</w:t>
+      </w:r>
+      <w:r>
+        <w:rPr>
+          <w:lang w:val="en-US"/>
+        </w:rPr>
+        <w:t xml:space="preserve"> </w:t>
+      </w:r>
+      <w:r>
+        <w:t>(4) Uniform parameters: no per-scenario parameter tuning was applied; optimal parameters likely differ between nighttime and daytime conditions.</w:t>
+      </w:r>
+      <w:r>
+        <w:rPr>
+          <w:lang w:val="en-US"/>
+        </w:rPr>
+        <w:t xml:space="preserve"> </w:t>
+      </w:r>
+      <w:r>
+        <w:t>(5) Greedy tracker: susceptible to identity switches under occlusion, potentially inflating violation counts in dense intersection scenarios</w:t>
       </w:r>
       <w:r>
         <w:rPr>
@@ -4845,132 +4970,7 @@
     </w:p>
     <w:p>
       <w:pPr>
-        <w:pStyle w:val="Heading2"/>
-      </w:pPr>
-      <w:r>
-        <w:t>Comparative Analysis</w:t>
-      </w:r>
-    </w:p>
-    <w:p>
-      <w:pPr>
-        <w:pStyle w:val="BodyText"/>
-      </w:pPr>
-      <w:r>
-        <w:t>Daytime versus Nighttime: Nighttime accident scenarios (accident_night_1 and accident_night_2) detected violations at earlier frames (66, 72, 93, 98) than daytime accident scenarios (134, 155, 237). While this may appear counterintuitive, it is consistent with the hypothesis that nighttime accident events involve more immediate counterflow responses by involved vehicles, or that the MOG2 model detects the vehicle blobs faster under headlight illumination against a dark background. However, this observation must be interpreted cautiously given the absence of ground truth.</w:t>
-      </w:r>
-    </w:p>
-    <w:p>
-      <w:pPr>
-        <w:pStyle w:val="BodyText"/>
-      </w:pPr>
-      <w:r>
-        <w:t>Accident versus Non-Accident: Accident scenarios yielded 1 to 2 violations per clip, while the non-accident dense traffic scenario (traffic_day_1) produced 23 violations. This contrast suggests that uncontrolled intersections with mixed traffic exhibit more pervasive irregular directional behavior than localized post-accident scenarios.</w:t>
-      </w:r>
-    </w:p>
-    <w:p>
-      <w:pPr>
-        <w:pStyle w:val="BodyText"/>
-      </w:pPr>
-      <w:r>
-        <w:rPr>
-          <w:lang w:val="en-US"/>
-        </w:rPr>
-        <w:t>Dense Intersection versus Regulated Traffic: The contrast between traffic_day_1 (23 violations) and traffic_toll (no detections) aligns with the expected behavioral difference between uncontrolled and regulated traffic environments. Toll plazas enforce single-lane forward movement, which is incompatible with the counterflow pattern that the system detects.</w:t>
-      </w:r>
-    </w:p>
-    <w:p>
-      <w:pPr>
-        <w:pStyle w:val="BodyText"/>
-      </w:pPr>
-    </w:p>
-    <w:p>
-      <w:pPr/>
-      <w:r>
-        <w:br w:type="page"/>
-      </w:r>
-    </w:p>
-    <w:p>
-      <w:pPr>
-        <w:pStyle w:val="BodyText"/>
-      </w:pPr>
-      <w:r>
-        <w:rPr/>
-        <w:t>Tracking Artifacts and ID Non-Continuity: The presence of non-sequential violated object IDs in several scenarios (e.g., IDs 0 and 2 without ID 1 in accident_night_2; IDs 1, 6, 8... without consecutive assignment in traffic_day_1) confirms that not every tracked object reaches the violation threshold. This is expected behavior from the streak confirmation mechanism, which filters out transient counterflow motion. However, it also limits the system's ability to capture brief but genuine violation events.</w:t>
-      </w:r>
-    </w:p>
-    <w:p>
-      <w:pPr>
-        <w:pStyle w:val="Heading2"/>
-      </w:pPr>
-      <w:r>
-        <w:t>System Limitations</w:t>
-      </w:r>
-    </w:p>
-    <w:p>
-      <w:pPr>
-        <w:pStyle w:val="BodyText"/>
-        <w:rPr>
-          <w:lang w:val="en-US"/>
-        </w:rPr>
-      </w:pPr>
-      <w:r>
-        <w:t>The following limitations were identified from analysis of the source code, CSV outputs, and documentation:</w:t>
-      </w:r>
-      <w:r>
-        <w:rPr>
-          <w:lang w:val="en-US"/>
-        </w:rPr>
-        <w:t xml:space="preserve"> </w:t>
-      </w:r>
-      <w:r>
-        <w:t>(1) No ground truth: quantitative performance metrics cannot be computed.</w:t>
-      </w:r>
-      <w:r>
-        <w:rPr>
-          <w:lang w:val="en-US"/>
-        </w:rPr>
-        <w:t xml:space="preserve"> </w:t>
-      </w:r>
-      <w:r>
-        <w:t>(2) Single violation type: the system detects only counterflow; other violations (red-light running, speeding, wrong-lane entry) are not addressed.</w:t>
-      </w:r>
-      <w:r>
-        <w:rPr>
-          <w:lang w:val="en-US"/>
-        </w:rPr>
-        <w:t xml:space="preserve"> </w:t>
-      </w:r>
-      <w:r>
-        <w:t>(3) Manual lane configuration: ROI polygons and direction vectors must be defined manually for each new video, which is labor-intensive at scale.</w:t>
-      </w:r>
-      <w:r>
-        <w:rPr>
-          <w:lang w:val="en-US"/>
-        </w:rPr>
-        <w:t xml:space="preserve"> </w:t>
-      </w:r>
-      <w:r>
-        <w:t>(4) Uniform parameters: no per-scenario parameter tuning was applied; optimal parameters likely differ between nighttime and daytime conditions.</w:t>
-      </w:r>
-      <w:r>
-        <w:rPr>
-          <w:lang w:val="en-US"/>
-        </w:rPr>
-        <w:t xml:space="preserve"> </w:t>
-      </w:r>
-      <w:r>
-        <w:t>(5) Greedy tracker: susceptible to identity switches under occlusion, potentially inflating violation counts in dense intersection scenarios</w:t>
-      </w:r>
-      <w:r>
-        <w:rPr>
-          <w:lang w:val="en-US"/>
-        </w:rPr>
-        <w:t>.</w:t>
-      </w:r>
-    </w:p>
-    <w:p>
-      <w:pPr>
-        <w:pStyle w:val="Heading1"/>
+        <w:pStyle w:val="Judul1"/>
       </w:pPr>
       <w:r>
         <w:t xml:space="preserve"> Conclusion</w:t>
@@ -4978,7 +4978,7 @@
     </w:p>
     <w:p>
       <w:pPr>
-        <w:pStyle w:val="BodyText"/>
+        <w:pStyle w:val="TeksIsi"/>
       </w:pPr>
       <w:r>
         <w:rPr>
@@ -4989,10 +4989,18 @@
     </w:p>
     <w:p>
       <w:pPr>
-        <w:pStyle w:val="BodyText"/>
-      </w:pPr>
-      <w:r>
-        <w:t>The traffic_day_1 scenario produced the highest detection count at 23 unique counterflow violations, reflecting the complexity of uncontrolled Indian intersections. Nighttime scenarios confirmed that the MOG2-based approach retains functionality under low-light conditions, with detections occurring as early as frame 66. The traffic_toll scenario produced no CSV violations, consistent with the expected absence of counterflow in regulated traffic environments.</w:t>
+        <w:pStyle w:val="TeksIsi"/>
+      </w:pPr>
+      <w:r>
+        <w:t xml:space="preserve">The traffic_day_1 scenario produced the highest detection count at 23 unique counterflow violations, reflecting the complexity of uncontrolled Indian intersections. Nighttime scenarios confirmed that the MOG2-based approach retains functionality under low-light conditions, with detections occurring as early as frame 66. The </w:t>
+      </w:r>
+      <w:proofErr w:type="spellStart"/>
+      <w:r>
+        <w:t>traffic_toll</w:t>
+      </w:r>
+      <w:proofErr w:type="spellEnd"/>
+      <w:r>
+        <w:t xml:space="preserve"> scenario produced no CSV violations, consistent with the expected absence of counterflow in regulated traffic environments.</w:t>
       </w:r>
       <w:r>
         <w:rPr>
@@ -5006,7 +5014,7 @@
     </w:p>
     <w:p>
       <w:pPr>
-        <w:pStyle w:val="Heading1"/>
+        <w:pStyle w:val="Judul1"/>
       </w:pPr>
       <w:r>
         <w:t>Future Work</w:t>
@@ -5014,122 +5022,96 @@
     </w:p>
     <w:p>
       <w:pPr>
-        <w:pStyle w:val="BodyText"/>
-      </w:pPr>
-      <w:r>
-        <w:rPr>
-          <w:lang w:val="en-US"/>
-        </w:rPr>
-        <w:t>Based on the analysis of system capabilities and limitations, the following directions are proposed for future development:</w:t>
-      </w:r>
-      <w:r>
-        <w:rPr>
-          <w:lang w:val="en-US"/>
-        </w:rPr>
-        <w:t xml:space="preserve"> </w:t>
-      </w:r>
-      <w:r>
-        <w:rPr>
-          <w:lang w:val="en-US"/>
-        </w:rPr>
-        <w:t xml:space="preserve">Ground Truth Annotation: Manual annotation of violation events would enable computation of precision, recall, F1-score, MOTA, and IDF1, enabling rigorous </w:t>
-      </w:r>
-      <w:r>
-        <w:rPr>
-          <w:lang w:val="en-US"/>
-        </w:rPr>
-        <w:t>quantitative evaluation and comparison against baseline methods.</w:t>
-      </w:r>
-      <w:r>
-        <w:rPr>
-          <w:lang w:val="en-US"/>
-        </w:rPr>
-        <w:t xml:space="preserve"> </w:t>
-      </w:r>
-      <w:r>
-        <w:rPr>
-          <w:lang w:val="en-US"/>
-        </w:rPr>
-        <w:t xml:space="preserve">Deep Learning Integration: Replacing MOG2 with a YOLO-based detector [7] would improve detection robustness to illumination changes, occlusion, and scene complexity. The notebook </w:t>
-      </w:r>
-      <w:r>
-        <w:rPr>
-          <w:i w:val="1"/>
-          <w:iCs w:val="1"/>
+        <w:pStyle w:val="TeksIsi"/>
+      </w:pPr>
+      <w:r>
+        <w:rPr>
+          <w:lang w:val="en-US"/>
+        </w:rPr>
+        <w:t xml:space="preserve">Based on the analysis of system capabilities and limitations, the following directions are proposed for future development: Ground Truth Annotation: Manual annotation of violation events would enable computation of precision, recall, F1-score, MOTA, and IDF1, enabling rigorous quantitative evaluation and comparison against baseline methods. Deep Learning Integration: Replacing MOG2 with a YOLO-based detector [7] would improve detection robustness to illumination changes, occlusion, and scene complexity. The notebook </w:t>
+      </w:r>
+      <w:proofErr w:type="spellStart"/>
+      <w:r>
+        <w:rPr>
+          <w:i/>
+          <w:iCs/>
           <w:lang w:val="en-US"/>
         </w:rPr>
         <w:t>Car_Detection.ipynb</w:t>
       </w:r>
-      <w:r>
-        <w:rPr>
-          <w:lang w:val="en-US"/>
-        </w:rPr>
-        <w:t xml:space="preserve"> in the project already demonstrates YOLOv8 inference on a related traffic violation dataset.</w:t>
-      </w:r>
-      <w:r>
-        <w:rPr>
-          <w:lang w:val="en-US"/>
-        </w:rPr>
-        <w:t xml:space="preserve"> </w:t>
-      </w:r>
-      <w:r>
-        <w:rPr>
-          <w:lang w:val="en-US"/>
-        </w:rPr>
-        <w:t>Advanced Tracking Algorithms: Replacing the greedy centroid tracker with SORT [3], DeepSORT [4], or ByteTrack [5] would reduce identity switches and improve tracking consistency, particularly in the dense traffic_day_1 scenario.</w:t>
-      </w:r>
-      <w:r>
-        <w:rPr>
-          <w:lang w:val="en-US"/>
-        </w:rPr>
-        <w:t xml:space="preserve"> </w:t>
-      </w:r>
-      <w:r>
-        <w:rPr>
-          <w:lang w:val="en-US"/>
-        </w:rPr>
-        <w:t>Adaptive Parameter Tuning: Per-scenario parameter optimization, such as lower MOG2 varThreshold for nighttime or larger min_area for high-density scenes, would likely improve detection quality and reduce false positives.</w:t>
-      </w:r>
-      <w:r>
-        <w:rPr>
-          <w:lang w:val="en-US"/>
-        </w:rPr>
-        <w:t xml:space="preserve"> </w:t>
-      </w:r>
-      <w:r>
-        <w:rPr>
-          <w:lang w:val="en-US"/>
-        </w:rPr>
-        <w:t>Multi-Lane Expansion: Supporting simultaneous configuration of multiple lane polygons with distinct permitted directions would enable detection of violations in multi-lane intersections where different lanes have different permitted directions.</w:t>
-      </w:r>
-      <w:r>
-        <w:rPr>
-          <w:lang w:val="en-US"/>
-        </w:rPr>
-        <w:t xml:space="preserve"> </w:t>
-      </w:r>
-      <w:r>
-        <w:rPr>
-          <w:lang w:val="en-US"/>
-        </w:rPr>
-        <w:t>Real-Time Dashboard Integration: Developing a monitoring interface with live violation display, alert notifications, and violation history logging would enhance operational utility for traffic management centers.</w:t>
-      </w:r>
-      <w:r>
-        <w:rPr>
-          <w:lang w:val="en-US"/>
-        </w:rPr>
-        <w:t xml:space="preserve"> </w:t>
-      </w:r>
-      <w:r>
-        <w:rPr>
-          <w:lang w:val="en-US"/>
-        </w:rPr>
-        <w:t>Additional Violation Types: Extending the detection logic to cover red-light running, wrong-lane usage, and illegal stopping would expand system applicability to comprehensive traffic enforcement scenarios.</w:t>
-      </w:r>
-    </w:p>
-    <w:p>
-      <w:pPr>
-        <w:pStyle w:val="Heading1"/>
+      <w:proofErr w:type="spellEnd"/>
+      <w:r>
+        <w:rPr>
+          <w:lang w:val="en-US"/>
+        </w:rPr>
+        <w:t xml:space="preserve"> in the project already demonstrates YOLOv8 inference on a related traffic violation dataset. Advanced Tracking </w:t>
+      </w:r>
+      <w:r>
+        <w:rPr>
+          <w:lang w:val="en-US"/>
+        </w:rPr>
+        <w:t xml:space="preserve">Algorithms: Replacing the greedy centroid tracker with SORT [3], </w:t>
+      </w:r>
+      <w:proofErr w:type="spellStart"/>
+      <w:r>
+        <w:rPr>
+          <w:lang w:val="en-US"/>
+        </w:rPr>
+        <w:t>DeepSORT</w:t>
+      </w:r>
+      <w:proofErr w:type="spellEnd"/>
+      <w:r>
+        <w:rPr>
+          <w:lang w:val="en-US"/>
+        </w:rPr>
+        <w:t xml:space="preserve"> [4], or </w:t>
+      </w:r>
+      <w:proofErr w:type="spellStart"/>
+      <w:r>
+        <w:rPr>
+          <w:lang w:val="en-US"/>
+        </w:rPr>
+        <w:t>ByteTrack</w:t>
+      </w:r>
+      <w:proofErr w:type="spellEnd"/>
+      <w:r>
+        <w:rPr>
+          <w:lang w:val="en-US"/>
+        </w:rPr>
+        <w:t xml:space="preserve"> [5] would reduce identity switches and improve tracking consistency, particularly in the dense traffic_day_1 scenario. Adaptive Parameter Tuning: Per-scenario parameter optimization, such as lower MOG2 </w:t>
+      </w:r>
+      <w:proofErr w:type="spellStart"/>
+      <w:r>
+        <w:rPr>
+          <w:lang w:val="en-US"/>
+        </w:rPr>
+        <w:t>varThreshold</w:t>
+      </w:r>
+      <w:proofErr w:type="spellEnd"/>
+      <w:r>
+        <w:rPr>
+          <w:lang w:val="en-US"/>
+        </w:rPr>
+        <w:t xml:space="preserve"> for nighttime or larger </w:t>
+      </w:r>
+      <w:proofErr w:type="spellStart"/>
+      <w:r>
+        <w:rPr>
+          <w:lang w:val="en-US"/>
+        </w:rPr>
+        <w:t>min_area</w:t>
+      </w:r>
+      <w:proofErr w:type="spellEnd"/>
+      <w:r>
+        <w:rPr>
+          <w:lang w:val="en-US"/>
+        </w:rPr>
+        <w:t xml:space="preserve"> for high-density scenes, would likely improve detection quality and reduce false positives. Multi-Lane Expansion: Supporting simultaneous configuration of multiple lane polygons with distinct permitted directions would enable detection of violations in multi-lane intersections where different lanes have different permitted directions. Real-Time Dashboard Integration: Developing a monitoring interface with live violation display, alert notifications, and violation history logging would enhance operational utility for traffic management centers. Additional Violation Types: Extending the detection logic to cover red-light running, wrong-lane usage, and illegal stopping would expand system applicability to comprehensive traffic enforcement scenarios.</w:t>
+      </w:r>
+    </w:p>
+    <w:p>
+      <w:pPr>
+        <w:pStyle w:val="Judul1"/>
       </w:pPr>
       <w:r>
         <w:t>References</w:t>
@@ -5217,9 +5199,9 @@
     </w:p>
     <w:sectPr>
       <w:type w:val="continuous"/>
-      <w:pgSz w:w="595.3pt" w:h="841.9pt" w:orient="portrait" w:code="9"/>
-      <w:pgMar w:top="22.5pt" w:right="44.65pt" w:bottom="72pt" w:left="44.65pt" w:header="36pt" w:footer="36pt" w:gutter="0pt"/>
-      <w:cols w:space="720" w:num="2"/>
+      <w:pgSz w:w="595.30pt" w:h="841.90pt" w:code="9"/>
+      <w:pgMar w:top="22.50pt" w:right="44.65pt" w:bottom="72pt" w:left="44.65pt" w:header="36pt" w:footer="36pt" w:gutter="0pt"/>
+      <w:cols w:num="2" w:space="36pt"/>
       <w:docGrid w:linePitch="360"/>
     </w:sectPr>
   </w:body>
@@ -5304,7 +5286,7 @@
         <w:ind w:start="0pt" w:firstLine="0pt"/>
       </w:pPr>
       <w:rPr>
-        <w:rFonts w:hint="default" w:ascii="Symbol" w:hAnsi="Symbol"/>
+        <w:rFonts w:ascii="Symbol" w:hAnsi="Symbol" w:hint="default"/>
       </w:rPr>
     </w:lvl>
     <w:lvl w:ilvl="1">
@@ -5319,7 +5301,7 @@
         <w:ind w:start="54pt" w:hanging="18pt"/>
       </w:pPr>
       <w:rPr>
-        <w:rFonts w:hint="default" w:ascii="Symbol" w:hAnsi="Symbol"/>
+        <w:rFonts w:ascii="Symbol" w:hAnsi="Symbol" w:hint="default"/>
       </w:rPr>
     </w:lvl>
     <w:lvl w:ilvl="2">
@@ -5334,7 +5316,7 @@
         <w:ind w:start="90pt" w:hanging="18pt"/>
       </w:pPr>
       <w:rPr>
-        <w:rFonts w:hint="default" w:ascii="Courier New" w:hAnsi="Courier New" w:cs="Courier New"/>
+        <w:rFonts w:ascii="Courier New" w:hAnsi="Courier New" w:cs="Courier New" w:hint="default"/>
       </w:rPr>
     </w:lvl>
     <w:lvl w:ilvl="3">
@@ -5349,7 +5331,7 @@
         <w:ind w:start="126pt" w:hanging="18pt"/>
       </w:pPr>
       <w:rPr>
-        <w:rFonts w:hint="default" w:ascii="Wingdings" w:hAnsi="Wingdings"/>
+        <w:rFonts w:ascii="Wingdings" w:hAnsi="Wingdings" w:hint="default"/>
       </w:rPr>
     </w:lvl>
     <w:lvl w:ilvl="4">
@@ -5364,7 +5346,7 @@
         <w:ind w:start="162pt" w:hanging="18pt"/>
       </w:pPr>
       <w:rPr>
-        <w:rFonts w:hint="default" w:ascii="Wingdings" w:hAnsi="Wingdings"/>
+        <w:rFonts w:ascii="Wingdings" w:hAnsi="Wingdings" w:hint="default"/>
       </w:rPr>
     </w:lvl>
     <w:lvl w:ilvl="5">
@@ -5379,7 +5361,7 @@
         <w:ind w:start="198pt" w:hanging="18pt"/>
       </w:pPr>
       <w:rPr>
-        <w:rFonts w:hint="default" w:ascii="Symbol" w:hAnsi="Symbol"/>
+        <w:rFonts w:ascii="Symbol" w:hAnsi="Symbol" w:hint="default"/>
       </w:rPr>
     </w:lvl>
     <w:lvl w:ilvl="6">
@@ -5394,7 +5376,7 @@
         <w:ind w:start="234pt" w:hanging="18pt"/>
       </w:pPr>
       <w:rPr>
-        <w:rFonts w:hint="default" w:ascii="Courier New" w:hAnsi="Courier New" w:cs="Courier New"/>
+        <w:rFonts w:ascii="Courier New" w:hAnsi="Courier New" w:cs="Courier New" w:hint="default"/>
       </w:rPr>
     </w:lvl>
     <w:lvl w:ilvl="7">
@@ -5409,7 +5391,7 @@
         <w:ind w:start="270pt" w:hanging="18pt"/>
       </w:pPr>
       <w:rPr>
-        <w:rFonts w:hint="default" w:ascii="Wingdings" w:hAnsi="Wingdings"/>
+        <w:rFonts w:ascii="Wingdings" w:hAnsi="Wingdings" w:hint="default"/>
       </w:rPr>
     </w:lvl>
     <w:lvl w:ilvl="8">
@@ -5424,7 +5406,7 @@
         <w:ind w:start="306pt" w:hanging="18pt"/>
       </w:pPr>
       <w:rPr>
-        <w:rFonts w:hint="default" w:ascii="Wingdings" w:hAnsi="Wingdings"/>
+        <w:rFonts w:ascii="Wingdings" w:hAnsi="Wingdings" w:hint="default"/>
       </w:rPr>
     </w:lvl>
   </w:abstractNum>
@@ -5512,7 +5494,7 @@
         <w:ind w:start="74.60pt" w:hanging="18pt"/>
       </w:pPr>
       <w:rPr>
-        <w:rFonts w:hint="default" w:ascii="Symbol" w:hAnsi="Symbol"/>
+        <w:rFonts w:ascii="Symbol" w:hAnsi="Symbol" w:hint="default"/>
       </w:rPr>
     </w:lvl>
   </w:abstractNum>
@@ -5532,7 +5514,7 @@
         <w:ind w:start="60.45pt" w:hanging="18pt"/>
       </w:pPr>
       <w:rPr>
-        <w:rFonts w:hint="default" w:ascii="Symbol" w:hAnsi="Symbol"/>
+        <w:rFonts w:ascii="Symbol" w:hAnsi="Symbol" w:hint="default"/>
       </w:rPr>
     </w:lvl>
   </w:abstractNum>
@@ -5552,7 +5534,7 @@
         <w:ind w:start="46.30pt" w:hanging="18pt"/>
       </w:pPr>
       <w:rPr>
-        <w:rFonts w:hint="default" w:ascii="Symbol" w:hAnsi="Symbol"/>
+        <w:rFonts w:ascii="Symbol" w:hAnsi="Symbol" w:hint="default"/>
       </w:rPr>
     </w:lvl>
   </w:abstractNum>
@@ -5572,7 +5554,7 @@
         <w:ind w:start="32.15pt" w:hanging="18pt"/>
       </w:pPr>
       <w:rPr>
-        <w:rFonts w:hint="default" w:ascii="Symbol" w:hAnsi="Symbol"/>
+        <w:rFonts w:ascii="Symbol" w:hAnsi="Symbol" w:hint="default"/>
       </w:rPr>
     </w:lvl>
   </w:abstractNum>
@@ -5609,7 +5591,7 @@
         <w:ind w:start="18pt" w:hanging="18pt"/>
       </w:pPr>
       <w:rPr>
-        <w:rFonts w:hint="default" w:ascii="Symbol" w:hAnsi="Symbol"/>
+        <w:rFonts w:ascii="Symbol" w:hAnsi="Symbol" w:hint="default"/>
       </w:rPr>
     </w:lvl>
   </w:abstractNum>
@@ -5715,7 +5697,7 @@
         <w:ind w:start="36pt" w:hanging="18pt"/>
       </w:pPr>
       <w:rPr>
-        <w:rFonts w:hint="default" w:cs="Times New Roman"/>
+        <w:rFonts w:cs="Times New Roman" w:hint="default"/>
         <w:i w:val="0"/>
         <w:iCs w:val="0"/>
       </w:rPr>
@@ -5858,7 +5840,7 @@
         <w:ind w:firstLine="14.40pt"/>
       </w:pPr>
       <w:rPr>
-        <w:rFonts w:hint="default" w:ascii="Times New Roman" w:hAnsi="Times New Roman" w:cs="Times New Roman"/>
+        <w:rFonts w:ascii="Times New Roman" w:hAnsi="Times New Roman" w:cs="Times New Roman" w:hint="default"/>
         <w:b w:val="0"/>
         <w:bCs w:val="0"/>
         <w:i w:val="0"/>
@@ -6019,7 +6001,7 @@
         <w:ind w:start="32.40pt" w:hanging="18pt"/>
       </w:pPr>
       <w:rPr>
-        <w:rFonts w:hint="default" w:ascii="Symbol" w:hAnsi="Symbol"/>
+        <w:rFonts w:ascii="Symbol" w:hAnsi="Symbol" w:hint="default"/>
       </w:rPr>
     </w:lvl>
     <w:lvl w:ilvl="1" w:tplc="04090003">
@@ -6034,7 +6016,7 @@
         <w:ind w:start="72pt" w:hanging="18pt"/>
       </w:pPr>
       <w:rPr>
-        <w:rFonts w:hint="default" w:ascii="Courier New" w:hAnsi="Courier New"/>
+        <w:rFonts w:ascii="Courier New" w:hAnsi="Courier New" w:hint="default"/>
       </w:rPr>
     </w:lvl>
     <w:lvl w:ilvl="2" w:tplc="04090005">
@@ -6049,7 +6031,7 @@
         <w:ind w:start="108pt" w:hanging="18pt"/>
       </w:pPr>
       <w:rPr>
-        <w:rFonts w:hint="default" w:ascii="Wingdings" w:hAnsi="Wingdings"/>
+        <w:rFonts w:ascii="Wingdings" w:hAnsi="Wingdings" w:hint="default"/>
       </w:rPr>
     </w:lvl>
     <w:lvl w:ilvl="3" w:tplc="04090001">
@@ -6064,7 +6046,7 @@
         <w:ind w:start="144pt" w:hanging="18pt"/>
       </w:pPr>
       <w:rPr>
-        <w:rFonts w:hint="default" w:ascii="Symbol" w:hAnsi="Symbol"/>
+        <w:rFonts w:ascii="Symbol" w:hAnsi="Symbol" w:hint="default"/>
       </w:rPr>
     </w:lvl>
     <w:lvl w:ilvl="4" w:tplc="04090003">
@@ -6079,7 +6061,7 @@
         <w:ind w:start="180pt" w:hanging="18pt"/>
       </w:pPr>
       <w:rPr>
-        <w:rFonts w:hint="default" w:ascii="Courier New" w:hAnsi="Courier New"/>
+        <w:rFonts w:ascii="Courier New" w:hAnsi="Courier New" w:hint="default"/>
       </w:rPr>
     </w:lvl>
     <w:lvl w:ilvl="5" w:tplc="04090005">
@@ -6094,7 +6076,7 @@
         <w:ind w:start="216pt" w:hanging="18pt"/>
       </w:pPr>
       <w:rPr>
-        <w:rFonts w:hint="default" w:ascii="Wingdings" w:hAnsi="Wingdings"/>
+        <w:rFonts w:ascii="Wingdings" w:hAnsi="Wingdings" w:hint="default"/>
       </w:rPr>
     </w:lvl>
     <w:lvl w:ilvl="6" w:tplc="04090001">
@@ -6109,7 +6091,7 @@
         <w:ind w:start="252pt" w:hanging="18pt"/>
       </w:pPr>
       <w:rPr>
-        <w:rFonts w:hint="default" w:ascii="Symbol" w:hAnsi="Symbol"/>
+        <w:rFonts w:ascii="Symbol" w:hAnsi="Symbol" w:hint="default"/>
       </w:rPr>
     </w:lvl>
     <w:lvl w:ilvl="7" w:tplc="04090003">
@@ -6124,7 +6106,7 @@
         <w:ind w:start="288pt" w:hanging="18pt"/>
       </w:pPr>
       <w:rPr>
-        <w:rFonts w:hint="default" w:ascii="Courier New" w:hAnsi="Courier New"/>
+        <w:rFonts w:ascii="Courier New" w:hAnsi="Courier New" w:hint="default"/>
       </w:rPr>
     </w:lvl>
     <w:lvl w:ilvl="8" w:tplc="04090005">
@@ -6139,7 +6121,7 @@
         <w:ind w:start="324pt" w:hanging="18pt"/>
       </w:pPr>
       <w:rPr>
-        <w:rFonts w:hint="default" w:ascii="Wingdings" w:hAnsi="Wingdings"/>
+        <w:rFonts w:ascii="Wingdings" w:hAnsi="Wingdings" w:hint="default"/>
       </w:rPr>
     </w:lvl>
   </w:abstractNum>
@@ -6159,7 +6141,7 @@
         <w:ind w:start="36pt" w:hanging="18pt"/>
       </w:pPr>
       <w:rPr>
-        <w:rFonts w:hint="default" w:cs="Times New Roman"/>
+        <w:rFonts w:cs="Times New Roman" w:hint="default"/>
       </w:rPr>
     </w:lvl>
   </w:abstractNum>
@@ -6170,7 +6152,7 @@
     <w:lvl w:ilvl="0">
       <w:start w:val="1"/>
       <w:numFmt w:val="upperRoman"/>
-      <w:pStyle w:val="Heading1"/>
+      <w:pStyle w:val="Judul1"/>
       <w:lvlText w:val="%1."/>
       <w:lvlJc w:val="center"/>
       <w:pPr>
@@ -6180,7 +6162,7 @@
         <w:ind w:firstLine="10.80pt"/>
       </w:pPr>
       <w:rPr>
-        <w:rFonts w:hint="default" w:ascii="Times New Roman" w:hAnsi="Times New Roman" w:cs="Times New Roman"/>
+        <w:rFonts w:ascii="Times New Roman" w:hAnsi="Times New Roman" w:cs="Times New Roman" w:hint="default"/>
         <w:caps w:val="0"/>
         <w:strike w:val="0"/>
         <w:dstrike w:val="0"/>
@@ -6202,7 +6184,7 @@
     <w:lvl w:ilvl="1">
       <w:start w:val="1"/>
       <w:numFmt w:val="upperLetter"/>
-      <w:pStyle w:val="Heading2"/>
+      <w:pStyle w:val="Judul2"/>
       <w:lvlText w:val="%2."/>
       <w:lvlJc w:val="start"/>
       <w:pPr>
@@ -6212,7 +6194,7 @@
         <w:ind w:start="14.40pt" w:hanging="14.40pt"/>
       </w:pPr>
       <w:rPr>
-        <w:rFonts w:hint="default" w:ascii="Times New Roman" w:hAnsi="Times New Roman" w:cs="Times New Roman"/>
+        <w:rFonts w:ascii="Times New Roman" w:hAnsi="Times New Roman" w:cs="Times New Roman" w:hint="default"/>
         <w:b w:val="0"/>
         <w:bCs w:val="0"/>
         <w:i/>
@@ -6238,7 +6220,7 @@
     <w:lvl w:ilvl="2">
       <w:start w:val="1"/>
       <w:numFmt w:val="decimal"/>
-      <w:pStyle w:val="Heading3"/>
+      <w:pStyle w:val="Judul3"/>
       <w:lvlText w:val="%3)"/>
       <w:lvlJc w:val="start"/>
       <w:pPr>
@@ -6248,7 +6230,7 @@
         <w:ind w:firstLine="9pt"/>
       </w:pPr>
       <w:rPr>
-        <w:rFonts w:hint="default" w:ascii="Times New Roman" w:hAnsi="Times New Roman" w:cs="Times New Roman"/>
+        <w:rFonts w:ascii="Times New Roman" w:hAnsi="Times New Roman" w:cs="Times New Roman" w:hint="default"/>
         <w:b w:val="0"/>
         <w:bCs w:val="0"/>
         <w:i/>
@@ -6274,7 +6256,7 @@
     <w:lvl w:ilvl="3">
       <w:start w:val="1"/>
       <w:numFmt w:val="lowerLetter"/>
-      <w:pStyle w:val="Heading4"/>
+      <w:pStyle w:val="Judul4"/>
       <w:lvlText w:val="%4)"/>
       <w:lvlJc w:val="start"/>
       <w:pPr>
@@ -6284,7 +6266,7 @@
         <w:ind w:firstLine="18pt"/>
       </w:pPr>
       <w:rPr>
-        <w:rFonts w:hint="default" w:ascii="Times New Roman" w:hAnsi="Times New Roman" w:cs="Times New Roman"/>
+        <w:rFonts w:ascii="Times New Roman" w:hAnsi="Times New Roman" w:cs="Times New Roman" w:hint="default"/>
         <w:b w:val="0"/>
         <w:bCs w:val="0"/>
         <w:i/>
@@ -6306,7 +6288,7 @@
         <w:ind w:start="144pt"/>
       </w:pPr>
       <w:rPr>
-        <w:rFonts w:hint="default" w:cs="Times New Roman"/>
+        <w:rFonts w:cs="Times New Roman" w:hint="default"/>
       </w:rPr>
     </w:lvl>
     <w:lvl w:ilvl="5">
@@ -6321,7 +6303,7 @@
         <w:ind w:start="180pt"/>
       </w:pPr>
       <w:rPr>
-        <w:rFonts w:hint="default" w:cs="Times New Roman"/>
+        <w:rFonts w:cs="Times New Roman" w:hint="default"/>
       </w:rPr>
     </w:lvl>
     <w:lvl w:ilvl="6">
@@ -6336,7 +6318,7 @@
         <w:ind w:start="216pt"/>
       </w:pPr>
       <w:rPr>
-        <w:rFonts w:hint="default" w:cs="Times New Roman"/>
+        <w:rFonts w:cs="Times New Roman" w:hint="default"/>
       </w:rPr>
     </w:lvl>
     <w:lvl w:ilvl="7">
@@ -6351,7 +6333,7 @@
         <w:ind w:start="252pt"/>
       </w:pPr>
       <w:rPr>
-        <w:rFonts w:hint="default" w:cs="Times New Roman"/>
+        <w:rFonts w:cs="Times New Roman" w:hint="default"/>
       </w:rPr>
     </w:lvl>
     <w:lvl w:ilvl="8">
@@ -6366,7 +6348,7 @@
         <w:ind w:start="288pt"/>
       </w:pPr>
       <w:rPr>
-        <w:rFonts w:hint="default" w:cs="Times New Roman"/>
+        <w:rFonts w:cs="Times New Roman" w:hint="default"/>
       </w:rPr>
     </w:lvl>
   </w:abstractNum>
@@ -6384,7 +6366,7 @@
         <w:ind w:start="20.90pt" w:hanging="18pt"/>
       </w:pPr>
       <w:rPr>
-        <w:rFonts w:hint="default" w:ascii="Times New Roman" w:hAnsi="Times New Roman"/>
+        <w:rFonts w:ascii="Times New Roman" w:hAnsi="Times New Roman" w:hint="default"/>
         <w:b w:val="0"/>
         <w:i w:val="0"/>
         <w:caps w:val="0"/>
@@ -6498,7 +6480,7 @@
         <w:ind w:start="18pt" w:hanging="18pt"/>
       </w:pPr>
       <w:rPr>
-        <w:rFonts w:hint="default" w:ascii="Times New Roman" w:hAnsi="Times New Roman" w:cs="Times New Roman"/>
+        <w:rFonts w:ascii="Times New Roman" w:hAnsi="Times New Roman" w:cs="Times New Roman" w:hint="default"/>
         <w:b w:val="0"/>
         <w:bCs w:val="0"/>
         <w:i w:val="0"/>
@@ -6522,7 +6504,7 @@
         <w:ind w:start="18pt" w:hanging="18pt"/>
       </w:pPr>
       <w:rPr>
-        <w:rFonts w:hint="default" w:ascii="Times New Roman" w:hAnsi="Times New Roman" w:cs="Times New Roman"/>
+        <w:rFonts w:ascii="Times New Roman" w:hAnsi="Times New Roman" w:cs="Times New Roman" w:hint="default"/>
         <w:b w:val="0"/>
         <w:bCs w:val="0"/>
         <w:i w:val="0"/>
@@ -6669,7 +6651,7 @@
         </w:tabs>
       </w:pPr>
       <w:rPr>
-        <w:rFonts w:hint="default" w:ascii="Times New Roman" w:hAnsi="Times New Roman" w:cs="Times New Roman"/>
+        <w:rFonts w:ascii="Times New Roman" w:hAnsi="Times New Roman" w:cs="Times New Roman" w:hint="default"/>
         <w:b w:val="0"/>
         <w:bCs w:val="0"/>
         <w:i w:val="0"/>
@@ -6755,11 +6737,11 @@
 </file>
 
 <file path=word/styles.xml><?xml version="1.0" encoding="utf-8"?>
-<w:styles xmlns:wp14="http://schemas.microsoft.com/office/word/2010/wordprocessingDrawing" xmlns:mc="http://schemas.openxmlformats.org/markup-compatibility/2006" xmlns:r="http://purl.oclc.org/ooxml/officeDocument/relationships" xmlns:w="http://purl.oclc.org/ooxml/wordprocessingml/main" xmlns:w14="http://schemas.microsoft.com/office/word/2010/wordml" xmlns:w15="http://schemas.microsoft.com/office/word/2012/wordml" xmlns:w16cex="http://schemas.microsoft.com/office/word/2018/wordml/cex" xmlns:w16cid="http://schemas.microsoft.com/office/word/2016/wordml/cid" xmlns:w16="http://schemas.microsoft.com/office/word/2018/wordml" xmlns:w16du="http://schemas.microsoft.com/office/word/2023/wordml/word16du" xmlns:w16sdtdh="http://schemas.microsoft.com/office/word/2020/wordml/sdtdatahash" xmlns:w16sdtfl="http://schemas.microsoft.com/office/word/2024/wordml/sdtformatlock" xmlns:w16se="http://schemas.microsoft.com/office/word/2015/wordml/symex" mc:Ignorable="w14 w15 w16se w16cid w16 w16cex w16sdtdh w16sdtfl w16du wp14">
+<w:styles xmlns:mc="http://schemas.openxmlformats.org/markup-compatibility/2006" xmlns:r="http://purl.oclc.org/ooxml/officeDocument/relationships" xmlns:w="http://purl.oclc.org/ooxml/wordprocessingml/main" xmlns:w14="http://schemas.microsoft.com/office/word/2010/wordml" xmlns:w15="http://schemas.microsoft.com/office/word/2012/wordml" xmlns:w16cex="http://schemas.microsoft.com/office/word/2018/wordml/cex" xmlns:w16cid="http://schemas.microsoft.com/office/word/2016/wordml/cid" xmlns:w16="http://schemas.microsoft.com/office/word/2018/wordml" xmlns:w16du="http://schemas.microsoft.com/office/word/2023/wordml/word16du" xmlns:w16sdtdh="http://schemas.microsoft.com/office/word/2020/wordml/sdtdatahash" xmlns:w16sdtfl="http://schemas.microsoft.com/office/word/2024/wordml/sdtformatlock" xmlns:w16se="http://schemas.microsoft.com/office/word/2015/wordml/symex" mc:Ignorable="w14 w15 w16se w16cid w16 w16cex w16sdtdh w16sdtfl w16du">
   <w:docDefaults>
     <w:rPrDefault>
       <w:rPr>
-        <w:rFonts w:ascii="Times New Roman" w:hAnsi="Times New Roman" w:eastAsia="SimSun" w:cs="Times New Roman"/>
+        <w:rFonts w:ascii="Times New Roman" w:eastAsia="SimSun" w:hAnsi="Times New Roman" w:cs="Times New Roman"/>
         <w:lang w:val="en-US" w:eastAsia="en-US" w:bidi="ar-SA"/>
       </w:rPr>
     </w:rPrDefault>
@@ -6825,7 +6807,7 @@
     <w:lsdException w:name="Table Web 2" w:semiHidden="1" w:unhideWhenUsed="1"/>
     <w:lsdException w:name="Table Web 3" w:semiHidden="1" w:unhideWhenUsed="1"/>
     <w:lsdException w:name="Table Theme" w:semiHidden="1" w:unhideWhenUsed="1"/>
-    <w:lsdException w:name="Placeholder Text" w:uiPriority="99" w:semiHidden="1"/>
+    <w:lsdException w:name="Placeholder Text" w:semiHidden="1" w:uiPriority="99"/>
     <w:lsdException w:name="No Spacing" w:uiPriority="1" w:qFormat="1"/>
     <w:lsdException w:name="Light Shading" w:uiPriority="60"/>
     <w:lsdException w:name="Light List" w:uiPriority="61"/>
@@ -6847,7 +6829,7 @@
     <w:lsdException w:name="Medium Shading 1 Accent 1" w:uiPriority="63"/>
     <w:lsdException w:name="Medium Shading 2 Accent 1" w:uiPriority="64"/>
     <w:lsdException w:name="Medium List 1 Accent 1" w:uiPriority="65"/>
-    <w:lsdException w:name="Revision" w:uiPriority="99" w:semiHidden="1"/>
+    <w:lsdException w:name="Revision" w:semiHidden="1" w:uiPriority="99"/>
     <w:lsdException w:name="List Paragraph" w:uiPriority="34" w:qFormat="1"/>
     <w:lsdException w:name="Quote" w:uiPriority="29" w:qFormat="1"/>
     <w:lsdException w:name="Intense Quote" w:uiPriority="30" w:qFormat="1"/>
@@ -6934,8 +6916,8 @@
     <w:lsdException w:name="Subtle Reference" w:uiPriority="31" w:qFormat="1"/>
     <w:lsdException w:name="Intense Reference" w:uiPriority="32" w:qFormat="1"/>
     <w:lsdException w:name="Book Title" w:uiPriority="33" w:qFormat="1"/>
-    <w:lsdException w:name="Bibliography" w:uiPriority="37" w:semiHidden="1" w:unhideWhenUsed="1"/>
-    <w:lsdException w:name="TOC Heading" w:uiPriority="39" w:semiHidden="1" w:unhideWhenUsed="1" w:qFormat="1"/>
+    <w:lsdException w:name="Bibliography" w:semiHidden="1" w:uiPriority="37" w:unhideWhenUsed="1"/>
+    <w:lsdException w:name="TOC Heading" w:semiHidden="1" w:uiPriority="39" w:unhideWhenUsed="1" w:qFormat="1"/>
     <w:lsdException w:name="Plain Table 1" w:uiPriority="41"/>
     <w:lsdException w:name="Plain Table 2" w:uiPriority="42"/>
     <w:lsdException w:name="Plain Table 3" w:uiPriority="43"/>
@@ -7040,20 +7022,20 @@
     <w:lsdException w:name="List Table 5 Dark Accent 6" w:uiPriority="50"/>
     <w:lsdException w:name="List Table 6 Colorful Accent 6" w:uiPriority="51"/>
     <w:lsdException w:name="List Table 7 Colorful Accent 6" w:uiPriority="52"/>
-    <w:lsdException w:name="Mention" w:uiPriority="99" w:semiHidden="1" w:unhideWhenUsed="1"/>
-    <w:lsdException w:name="Smart Hyperlink" w:uiPriority="99" w:semiHidden="1" w:unhideWhenUsed="1"/>
-    <w:lsdException w:name="Hashtag" w:uiPriority="99" w:semiHidden="1" w:unhideWhenUsed="1"/>
-    <w:lsdException w:name="Unresolved Mention" w:uiPriority="99" w:semiHidden="1" w:unhideWhenUsed="1"/>
-    <w:lsdException w:name="Smart Link" w:uiPriority="99" w:semiHidden="1" w:unhideWhenUsed="1"/>
+    <w:lsdException w:name="Mention" w:semiHidden="1" w:uiPriority="99" w:unhideWhenUsed="1"/>
+    <w:lsdException w:name="Smart Hyperlink" w:semiHidden="1" w:uiPriority="99" w:unhideWhenUsed="1"/>
+    <w:lsdException w:name="Hashtag" w:semiHidden="1" w:uiPriority="99" w:unhideWhenUsed="1"/>
+    <w:lsdException w:name="Unresolved Mention" w:semiHidden="1" w:uiPriority="99" w:unhideWhenUsed="1"/>
+    <w:lsdException w:name="Smart Link" w:semiHidden="1" w:uiPriority="99" w:unhideWhenUsed="1"/>
   </w:latentStyles>
-  <w:style w:type="paragraph" w:styleId="Normal" w:default="1">
+  <w:style w:type="paragraph" w:default="1" w:styleId="Normal">
     <w:name w:val="Normal"/>
     <w:qFormat/>
     <w:pPr>
       <w:jc w:val="center"/>
     </w:pPr>
   </w:style>
-  <w:style w:type="paragraph" w:styleId="Heading1">
+  <w:style w:type="paragraph" w:styleId="Judul1">
     <w:name w:val="heading 1"/>
     <w:basedOn w:val="Normal"/>
     <w:next w:val="Normal"/>
@@ -7077,7 +7059,7 @@
       <w:noProof/>
     </w:rPr>
   </w:style>
-  <w:style w:type="paragraph" w:styleId="Heading2">
+  <w:style w:type="paragraph" w:styleId="Judul2">
     <w:name w:val="heading 2"/>
     <w:basedOn w:val="Normal"/>
     <w:next w:val="Normal"/>
@@ -7104,7 +7086,7 @@
       <w:noProof/>
     </w:rPr>
   </w:style>
-  <w:style w:type="paragraph" w:styleId="Heading3">
+  <w:style w:type="paragraph" w:styleId="Judul3">
     <w:name w:val="heading 3"/>
     <w:basedOn w:val="Normal"/>
     <w:next w:val="Normal"/>
@@ -7126,7 +7108,7 @@
       <w:noProof/>
     </w:rPr>
   </w:style>
-  <w:style w:type="paragraph" w:styleId="Heading4">
+  <w:style w:type="paragraph" w:styleId="Judul4">
     <w:name w:val="heading 4"/>
     <w:basedOn w:val="Normal"/>
     <w:next w:val="Normal"/>
@@ -7152,7 +7134,7 @@
       <w:noProof/>
     </w:rPr>
   </w:style>
-  <w:style w:type="paragraph" w:styleId="Heading5">
+  <w:style w:type="paragraph" w:styleId="Judul5">
     <w:name w:val="heading 5"/>
     <w:basedOn w:val="Normal"/>
     <w:next w:val="Normal"/>
@@ -7169,13 +7151,13 @@
       <w:noProof/>
     </w:rPr>
   </w:style>
-  <w:style w:type="character" w:styleId="DefaultParagraphFont" w:default="1">
+  <w:style w:type="character" w:default="1" w:styleId="FontParagrafDefault">
     <w:name w:val="Default Paragraph Font"/>
     <w:uiPriority w:val="1"/>
     <w:semiHidden/>
     <w:unhideWhenUsed/>
   </w:style>
-  <w:style w:type="table" w:styleId="TableNormal" w:default="1">
+  <w:style w:type="table" w:default="1" w:styleId="TabelNormal">
     <w:name w:val="Normal Table"/>
     <w:uiPriority w:val="99"/>
     <w:semiHidden/>
@@ -7190,13 +7172,13 @@
       </w:tblCellMar>
     </w:tblPr>
   </w:style>
-  <w:style w:type="numbering" w:styleId="NoList" w:default="1">
+  <w:style w:type="numbering" w:default="1" w:styleId="TidakAdaDaftar">
     <w:name w:val="No List"/>
     <w:uiPriority w:val="99"/>
     <w:semiHidden/>
     <w:unhideWhenUsed/>
   </w:style>
-  <w:style w:type="paragraph" w:styleId="Abstract" w:customStyle="1">
+  <w:style w:type="paragraph" w:customStyle="1" w:styleId="Abstract">
     <w:name w:val="Abstract"/>
     <w:rsid w:val="00972203"/>
     <w:pPr>
@@ -7211,13 +7193,13 @@
       <w:szCs w:val="18"/>
     </w:rPr>
   </w:style>
-  <w:style w:type="paragraph" w:styleId="Affiliation" w:customStyle="1">
+  <w:style w:type="paragraph" w:customStyle="1" w:styleId="Affiliation">
     <w:name w:val="Affiliation"/>
     <w:pPr>
       <w:jc w:val="center"/>
     </w:pPr>
   </w:style>
-  <w:style w:type="paragraph" w:styleId="Author" w:customStyle="1">
+  <w:style w:type="paragraph" w:customStyle="1" w:styleId="Author">
     <w:name w:val="Author"/>
     <w:pPr>
       <w:spacing w:before="18pt" w:after="2pt"/>
@@ -7229,10 +7211,10 @@
       <w:szCs w:val="22"/>
     </w:rPr>
   </w:style>
-  <w:style w:type="paragraph" w:styleId="BodyText">
+  <w:style w:type="paragraph" w:styleId="TeksIsi">
     <w:name w:val="Body Text"/>
     <w:basedOn w:val="Normal"/>
-    <w:link w:val="BodyTextChar"/>
+    <w:link w:val="TeksIsiKAR"/>
     <w:rsid w:val="00E7596C"/>
     <w:pPr>
       <w:tabs>
@@ -7247,18 +7229,18 @@
       <w:lang w:val="x-none" w:eastAsia="x-none"/>
     </w:rPr>
   </w:style>
-  <w:style w:type="character" w:styleId="BodyTextChar" w:customStyle="1">
-    <w:name w:val="Body Text Char"/>
-    <w:link w:val="BodyText"/>
+  <w:style w:type="character" w:customStyle="1" w:styleId="TeksIsiKAR">
+    <w:name w:val="Teks Isi KAR"/>
+    <w:link w:val="TeksIsi"/>
     <w:rsid w:val="00E7596C"/>
     <w:rPr>
       <w:spacing w:val="-1"/>
       <w:lang w:val="x-none" w:eastAsia="x-none"/>
     </w:rPr>
   </w:style>
-  <w:style w:type="paragraph" w:styleId="bulletlist" w:customStyle="1">
+  <w:style w:type="paragraph" w:customStyle="1" w:styleId="bulletlist">
     <w:name w:val="bullet list"/>
-    <w:basedOn w:val="BodyText"/>
+    <w:basedOn w:val="TeksIsi"/>
     <w:rsid w:val="001B67DC"/>
     <w:pPr>
       <w:numPr>
@@ -7271,7 +7253,7 @@
       <w:ind w:start="28.80pt" w:hanging="14.40pt"/>
     </w:pPr>
   </w:style>
-  <w:style w:type="paragraph" w:styleId="equation" w:customStyle="1">
+  <w:style w:type="paragraph" w:customStyle="1" w:styleId="equation">
     <w:name w:val="equation"/>
     <w:basedOn w:val="Normal"/>
     <w:rsid w:val="008A2C7D"/>
@@ -7286,7 +7268,7 @@
       <w:rFonts w:ascii="Symbol" w:hAnsi="Symbol" w:cs="Symbol"/>
     </w:rPr>
   </w:style>
-  <w:style w:type="paragraph" w:styleId="figurecaption" w:customStyle="1">
+  <w:style w:type="paragraph" w:customStyle="1" w:styleId="figurecaption">
     <w:name w:val="figure caption"/>
     <w:rsid w:val="005B0344"/>
     <w:pPr>
@@ -7306,10 +7288,10 @@
       <w:szCs w:val="16"/>
     </w:rPr>
   </w:style>
-  <w:style w:type="paragraph" w:styleId="footnote" w:customStyle="1">
+  <w:style w:type="paragraph" w:customStyle="1" w:styleId="footnote">
     <w:name w:val="footnote"/>
     <w:pPr>
-      <w:framePr w:vSpace="9.35pt" w:hSpace="9.35pt" w:wrap="notBeside" w:hAnchor="page" w:vAnchor="text" w:x="306.05pt" w:y="28.85pt"/>
+      <w:framePr w:hSpace="9.35pt" w:vSpace="9.35pt" w:wrap="notBeside" w:vAnchor="text" w:hAnchor="page" w:x="306.05pt" w:y="28.85pt"/>
       <w:numPr>
         <w:numId w:val="3"/>
       </w:numPr>
@@ -7325,7 +7307,7 @@
       <w:szCs w:val="16"/>
     </w:rPr>
   </w:style>
-  <w:style w:type="paragraph" w:styleId="papersubtitle" w:customStyle="1">
+  <w:style w:type="paragraph" w:customStyle="1" w:styleId="papersubtitle">
     <w:name w:val="paper subtitle"/>
     <w:pPr>
       <w:spacing w:after="6pt"/>
@@ -7338,7 +7320,7 @@
       <w:szCs w:val="28"/>
     </w:rPr>
   </w:style>
-  <w:style w:type="paragraph" w:styleId="papertitle" w:customStyle="1">
+  <w:style w:type="paragraph" w:customStyle="1" w:styleId="papertitle">
     <w:name w:val="paper title"/>
     <w:pPr>
       <w:spacing w:after="6pt"/>
@@ -7351,7 +7333,7 @@
       <w:szCs w:val="48"/>
     </w:rPr>
   </w:style>
-  <w:style w:type="paragraph" w:styleId="references" w:customStyle="1">
+  <w:style w:type="paragraph" w:customStyle="1" w:styleId="references">
     <w:name w:val="references"/>
     <w:pPr>
       <w:numPr>
@@ -7367,12 +7349,12 @@
       <w:szCs w:val="16"/>
     </w:rPr>
   </w:style>
-  <w:style w:type="paragraph" w:styleId="sponsors" w:customStyle="1">
+  <w:style w:type="paragraph" w:customStyle="1" w:styleId="sponsors">
     <w:name w:val="sponsors"/>
     <w:pPr>
       <w:framePr w:wrap="auto" w:hAnchor="text" w:x="30.75pt" w:y="111.95pt"/>
       <w:pBdr>
-        <w:top w:val="single" w:color="auto" w:sz="4" w:space="2"/>
+        <w:top w:val="single" w:sz="4" w:space="2" w:color="auto"/>
       </w:pBdr>
       <w:ind w:firstLine="14.40pt"/>
     </w:pPr>
@@ -7381,7 +7363,7 @@
       <w:szCs w:val="16"/>
     </w:rPr>
   </w:style>
-  <w:style w:type="paragraph" w:styleId="tablecolhead" w:customStyle="1">
+  <w:style w:type="paragraph" w:customStyle="1" w:styleId="tablecolhead">
     <w:name w:val="table col head"/>
     <w:basedOn w:val="Normal"/>
     <w:rPr>
@@ -7391,7 +7373,7 @@
       <w:szCs w:val="16"/>
     </w:rPr>
   </w:style>
-  <w:style w:type="paragraph" w:styleId="tablecolsubhead" w:customStyle="1">
+  <w:style w:type="paragraph" w:customStyle="1" w:styleId="tablecolsubhead">
     <w:name w:val="table col subhead"/>
     <w:basedOn w:val="tablecolhead"/>
     <w:rPr>
@@ -7401,7 +7383,7 @@
       <w:szCs w:val="15"/>
     </w:rPr>
   </w:style>
-  <w:style w:type="paragraph" w:styleId="tablecopy" w:customStyle="1">
+  <w:style w:type="paragraph" w:customStyle="1" w:styleId="tablecopy">
     <w:name w:val="table copy"/>
     <w:pPr>
       <w:jc w:val="both"/>
@@ -7412,7 +7394,7 @@
       <w:szCs w:val="16"/>
     </w:rPr>
   </w:style>
-  <w:style w:type="paragraph" w:styleId="tablefootnote" w:customStyle="1">
+  <w:style w:type="paragraph" w:customStyle="1" w:styleId="tablefootnote">
     <w:name w:val="table footnote"/>
     <w:rsid w:val="005E2800"/>
     <w:pPr>
@@ -7428,7 +7410,7 @@
       <w:szCs w:val="12"/>
     </w:rPr>
   </w:style>
-  <w:style w:type="paragraph" w:styleId="tablehead" w:customStyle="1">
+  <w:style w:type="paragraph" w:customStyle="1" w:styleId="tablehead">
     <w:name w:val="table head"/>
     <w:pPr>
       <w:numPr>
@@ -7448,7 +7430,7 @@
       <w:szCs w:val="16"/>
     </w:rPr>
   </w:style>
-  <w:style w:type="paragraph" w:styleId="Keywords" w:customStyle="1">
+  <w:style w:type="paragraph" w:customStyle="1" w:styleId="Keywords">
     <w:name w:val="Keywords"/>
     <w:basedOn w:val="Abstract"/>
     <w:qFormat/>
@@ -7464,7 +7446,7 @@
   <w:style w:type="paragraph" w:styleId="Header">
     <w:name w:val="header"/>
     <w:basedOn w:val="Normal"/>
-    <w:link w:val="HeaderChar"/>
+    <w:link w:val="HeaderKAR"/>
     <w:rsid w:val="001A3B3D"/>
     <w:pPr>
       <w:tabs>
@@ -7473,16 +7455,16 @@
       </w:tabs>
     </w:pPr>
   </w:style>
-  <w:style w:type="character" w:styleId="HeaderChar" w:customStyle="1">
-    <w:name w:val="Header Char"/>
-    <w:basedOn w:val="DefaultParagraphFont"/>
+  <w:style w:type="character" w:customStyle="1" w:styleId="HeaderKAR">
+    <w:name w:val="Header KAR"/>
+    <w:basedOn w:val="FontParagrafDefault"/>
     <w:link w:val="Header"/>
     <w:rsid w:val="001A3B3D"/>
   </w:style>
   <w:style w:type="paragraph" w:styleId="Footer">
     <w:name w:val="footer"/>
     <w:basedOn w:val="Normal"/>
-    <w:link w:val="FooterChar"/>
+    <w:link w:val="FooterKAR"/>
     <w:rsid w:val="001A3B3D"/>
     <w:pPr>
       <w:tabs>
@@ -7491,24 +7473,24 @@
       </w:tabs>
     </w:pPr>
   </w:style>
-  <w:style w:type="character" w:styleId="FooterChar" w:customStyle="1">
-    <w:name w:val="Footer Char"/>
-    <w:basedOn w:val="DefaultParagraphFont"/>
+  <w:style w:type="character" w:customStyle="1" w:styleId="FooterKAR">
+    <w:name w:val="Footer KAR"/>
+    <w:basedOn w:val="FontParagrafDefault"/>
     <w:link w:val="Footer"/>
     <w:rsid w:val="001A3B3D"/>
   </w:style>
   <w:style w:type="character" w:styleId="Hyperlink">
     <w:name w:val="Hyperlink"/>
-    <w:basedOn w:val="DefaultParagraphFont"/>
+    <w:basedOn w:val="FontParagrafDefault"/>
     <w:rsid w:val="006D1E93"/>
     <w:rPr>
       <w:color w:val="0563C1" w:themeColor="hyperlink"/>
       <w:u w:val="single"/>
     </w:rPr>
   </w:style>
-  <w:style w:type="character" w:styleId="UnresolvedMention">
+  <w:style w:type="character" w:styleId="SebutanYangBelumTerselesaikan">
     <w:name w:val="Unresolved Mention"/>
-    <w:basedOn w:val="DefaultParagraphFont"/>
+    <w:basedOn w:val="FontParagrafDefault"/>
     <w:uiPriority w:val="99"/>
     <w:semiHidden/>
     <w:unhideWhenUsed/>
@@ -7518,9 +7500,9 @@
       <w:shd w:val="clear" w:color="auto" w:fill="E1DFDD"/>
     </w:rPr>
   </w:style>
-  <w:style w:type="character" w:styleId="PlaceholderText">
+  <w:style w:type="character" w:styleId="Tempatpenampungteks">
     <w:name w:val="Placeholder Text"/>
-    <w:basedOn w:val="DefaultParagraphFont"/>
+    <w:basedOn w:val="FontParagrafDefault"/>
     <w:uiPriority w:val="99"/>
     <w:semiHidden/>
     <w:rsid w:val="00452790"/>
@@ -7532,7 +7514,7 @@
 </file>
 
 <file path=word/theme/theme1.xml><?xml version="1.0" encoding="utf-8"?>
-<a:theme xmlns:a="http://purl.oclc.org/ooxml/drawingml/main" xmlns:thm15="http://schemas.microsoft.com/office/thememl/2012/main" name="Office Theme">
+<a:theme xmlns:a="http://purl.oclc.org/ooxml/drawingml/main" name="Office Theme">
   <a:themeElements>
     <a:clrScheme name="Office">
       <a:dk1>
